--- a/Szakdolgozat.docx
+++ b/Szakdolgozat.docx
@@ -164,10 +164,7 @@
     </w:p>
     <w:p>
       <w:r>
-        <w:t>A gráfizomorfizmus problémájának megértéséhez</w:t>
-      </w:r>
-      <w:r>
-        <w:t xml:space="preserve"> és annak eldöntésére alkalmas algoritmusok tárgyalásához, elengedhetetlen a gráfok alapvető tulajdonságainak megértése. </w:t>
+        <w:t xml:space="preserve">A gráfizomorfizmus problémájának megértéséhez és annak eldöntésére alkalmas algoritmusok tárgyalásához, elengedhetetlen a gráfok alapvető tulajdonságainak megértése. </w:t>
       </w:r>
       <w:r>
         <w:t>E</w:t>
@@ -353,13 +350,7 @@
         <w:t>megegyeznek</w:t>
       </w:r>
       <w:r>
-        <w:t xml:space="preserve">, akkor </w:t>
-      </w:r>
-      <w:r>
-        <w:t xml:space="preserve">őket </w:t>
-      </w:r>
-      <w:r>
-        <w:t xml:space="preserve">párhuzamos éleknek nevezzük. Azon gráfokat melyek nem tartalmaznak se hurokélet se </w:t>
+        <w:t xml:space="preserve">, akkor őket párhuzamos éleknek nevezzük. Azon gráfokat melyek nem tartalmaznak se hurokélet se </w:t>
       </w:r>
       <w:r>
         <w:t>párhuzamos</w:t>
@@ -371,10 +362,7 @@
         <w:t>ű</w:t>
       </w:r>
       <w:r>
-        <w:t xml:space="preserve"> gráfoknak hívjuk</w:t>
-      </w:r>
-      <w:r>
-        <w:t>.</w:t>
+        <w:t xml:space="preserve"> gráfoknak hívjuk.</w:t>
       </w:r>
       <w:r>
         <w:t xml:space="preserve"> [1] </w:t>
@@ -543,15 +531,7 @@
         <w:t>G</w:t>
       </w:r>
       <w:r>
-        <w:t>-</w:t>
-      </w:r>
-      <w:proofErr w:type="spellStart"/>
-      <w:r>
-        <w:t>beli</w:t>
-      </w:r>
-      <w:proofErr w:type="spellEnd"/>
-      <w:r>
-        <w:t xml:space="preserve"> élek számát</w:t>
+        <w:t>-beli élek számát</w:t>
       </w:r>
       <w:r>
         <w:t>. [2]</w:t>
@@ -582,15 +562,7 @@
     </w:p>
     <w:p>
       <w:r>
-        <w:t xml:space="preserve">Végül a gráfizomorfizmus bizonyításához még szükségünk van a gráf komplementerének fogalmára. Egy egyszerű gráf komplementere, az a gráf, amely csúcsai megegyeznek az eredeti gráf csúcsaival, viszont két csúcsot akkor és csak akkor kötünk össze, ha az eredeti gráfban nem voltak </w:t>
-      </w:r>
-      <w:proofErr w:type="spellStart"/>
-      <w:r>
-        <w:t>szomszédosak</w:t>
-      </w:r>
-      <w:proofErr w:type="spellEnd"/>
-      <w:r>
-        <w:t>. [4]</w:t>
+        <w:t>Végül a gráfizomorfizmus bizonyításához még szükségünk van a gráf komplementerének fogalmára. Egy egyszerű gráf komplementere, az a gráf, amely csúcsai megegyeznek az eredeti gráf csúcsaival, viszont két csúcsot akkor és csak akkor kötünk össze, ha az eredeti gráfban nem voltak szomszédosak. [4]</w:t>
       </w:r>
     </w:p>
     <w:p>
@@ -655,15 +627,7 @@
         <w:t>H</w:t>
       </w:r>
       <w:r>
-        <w:t xml:space="preserve"> gráfok </w:t>
-      </w:r>
-      <w:proofErr w:type="spellStart"/>
-      <w:r>
-        <w:t>izomorfak</w:t>
-      </w:r>
-      <w:proofErr w:type="spellEnd"/>
-      <w:r>
-        <w:t xml:space="preserve">, ha létezik olyan </w:t>
+        <w:t xml:space="preserve"> gráfok izomorfak, ha létezik olyan </w:t>
       </w:r>
       <w:r>
         <w:rPr>
@@ -744,15 +708,7 @@
         <w:t>v</w:t>
       </w:r>
       <w:r>
-        <w:t xml:space="preserve"> között futó G-</w:t>
-      </w:r>
-      <w:proofErr w:type="spellStart"/>
-      <w:r>
-        <w:t>beli</w:t>
-      </w:r>
-      <w:proofErr w:type="spellEnd"/>
-      <w:r>
-        <w:t xml:space="preserve"> élek száma egyenl</w:t>
+        <w:t xml:space="preserve"> között futó G-beli élek száma egyenl</w:t>
       </w:r>
       <w:r>
         <w:t>ő</w:t>
@@ -768,15 +724,7 @@
         <w:t xml:space="preserve">f(u) és f(v) </w:t>
       </w:r>
       <w:r>
-        <w:t>között futó H-</w:t>
-      </w:r>
-      <w:proofErr w:type="spellStart"/>
-      <w:r>
-        <w:t>beli</w:t>
-      </w:r>
-      <w:proofErr w:type="spellEnd"/>
-      <w:r>
-        <w:t xml:space="preserve"> élek számával. Ennek a jele: </w:t>
+        <w:t xml:space="preserve">között futó H-beli élek számával. Ennek a jele: </w:t>
       </w:r>
       <w:r>
         <w:rPr>
@@ -828,10 +776,7 @@
       </w:pPr>
       <w:bookmarkStart w:id="12" w:name="_Toc229599641"/>
       <w:r>
-        <w:t>Gráfizomorfi</w:t>
-      </w:r>
-      <w:r>
-        <w:t xml:space="preserve">zmus </w:t>
+        <w:t xml:space="preserve">Gráfizomorfizmus </w:t>
       </w:r>
       <w:bookmarkEnd w:id="12"/>
       <w:r>
@@ -877,7 +822,7 @@
         <w:pStyle w:val="Listaszerbekezds"/>
         <w:numPr>
           <w:ilvl w:val="0"/>
-          <w:numId w:val="74"/>
+          <w:numId w:val="16"/>
         </w:numPr>
       </w:pPr>
       <w:r>
@@ -889,7 +834,7 @@
         <w:pStyle w:val="Listaszerbekezds"/>
         <w:numPr>
           <w:ilvl w:val="0"/>
-          <w:numId w:val="74"/>
+          <w:numId w:val="16"/>
         </w:numPr>
       </w:pPr>
       <w:r>
@@ -901,7 +846,7 @@
         <w:pStyle w:val="Listaszerbekezds"/>
         <w:numPr>
           <w:ilvl w:val="0"/>
-          <w:numId w:val="74"/>
+          <w:numId w:val="16"/>
         </w:numPr>
       </w:pPr>
       <w:r>
@@ -913,7 +858,7 @@
         <w:pStyle w:val="Listaszerbekezds"/>
         <w:numPr>
           <w:ilvl w:val="0"/>
-          <w:numId w:val="74"/>
+          <w:numId w:val="16"/>
         </w:numPr>
       </w:pPr>
       <w:r>
@@ -925,7 +870,7 @@
         <w:pStyle w:val="Listaszerbekezds"/>
         <w:numPr>
           <w:ilvl w:val="0"/>
-          <w:numId w:val="74"/>
+          <w:numId w:val="16"/>
         </w:numPr>
       </w:pPr>
       <w:r>
@@ -937,7 +882,7 @@
         <w:pStyle w:val="Listaszerbekezds"/>
         <w:numPr>
           <w:ilvl w:val="0"/>
-          <w:numId w:val="74"/>
+          <w:numId w:val="16"/>
         </w:numPr>
       </w:pPr>
       <w:r>
@@ -949,7 +894,7 @@
         <w:pStyle w:val="Listaszerbekezds"/>
         <w:numPr>
           <w:ilvl w:val="0"/>
-          <w:numId w:val="74"/>
+          <w:numId w:val="16"/>
         </w:numPr>
       </w:pPr>
       <w:r>
@@ -993,13 +938,8 @@
         <w:t xml:space="preserve">Az előszűrési folyamatom következő lépése a komplementer gráf vizsgálata. </w:t>
       </w:r>
       <w:r>
-        <w:t xml:space="preserve">Ez a módszer kifejezetten a sűrű gráfok elemzésében </w:t>
-      </w:r>
-      <w:proofErr w:type="gramStart"/>
-      <w:r>
-        <w:t>nyújt segítséget</w:t>
-      </w:r>
-      <w:proofErr w:type="gramEnd"/>
+        <w:t>Ez a módszer kifejezetten a sűrű gráfok elemzésében nyújt segítséget</w:t>
+      </w:r>
       <w:r>
         <w:t>.</w:t>
       </w:r>
@@ -1092,13 +1032,8 @@
     </w:p>
     <w:p>
       <w:r>
-        <w:t xml:space="preserve"> A komplementer gráf egyik hasznos, és látványos </w:t>
-      </w:r>
-      <w:proofErr w:type="spellStart"/>
-      <w:r>
-        <w:t>izomorfia</w:t>
-      </w:r>
-      <w:proofErr w:type="spellEnd"/>
+        <w:t xml:space="preserve"> A komplementer gráf egyik hasznos, és látványos izomorfia</w:t>
+      </w:r>
       <w:r>
         <w:t>-</w:t>
       </w:r>
@@ -1106,30 +1041,7 @@
         <w:t>ellenőrző tulajdonsága</w:t>
       </w:r>
       <w:r>
-        <w:t xml:space="preserve"> </w:t>
-      </w:r>
-      <w:r>
-        <w:t>a komponensek számának eltérése.</w:t>
-      </w:r>
-      <w:r>
-        <w:t xml:space="preserve"> </w:t>
-      </w:r>
-      <w:r>
-        <w:t xml:space="preserve">Léteznek olyan gráfpárok, </w:t>
-      </w:r>
-      <w:r>
-        <w:t>amelyeknél,</w:t>
-      </w:r>
-      <w:r>
-        <w:t xml:space="preserve"> habár az első négy ellenőrzési lépés (csúcs- és élszám, fokszámsorozat, eredeti komponensek száma) alapján még fennállhatna az </w:t>
-      </w:r>
-      <w:proofErr w:type="spellStart"/>
-      <w:r>
-        <w:t>izomorfia</w:t>
-      </w:r>
-      <w:proofErr w:type="spellEnd"/>
-      <w:r>
-        <w:t xml:space="preserve"> lehetősége, a komplementer gráfok összefüggőségi viszonyai már egyértelm</w:t>
+        <w:t xml:space="preserve"> a komponensek számának eltérése. Léteznek olyan gráfpárok, amelyeknél, habár az első négy ellenőrzési lépés (csúcs- és élszám, fokszámsorozat, eredeti komponensek száma) alapján még fennállhatna az izomorfia lehetősége, a komplementer gráfok összefüggőségi viszonyai már egyértelm</w:t>
       </w:r>
       <w:r>
         <w:t xml:space="preserve">en </w:t>
@@ -1179,10 +1091,10 @@
           <w:noProof/>
         </w:rPr>
         <w:drawing>
-          <wp:inline distT="0" distB="0" distL="0" distR="0" wp14:anchorId="01796986" wp14:editId="3BF05D6A">
-            <wp:extent cx="5330873" cy="2253516"/>
-            <wp:effectExtent l="19050" t="19050" r="22225" b="13970"/>
-            <wp:docPr id="2005958279" name="Kép 1"/>
+          <wp:inline distT="0" distB="0" distL="0" distR="0" wp14:anchorId="44F907D1" wp14:editId="1843E116">
+            <wp:extent cx="3401291" cy="1855956"/>
+            <wp:effectExtent l="0" t="0" r="0" b="0"/>
+            <wp:docPr id="835390863" name="Kép 1"/>
             <wp:cNvGraphicFramePr>
               <a:graphicFrameLocks xmlns:a="http://schemas.openxmlformats.org/drawingml/2006/main" noChangeAspect="1"/>
             </wp:cNvGraphicFramePr>
@@ -1190,7 +1102,7 @@
               <a:graphicData uri="http://schemas.openxmlformats.org/drawingml/2006/picture">
                 <pic:pic xmlns:pic="http://schemas.openxmlformats.org/drawingml/2006/picture">
                   <pic:nvPicPr>
-                    <pic:cNvPr id="2005958279" name=""/>
+                    <pic:cNvPr id="835390863" name=""/>
                     <pic:cNvPicPr/>
                   </pic:nvPicPr>
                   <pic:blipFill>
@@ -1202,16 +1114,11 @@
                   <pic:spPr>
                     <a:xfrm>
                       <a:off x="0" y="0"/>
-                      <a:ext cx="5365468" cy="2268140"/>
+                      <a:ext cx="3427281" cy="1870138"/>
                     </a:xfrm>
                     <a:prstGeom prst="rect">
                       <a:avLst/>
                     </a:prstGeom>
-                    <a:ln>
-                      <a:solidFill>
-                        <a:schemeClr val="tx1"/>
-                      </a:solidFill>
-                    </a:ln>
                   </pic:spPr>
                 </pic:pic>
               </a:graphicData>
@@ -1354,34 +1261,7 @@
     </w:p>
     <w:p>
       <w:r>
-        <w:t xml:space="preserve">Az előszűrés hatodik lépésénél már kitekintünk a Bevezetés a számításelméletbe 2 tananyag keretei közül, és egy olyan ellenőrzési módszert vezetünk </w:t>
-      </w:r>
-      <w:r>
-        <w:t xml:space="preserve">be, </w:t>
-      </w:r>
-      <w:r>
-        <w:t>amely továbbra is intuitív marad, de mélyebb strukturális elemzést tesz lehetővé.</w:t>
-      </w:r>
-      <w:r>
-        <w:t xml:space="preserve"> A gráf átmérője alatt a legtávolabbi csúcsok távolságát értjük [4]. </w:t>
-      </w:r>
-      <w:r>
-        <w:t>Ezt a koncepciót fejlesztettem tovább az alkalmazásomban: abból a feltevésből indultam ki, hogy nem csupán a maximális távolságnak (az átmérőnek) kell egyeznie, hanem az egyes csúcsokhoz tartozó legnagyobb távolságok</w:t>
-      </w:r>
-      <w:r>
-        <w:t xml:space="preserve"> rendezett listájának is</w:t>
-      </w:r>
-      <w:r>
-        <w:t xml:space="preserve">. </w:t>
-      </w:r>
-      <w:r>
-        <w:t xml:space="preserve">Ez az állítás az izomorfizmus definíciója igazolja, hiszen a leképzés </w:t>
-      </w:r>
-      <w:r>
-        <w:t>minden távolságot megőriz</w:t>
-      </w:r>
-      <w:r>
-        <w:t>.</w:t>
+        <w:t>Az előszűrés hatodik lépésénél már kitekintünk a Bevezetés a számításelméletbe 2 tananyag keretei közül, és egy olyan ellenőrzési módszert vezetünk be, amely továbbra is intuitív marad, de mélyebb strukturális elemzést tesz lehetővé. A gráf átmérője alatt a legtávolabbi csúcsok távolságát értjük [4]. Ezt a koncepciót fejlesztettem tovább az alkalmazásomban: abból a feltevésből indultam ki, hogy nem csupán a maximális távolságnak (az átmérőnek) kell egyeznie, hanem az egyes csúcsokhoz tartozó legnagyobb távolságok rendezett listájának is. Ez az állítás az izomorfizmus definíciója igazolja, hiszen a leképzés minden távolságot megőriz.</w:t>
       </w:r>
     </w:p>
     <w:p>
@@ -1400,35 +1280,7 @@
         <w:rPr>
           <w:szCs w:val="20"/>
         </w:rPr>
-        <w:t xml:space="preserve">A programban implementált utolsó és egyben legösszetettebb előszűrési lépés a </w:t>
-      </w:r>
-      <w:proofErr w:type="spellStart"/>
-      <w:r>
-        <w:rPr>
-          <w:szCs w:val="20"/>
-        </w:rPr>
-        <w:t>Weisfeiler-Leman</w:t>
-      </w:r>
-      <w:proofErr w:type="spellEnd"/>
-      <w:r>
-        <w:rPr>
-          <w:szCs w:val="20"/>
-        </w:rPr>
-        <w:t xml:space="preserve"> algoritmus logikáján alapuló, speciális ujjlenyomat-vizsgálat. Bár a </w:t>
-      </w:r>
-      <w:proofErr w:type="spellStart"/>
-      <w:r>
-        <w:rPr>
-          <w:szCs w:val="20"/>
-        </w:rPr>
-        <w:t>Weisfeiler-Leman</w:t>
-      </w:r>
-      <w:proofErr w:type="spellEnd"/>
-      <w:r>
-        <w:rPr>
-          <w:szCs w:val="20"/>
-        </w:rPr>
-        <w:t xml:space="preserve"> algoritmus részletes matematikai hátterét a dolgozat egy későbbi fejezetében tárgyalom, az eljárás alapgondolatát már az előszűrés során felhasználom egy általam szomszédsági fokszámeloszlásnak nevezett ujjlenyomat formájában.</w:t>
+        <w:t>A programban implementált utolsó és egyben legösszetettebb előszűrési lépés a Weisfeiler-Leman algoritmus logikáján alapuló, speciális ujjlenyomat-vizsgálat. Bár a Weisfeiler-Leman algoritmus részletes matematikai hátterét a dolgozat egy későbbi fejezetében tárgyalom, az eljárás alapgondolatát már az előszűrés során felhasználom egy általam szomszédsági fokszámeloszlásnak nevezett ujjlenyomat formájában.</w:t>
       </w:r>
       <w:r>
         <w:rPr>
@@ -1506,21 +1358,7 @@
         <w:rPr>
           <w:szCs w:val="20"/>
         </w:rPr>
-        <w:t xml:space="preserve"> listákat elhelyezzük </w:t>
-      </w:r>
-      <w:proofErr w:type="spellStart"/>
-      <w:r>
-        <w:rPr>
-          <w:szCs w:val="20"/>
-        </w:rPr>
-        <w:t>lexikografikusan</w:t>
-      </w:r>
-      <w:proofErr w:type="spellEnd"/>
-      <w:r>
-        <w:rPr>
-          <w:szCs w:val="20"/>
-        </w:rPr>
-        <w:t xml:space="preserve"> rendezve </w:t>
+        <w:t xml:space="preserve"> listákat elhelyezzük lexikografikusan rendezve </w:t>
       </w:r>
       <w:r>
         <w:rPr>
@@ -1544,13 +1382,7 @@
         <w:rPr>
           <w:szCs w:val="20"/>
         </w:rPr>
-        <w:t xml:space="preserve">: </w:t>
-      </w:r>
-      <w:r>
-        <w:rPr>
-          <w:szCs w:val="20"/>
-        </w:rPr>
-        <w:t>[3, 1, 0, 2] előrébb van mint [3, 1, 1, 0]</w:t>
+        <w:t>: [3, 1, 0, 2] előrébb van mint [3, 1, 1, 0]</w:t>
       </w:r>
       <w:r>
         <w:rPr>
@@ -1669,17 +1501,12 @@
         <w:pStyle w:val="Cmsor1"/>
         <w:numPr>
           <w:ilvl w:val="0"/>
-          <w:numId w:val="77"/>
+          <w:numId w:val="17"/>
         </w:numPr>
       </w:pPr>
       <w:bookmarkStart w:id="13" w:name="_Toc229599642"/>
-      <w:proofErr w:type="spellStart"/>
-      <w:r>
-        <w:t>Weisfeiler-Leman</w:t>
-      </w:r>
-      <w:proofErr w:type="spellEnd"/>
-      <w:r>
-        <w:t xml:space="preserve"> algoritmus</w:t>
+      <w:r>
+        <w:t>Weisfeiler-Leman algoritmus</w:t>
       </w:r>
       <w:bookmarkEnd w:id="13"/>
     </w:p>
@@ -1687,13 +1514,8 @@
       <w:r>
         <w:t xml:space="preserve">A gráfizomorfizmus-probléma kutatásának egyik legmeghatározóbb mérföldköve a </w:t>
       </w:r>
-      <w:proofErr w:type="spellStart"/>
-      <w:r>
-        <w:t>Weisfeiler-Leman</w:t>
-      </w:r>
-      <w:proofErr w:type="spellEnd"/>
-      <w:r>
-        <w:t xml:space="preserve"> (WL) algoritmus</w:t>
+      <w:r>
+        <w:t>Weisfeiler-Leman (WL) algoritmus</w:t>
       </w:r>
       <w:r>
         <w:t>, más néven a színezés-finomítási eljárás. Bár az alkalmazásom fejlesztése során a teljes algoritmus implementálásától eltekintettem</w:t>
@@ -1708,15 +1530,7 @@
         <w:t xml:space="preserve"> </w:t>
       </w:r>
       <w:r>
-        <w:t xml:space="preserve">Ez az algoritmus szolgált ugyanis </w:t>
-      </w:r>
-      <w:proofErr w:type="spellStart"/>
-      <w:r>
-        <w:t>inspirációul</w:t>
-      </w:r>
-      <w:proofErr w:type="spellEnd"/>
-      <w:r>
-        <w:t xml:space="preserve"> a programomban használt utolsó, legösszetettebb előszűrési lépéshez, az „ujjlenyomat” generáláshoz.</w:t>
+        <w:t>Ez az algoritmus szolgált ugyanis inspirációul a programomban használt utolsó, legösszetettebb előszűrési lépéshez, az „ujjlenyomat” generáláshoz.</w:t>
       </w:r>
     </w:p>
     <w:p>
@@ -1729,7 +1543,7 @@
         <w:pStyle w:val="Listaszerbekezds"/>
         <w:numPr>
           <w:ilvl w:val="0"/>
-          <w:numId w:val="79"/>
+          <w:numId w:val="18"/>
         </w:numPr>
       </w:pPr>
       <w:r>
@@ -1754,7 +1568,7 @@
         <w:pStyle w:val="Listaszerbekezds"/>
         <w:numPr>
           <w:ilvl w:val="0"/>
-          <w:numId w:val="79"/>
+          <w:numId w:val="18"/>
         </w:numPr>
       </w:pPr>
       <w:r>
@@ -1765,15 +1579,7 @@
         <w:t>Finomítási körök:</w:t>
       </w:r>
       <w:r>
-        <w:t xml:space="preserve"> Minden egyes körben az algoritmus új színt rendel minden csúcshoz. Ez az új szín két dologtól függ: a csúcs előző körben kapott saját színétől, valamint a </w:t>
-      </w:r>
-      <w:proofErr w:type="spellStart"/>
-      <w:r>
-        <w:t>szomszédai</w:t>
-      </w:r>
-      <w:proofErr w:type="spellEnd"/>
-      <w:r>
-        <w:t xml:space="preserve"> színeinek multihalmazától (vagyis attól, hogy mely színek hányszor fordulnak elő a közvetlen környezetében).</w:t>
+        <w:t xml:space="preserve"> Minden egyes körben az algoritmus új színt rendel minden csúcshoz. Ez az új szín két dologtól függ: a csúcs előző körben kapott saját színétől, valamint a szomszédai színeinek multihalmazától (vagyis attól, hogy mely színek hányszor fordulnak elő a közvetlen környezetében).</w:t>
       </w:r>
     </w:p>
     <w:p>
@@ -1781,7 +1587,7 @@
         <w:pStyle w:val="Listaszerbekezds"/>
         <w:numPr>
           <w:ilvl w:val="0"/>
-          <w:numId w:val="79"/>
+          <w:numId w:val="18"/>
         </w:numPr>
       </w:pPr>
       <w:r>
@@ -1886,15 +1692,7 @@
         <w:t>a</w:t>
       </w:r>
       <w:r>
-        <w:t xml:space="preserve">z algoritmus minden egyes csúcsnál megvizsgálja annak közvetlen </w:t>
-      </w:r>
-      <w:proofErr w:type="spellStart"/>
-      <w:r>
-        <w:t>szomszédait</w:t>
-      </w:r>
-      <w:proofErr w:type="spellEnd"/>
-      <w:r>
-        <w:t>. Mivel minden szomszéd sárga, a különbséget az adja meg, hogy egy csúcsnak hány darab szomszédja van. Ez a lépés tulajdonképpen a csúcsok fokszáma szerinti osztályozás.</w:t>
+        <w:t>z algoritmus minden egyes csúcsnál megvizsgálja annak közvetlen szomszédait. Mivel minden szomszéd sárga, a különbséget az adja meg, hogy egy csúcsnak hány darab szomszédja van. Ez a lépés tulajdonképpen a csúcsok fokszáma szerinti osztályozás.</w:t>
       </w:r>
       <w:r>
         <w:t>[6]</w:t>
@@ -1959,15 +1757,7 @@
         <w:t>A folyamat itt nem áll meg. A következő körökben az algoritmus újra megvizsgálja minden csúcs környezetét, de már az új színeket (kék, sárga, piros) veszi alapul.</w:t>
       </w:r>
       <w:r>
-        <w:t xml:space="preserve"> A piros </w:t>
-      </w:r>
-      <w:proofErr w:type="gramStart"/>
-      <w:r>
-        <w:t>csúcs</w:t>
-      </w:r>
-      <w:proofErr w:type="gramEnd"/>
-      <w:r>
-        <w:t xml:space="preserve"> amelynek kettő sárga és egy kék szomszédja van, nem maradhat ugyan olyan színű, mint a piros </w:t>
+        <w:t xml:space="preserve"> A piros csúcs amelynek kettő sárga és egy kék szomszédja van, nem maradhat ugyan olyan színű, mint a piros </w:t>
       </w:r>
       <w:r>
         <w:t>csúcs,</w:t>
@@ -2057,15 +1847,7 @@
     </w:p>
     <w:p>
       <w:r>
-        <w:t xml:space="preserve">Bár az 1-WL igen erős eszköz, vannak esetek, amikor nem tud különbséget tenni nem-izomorf gráfok között. Ennek megoldására született meg a k-dimenziós </w:t>
-      </w:r>
-      <w:proofErr w:type="spellStart"/>
-      <w:r>
-        <w:t>Weisfeiler-Leman</w:t>
-      </w:r>
-      <w:proofErr w:type="spellEnd"/>
-      <w:r>
-        <w:t xml:space="preserve"> algoritmus (k-WL).</w:t>
+        <w:t>Bár az 1-WL igen erős eszköz, vannak esetek, amikor nem tud különbséget tenni nem-izomorf gráfok között. Ennek megoldására született meg a k-dimenziós Weisfeiler-Leman algoritmus (k-WL).</w:t>
       </w:r>
     </w:p>
     <w:p>
@@ -2073,46 +1855,22 @@
         <w:t>2-</w:t>
       </w:r>
       <w:r>
+        <w:t xml:space="preserve"> WL az eredeti algoritmus, amelyet több mint 50 évvel ezelőtt javasolt Weisfeiler és Leman</w:t>
+      </w:r>
+      <w:r>
         <w:t xml:space="preserve"> </w:t>
       </w:r>
       <w:r>
-        <w:t xml:space="preserve">WL az eredeti algoritmus, amelyet több mint 50 évvel ezelőtt javasolt </w:t>
-      </w:r>
-      <w:proofErr w:type="spellStart"/>
-      <w:r>
-        <w:t>Weisfeiler</w:t>
-      </w:r>
-      <w:proofErr w:type="spellEnd"/>
-      <w:r>
-        <w:t xml:space="preserve"> és </w:t>
-      </w:r>
-      <w:proofErr w:type="spellStart"/>
-      <w:r>
-        <w:t>Leman</w:t>
-      </w:r>
-      <w:proofErr w:type="spellEnd"/>
+        <w:t>egy jelentős ugrás az 1-WL-hez képest, mert nem egyedi csúcsokat, hanem csúcspárokat vizsgál</w:t>
+      </w:r>
+      <w:r>
+        <w:t>. [7]</w:t>
+      </w:r>
       <w:r>
         <w:t xml:space="preserve"> </w:t>
       </w:r>
       <w:r>
-        <w:t>egy jelentős ugrás az 1-WL-hez képest, mert nem egyedi csúcsokat, hanem csúcspárokat vizsgál</w:t>
-      </w:r>
-      <w:r>
-        <w:t>. [7]</w:t>
-      </w:r>
-      <w:r>
-        <w:t xml:space="preserve"> </w:t>
-      </w:r>
-      <w:r>
-        <w:t>A k-WL általánosságban k-</w:t>
-      </w:r>
-      <w:proofErr w:type="spellStart"/>
-      <w:r>
-        <w:t>as</w:t>
-      </w:r>
-      <w:proofErr w:type="spellEnd"/>
-      <w:r>
-        <w:t xml:space="preserve"> csúcscsoportokat osztályoz iteratív módon.</w:t>
+        <w:t>A k-WL általánosságban k-as csúcscsoportokat osztályoz iteratív módon.</w:t>
       </w:r>
     </w:p>
     <w:p>
@@ -2126,50 +1884,18 @@
     <w:p>
       <w:bookmarkStart w:id="14" w:name="_Toc229599643"/>
       <w:r>
-        <w:t xml:space="preserve">Míg a korábbi fejezetekben tárgyalt előszűrések és ujjlenyomatok hatékonyan képesek kimutatni a különbséget két nem-izomorf gráf között, az </w:t>
-      </w:r>
-      <w:proofErr w:type="spellStart"/>
-      <w:r>
-        <w:t>izomorfia</w:t>
-      </w:r>
-      <w:proofErr w:type="spellEnd"/>
-      <w:r>
-        <w:t xml:space="preserve"> tényleges bizonyításához egy konkrét, minden feltételnek megfelelő megfeleltetést kell találnunk.</w:t>
+        <w:t>Míg a korábbi fejezetekben tárgyalt előszűrések és ujjlenyomatok hatékonyan képesek kimutatni a különbséget két nem-izomorf gráf között, az izomorfia tényleges bizonyításához egy konkrét, minden feltételnek megfelelő megfeleltetést kell találnunk.</w:t>
       </w:r>
       <w:r>
         <w:t xml:space="preserve"> </w:t>
       </w:r>
       <w:r>
-        <w:t xml:space="preserve">Nem elegendő bizonyíték ugyanis az, hogy „nem találtunk okot”, amiért ne lennének </w:t>
-      </w:r>
-      <w:proofErr w:type="spellStart"/>
-      <w:r>
-        <w:t>izomorfak</w:t>
-      </w:r>
-      <w:proofErr w:type="spellEnd"/>
-      <w:r>
-        <w:t>; a matematika megköveteli a pozitív igazolást.</w:t>
+        <w:t>Nem elegendő bizonyíték ugyanis az, hogy „nem találtunk okot”, amiért ne lennének izomorfak; a matematika megköveteli a pozitív igazolást.</w:t>
       </w:r>
     </w:p>
     <w:p>
       <w:r>
-        <w:t>A ’</w:t>
-      </w:r>
-      <w:proofErr w:type="spellStart"/>
-      <w:r>
-        <w:t>brute</w:t>
-      </w:r>
-      <w:proofErr w:type="spellEnd"/>
-      <w:r>
-        <w:t xml:space="preserve"> </w:t>
-      </w:r>
-      <w:proofErr w:type="spellStart"/>
-      <w:r>
-        <w:t>force</w:t>
-      </w:r>
-      <w:proofErr w:type="spellEnd"/>
-      <w:r>
-        <w:t>’ módszer a legegyszerűbb megközelítés. Ez a módszer annyit takar, hogy az összes lehetséges párosítást végig próbáljuk. Két n csúcsú gráf esetén, ez n! lehetőséget jelentene. Ez a komplexitás n növekedésével rendkívül gyorsan növekszik, ez már csupán egy 10 csúcsú gráfpárnál, több milliós nagyságrendet jelentene, tehát a sok csúcsú gráfok már számítógéppel is problémát jelenthetnek.</w:t>
+        <w:t>A ’brute force’ módszer a legegyszerűbb megközelítés. Ez a módszer annyit takar, hogy az összes lehetséges párosítást végig próbáljuk. Két n csúcsú gráf esetén, ez n! lehetőséget jelentene. Ez a komplexitás n növekedésével rendkívül gyorsan növekszik, ez már csupán egy 10 csúcsú gráfpárnál, több milliós nagyságrendet jelentene, tehát a sok csúcsú gráfok már számítógéppel is problémát jelenthetnek.</w:t>
       </w:r>
     </w:p>
     <w:p>
@@ -2178,21 +1904,10 @@
         <w:t xml:space="preserve">A bizonyítási folyamat optimalizálására ezért is alkalmaztam optimalizáló módszereket. </w:t>
       </w:r>
       <w:r>
-        <w:t xml:space="preserve">Ezen módszerek egyike a </w:t>
-      </w:r>
-      <w:proofErr w:type="spellStart"/>
-      <w:r>
-        <w:t>backtracking</w:t>
-      </w:r>
-      <w:proofErr w:type="spellEnd"/>
-      <w:r>
-        <w:t xml:space="preserve"> algoritmus magyarul visszalépéses keresés.</w:t>
-      </w:r>
-      <w:r>
-        <w:t xml:space="preserve"> </w:t>
-      </w:r>
-      <w:r>
-        <w:t>Ez a módszer nem egyszerre próbálja meg az összes párosítást, hanem lépésenként építi fel a leképezést. A folyamat során az algoritmus egy keresési fát jár be</w:t>
+        <w:t>Ezen módszerek egyike a backtracking algoritmus magyarul visszalépéses keresés.</w:t>
+      </w:r>
+      <w:r>
+        <w:t xml:space="preserve"> Ez a módszer nem egyszerre próbálja meg az összes párosítást, hanem lépésenként építi fel a leképezést. A folyamat során az algoritmus egy keresési fát jár be</w:t>
       </w:r>
       <w:r>
         <w:t>, h</w:t>
@@ -2206,10 +1921,7 @@
         <w:t>A visszalépéses keresés önmagában is hatékonyabb a puszta próbálgatásnál, de tovább optimalizálható a csúcsok tulajdonságainak ismeretében.</w:t>
       </w:r>
       <w:r>
-        <w:t xml:space="preserve"> Az oktató programom esetében, a második fejezetben bemutatott </w:t>
-      </w:r>
-      <w:r>
-        <w:t>S</w:t>
+        <w:t xml:space="preserve"> Az oktató programom esetében, a második fejezetben bemutatott S</w:t>
       </w:r>
       <w:r>
         <w:t>zomszédsági fokszámeloszlás</w:t>
@@ -2278,15 +1990,7 @@
         <w:t xml:space="preserve">A visszalépéses keresés </w:t>
       </w:r>
       <w:r>
-        <w:t xml:space="preserve">hatékonysága alapvetően két pilléren nyugszik: azon, hogy milyen hamar vesszük </w:t>
-      </w:r>
-      <w:proofErr w:type="spellStart"/>
-      <w:r>
-        <w:t>észre</w:t>
-      </w:r>
-      <w:proofErr w:type="spellEnd"/>
-      <w:r>
-        <w:t xml:space="preserve"> a zsákutcákat</w:t>
+        <w:t>hatékonysága alapvetően két pilléren nyugszik: azon, hogy milyen hamar vesszük észre a zsákutcákat</w:t>
       </w:r>
       <w:r>
         <w:t xml:space="preserve"> tehát</w:t>
@@ -2304,19 +2008,13 @@
         <w:t>on</w:t>
       </w:r>
       <w:r>
-        <w:t xml:space="preserve">, és azon, hogy milyen sorrendben próbáljuk meg a </w:t>
-      </w:r>
-      <w:r>
-        <w:t xml:space="preserve">párosításokat </w:t>
+        <w:t xml:space="preserve">, és azon, hogy milyen sorrendben próbáljuk meg a párosításokat </w:t>
       </w:r>
       <w:r>
         <w:t xml:space="preserve">tehát az </w:t>
       </w:r>
       <w:r>
-        <w:t>ágválasztási heurisztik</w:t>
-      </w:r>
-      <w:r>
-        <w:t>án</w:t>
+        <w:t>ágválasztási heurisztikán</w:t>
       </w:r>
       <w:r>
         <w:t xml:space="preserve">. Az előszűrés azaz zsákutcák elkerülésére egy komplexebb módszer például a </w:t>
@@ -3628,21 +3326,8 @@
       <w:r>
         <w:t xml:space="preserve"> </w:t>
       </w:r>
-      <w:proofErr w:type="spellStart"/>
-      <w:r>
-        <w:t>Szeszlér</w:t>
-      </w:r>
-      <w:proofErr w:type="spellEnd"/>
-      <w:r>
-        <w:t xml:space="preserve"> Dávid, Wiener Gábor, BME VIK </w:t>
-      </w:r>
-      <w:proofErr w:type="spellStart"/>
-      <w:r>
-        <w:t>SzIT</w:t>
-      </w:r>
-      <w:proofErr w:type="spellEnd"/>
-      <w:r>
-        <w:t>, 2021.</w:t>
+      <w:r>
+        <w:t>Szeszlér Dávid, Wiener Gábor, BME VIK SzIT, 2021.</w:t>
       </w:r>
       <w:r>
         <w:t xml:space="preserve">: </w:t>
@@ -3679,15 +3364,7 @@
         <w:t xml:space="preserve">: </w:t>
       </w:r>
       <w:r>
-        <w:t xml:space="preserve">Gráfelmélet/Diszkrét Matematika </w:t>
-      </w:r>
-      <w:proofErr w:type="spellStart"/>
-      <w:r>
-        <w:t>MSc</w:t>
-      </w:r>
-      <w:proofErr w:type="spellEnd"/>
-      <w:r>
-        <w:t xml:space="preserve"> hallgatók számára Fokszámsorozatok</w:t>
+        <w:t>Gráfelmélet/Diszkrét Matematika MSc hallgatók számára Fokszámsorozatok</w:t>
       </w:r>
     </w:p>
     <w:p>
@@ -3702,19 +3379,7 @@
           <w:rPr>
             <w:rStyle w:val="Hiperhivatkozs"/>
           </w:rPr>
-          <w:t>https://www.math.u</w:t>
-        </w:r>
-        <w:r>
-          <w:rPr>
-            <w:rStyle w:val="Hiperhivatkozs"/>
-          </w:rPr>
-          <w:t>-</w:t>
-        </w:r>
-        <w:r>
-          <w:rPr>
-            <w:rStyle w:val="Hiperhivatkozs"/>
-          </w:rPr>
-          <w:t>szeged.hu/~hajnal/courses/MSc_Diszkret/MSc_kombi16/ea-fokok.pdf</w:t>
+          <w:t>https://www.math.u-szeged.hu/~hajnal/courses/MSc_Diszkret/MSc_kombi16/ea-fokok.pdf</w:t>
         </w:r>
       </w:hyperlink>
       <w:r>
@@ -3745,55 +3410,7 @@
         <w:t xml:space="preserve">[5] </w:t>
       </w:r>
       <w:r>
-        <w:t xml:space="preserve">L. Babai, P. </w:t>
-      </w:r>
-      <w:proofErr w:type="spellStart"/>
-      <w:r>
-        <w:t>Erd˝os</w:t>
-      </w:r>
-      <w:proofErr w:type="spellEnd"/>
-      <w:r>
-        <w:t xml:space="preserve">, and S. M. </w:t>
-      </w:r>
-      <w:proofErr w:type="spellStart"/>
-      <w:r>
-        <w:t>Selkow</w:t>
-      </w:r>
-      <w:proofErr w:type="spellEnd"/>
-      <w:r>
-        <w:t xml:space="preserve">. Random </w:t>
-      </w:r>
-      <w:proofErr w:type="spellStart"/>
-      <w:r>
-        <w:t>graph</w:t>
-      </w:r>
-      <w:proofErr w:type="spellEnd"/>
-      <w:r>
-        <w:t xml:space="preserve"> </w:t>
-      </w:r>
-      <w:proofErr w:type="spellStart"/>
-      <w:r>
-        <w:t>isomorphism</w:t>
-      </w:r>
-      <w:proofErr w:type="spellEnd"/>
-      <w:r>
-        <w:t xml:space="preserve">. SIAM Journal </w:t>
-      </w:r>
-      <w:proofErr w:type="spellStart"/>
-      <w:r>
-        <w:t>on</w:t>
-      </w:r>
-      <w:proofErr w:type="spellEnd"/>
-      <w:r>
-        <w:t xml:space="preserve"> </w:t>
-      </w:r>
-      <w:proofErr w:type="spellStart"/>
-      <w:r>
-        <w:t>Computing</w:t>
-      </w:r>
-      <w:proofErr w:type="spellEnd"/>
-      <w:r>
-        <w:t>, 9(3):628–635, 1980.</w:t>
+        <w:t>L. Babai, P. Erd˝os, and S. M. Selkow. Random graph isomorphism. SIAM Journal on Computing, 9(3):628–635, 1980.</w:t>
       </w:r>
     </w:p>
     <w:p>
@@ -3805,14 +3422,8 @@
         <w:t xml:space="preserve">[6] </w:t>
       </w:r>
       <w:r>
-        <w:t xml:space="preserve">V. </w:t>
-      </w:r>
-      <w:proofErr w:type="spellStart"/>
-      <w:r>
-        <w:t>Arvind</w:t>
-      </w:r>
-      <w:proofErr w:type="spellEnd"/>
-      <w:proofErr w:type="gramStart"/>
+        <w:t>V. Arvind</w:t>
+      </w:r>
       <w:r>
         <w:rPr>
           <w:rFonts w:ascii="Cambria Math" w:hAnsi="Cambria Math" w:cs="Cambria Math"/>
@@ -3820,117 +3431,14 @@
         <w:t>∗</w:t>
       </w:r>
       <w:r>
-        <w:t xml:space="preserve"> ,</w:t>
-      </w:r>
-      <w:proofErr w:type="gramEnd"/>
-      <w:r>
-        <w:t xml:space="preserve"> Frank </w:t>
-      </w:r>
-      <w:proofErr w:type="spellStart"/>
-      <w:r>
-        <w:t>Fuhlbr¨uck</w:t>
-      </w:r>
-      <w:proofErr w:type="spellEnd"/>
-      <w:proofErr w:type="gramStart"/>
-      <w:r>
-        <w:t>† ,</w:t>
-      </w:r>
-      <w:proofErr w:type="gramEnd"/>
-      <w:r>
-        <w:t xml:space="preserve"> Johannes </w:t>
-      </w:r>
-      <w:proofErr w:type="spellStart"/>
-      <w:r>
-        <w:t>K¨obler</w:t>
-      </w:r>
-      <w:proofErr w:type="spellEnd"/>
-      <w:proofErr w:type="gramStart"/>
-      <w:r>
-        <w:t>† ,</w:t>
-      </w:r>
-      <w:proofErr w:type="gramEnd"/>
-      <w:r>
-        <w:t xml:space="preserve"> </w:t>
-      </w:r>
-      <w:proofErr w:type="spellStart"/>
-      <w:r>
-        <w:t>Oleg</w:t>
-      </w:r>
-      <w:proofErr w:type="spellEnd"/>
-      <w:r>
-        <w:t xml:space="preserve"> </w:t>
-      </w:r>
-      <w:proofErr w:type="spellStart"/>
-      <w:proofErr w:type="gramStart"/>
-      <w:r>
-        <w:t>Verbitsky</w:t>
-      </w:r>
-      <w:proofErr w:type="spellEnd"/>
+        <w:t xml:space="preserve"> , Frank Fuhlbr¨uck† , Johannes K¨obler† , Oleg Verbitsky</w:t>
+      </w:r>
       <w:r>
         <w:t xml:space="preserve">  </w:t>
       </w:r>
-      <w:proofErr w:type="spellStart"/>
-      <w:r>
-        <w:t>On</w:t>
-      </w:r>
-      <w:proofErr w:type="spellEnd"/>
-      <w:proofErr w:type="gramEnd"/>
-      <w:r>
-        <w:t xml:space="preserve"> </w:t>
-      </w:r>
-      <w:proofErr w:type="spellStart"/>
-      <w:r>
-        <w:t>Weisfeiler-Leman</w:t>
-      </w:r>
-      <w:proofErr w:type="spellEnd"/>
-      <w:r>
-        <w:t xml:space="preserve"> </w:t>
-      </w:r>
-      <w:proofErr w:type="spellStart"/>
-      <w:r>
-        <w:t>Invariance</w:t>
-      </w:r>
-      <w:proofErr w:type="spellEnd"/>
-      <w:r>
-        <w:t xml:space="preserve">: </w:t>
-      </w:r>
-      <w:proofErr w:type="spellStart"/>
-      <w:r>
-        <w:t>Subgraph</w:t>
-      </w:r>
-      <w:proofErr w:type="spellEnd"/>
-      <w:r>
-        <w:t xml:space="preserve"> </w:t>
-      </w:r>
-      <w:proofErr w:type="spellStart"/>
-      <w:r>
-        <w:t>Counts</w:t>
-      </w:r>
-      <w:proofErr w:type="spellEnd"/>
-      <w:r>
-        <w:t xml:space="preserve"> and </w:t>
-      </w:r>
-      <w:proofErr w:type="spellStart"/>
-      <w:r>
-        <w:t>Related</w:t>
-      </w:r>
-      <w:proofErr w:type="spellEnd"/>
-      <w:r>
-        <w:t xml:space="preserve"> </w:t>
-      </w:r>
-      <w:proofErr w:type="spellStart"/>
-      <w:r>
-        <w:t>Graph</w:t>
-      </w:r>
-      <w:proofErr w:type="spellEnd"/>
-      <w:r>
-        <w:t xml:space="preserve"> </w:t>
-      </w:r>
-      <w:proofErr w:type="spellStart"/>
-      <w:r>
-        <w:t>Properties</w:t>
-      </w:r>
-      <w:proofErr w:type="spellEnd"/>
+      <w:r>
+        <w:t>On Weisfeiler-Leman Invariance: Subgraph Counts and Related Graph Properties</w:t>
+      </w:r>
     </w:p>
     <w:p>
       <w:pPr>
@@ -3940,113 +3448,15 @@
         <w:t xml:space="preserve">[7] </w:t>
       </w:r>
       <w:r>
-        <w:t xml:space="preserve">J. </w:t>
-      </w:r>
-      <w:proofErr w:type="spellStart"/>
-      <w:r>
-        <w:t>Ugander</w:t>
-      </w:r>
-      <w:proofErr w:type="spellEnd"/>
-      <w:r>
-        <w:t xml:space="preserve">, L. </w:t>
-      </w:r>
-      <w:proofErr w:type="spellStart"/>
-      <w:r>
-        <w:t>Backstrom</w:t>
-      </w:r>
-      <w:proofErr w:type="spellEnd"/>
-      <w:r>
-        <w:t xml:space="preserve">, and J. M. </w:t>
-      </w:r>
-      <w:proofErr w:type="spellStart"/>
-      <w:r>
-        <w:t>Kleinberg</w:t>
-      </w:r>
-      <w:proofErr w:type="spellEnd"/>
-      <w:r>
-        <w:t xml:space="preserve">. </w:t>
-      </w:r>
-      <w:proofErr w:type="spellStart"/>
-      <w:r>
-        <w:t>Subgraph</w:t>
-      </w:r>
-      <w:proofErr w:type="spellEnd"/>
-      <w:r>
-        <w:t xml:space="preserve"> </w:t>
-      </w:r>
-      <w:proofErr w:type="spellStart"/>
-      <w:r>
-        <w:t>frequencies</w:t>
-      </w:r>
-      <w:proofErr w:type="spellEnd"/>
-      <w:r>
-        <w:t xml:space="preserve">: </w:t>
-      </w:r>
-      <w:proofErr w:type="spellStart"/>
-      <w:r>
-        <w:t>mapping</w:t>
-      </w:r>
-      <w:proofErr w:type="spellEnd"/>
+        <w:t>J. Ugander, L. Backstrom, and J. M. Kleinberg. Subgraph frequencies: mapping</w:t>
+      </w:r>
     </w:p>
     <w:p>
       <w:pPr>
         <w:ind w:left="567" w:firstLine="0"/>
       </w:pPr>
-      <w:proofErr w:type="spellStart"/>
-      <w:r>
-        <w:t>the</w:t>
-      </w:r>
-      <w:proofErr w:type="spellEnd"/>
-      <w:r>
-        <w:t xml:space="preserve"> </w:t>
-      </w:r>
-      <w:proofErr w:type="spellStart"/>
-      <w:r>
-        <w:t>empirical</w:t>
-      </w:r>
-      <w:proofErr w:type="spellEnd"/>
-      <w:r>
-        <w:t xml:space="preserve"> and </w:t>
-      </w:r>
-      <w:proofErr w:type="spellStart"/>
-      <w:r>
-        <w:t>extremal</w:t>
-      </w:r>
-      <w:proofErr w:type="spellEnd"/>
-      <w:r>
-        <w:t xml:space="preserve"> </w:t>
-      </w:r>
-      <w:proofErr w:type="spellStart"/>
-      <w:r>
-        <w:t>geography</w:t>
-      </w:r>
-      <w:proofErr w:type="spellEnd"/>
-      <w:r>
-        <w:t xml:space="preserve"> of </w:t>
-      </w:r>
-      <w:proofErr w:type="spellStart"/>
-      <w:r>
-        <w:t>large</w:t>
-      </w:r>
-      <w:proofErr w:type="spellEnd"/>
-      <w:r>
-        <w:t xml:space="preserve"> </w:t>
-      </w:r>
-      <w:proofErr w:type="spellStart"/>
-      <w:r>
-        <w:t>graph</w:t>
-      </w:r>
-      <w:proofErr w:type="spellEnd"/>
-      <w:r>
-        <w:t xml:space="preserve"> </w:t>
-      </w:r>
-      <w:proofErr w:type="spellStart"/>
-      <w:r>
-        <w:t>collections</w:t>
-      </w:r>
-      <w:proofErr w:type="spellEnd"/>
-      <w:r>
-        <w:t>. In 22-nd International</w:t>
+      <w:r>
+        <w:t>the empirical and extremal geography of large graph collections. In 22-nd International</w:t>
       </w:r>
     </w:p>
     <w:p>
@@ -4054,23 +3464,7 @@
         <w:ind w:left="567" w:firstLine="0"/>
       </w:pPr>
       <w:r>
-        <w:t xml:space="preserve">World Wide Web </w:t>
-      </w:r>
-      <w:proofErr w:type="spellStart"/>
-      <w:r>
-        <w:t>Conference</w:t>
-      </w:r>
-      <w:proofErr w:type="spellEnd"/>
-      <w:r>
-        <w:t xml:space="preserve"> (WWW’13), </w:t>
-      </w:r>
-      <w:proofErr w:type="spellStart"/>
-      <w:r>
-        <w:t>pages</w:t>
-      </w:r>
-      <w:proofErr w:type="spellEnd"/>
-      <w:r>
-        <w:t xml:space="preserve"> 1307–1318. ACM,</w:t>
+        <w:t>World Wide Web Conference (WWW’13), pages 1307–1318. ACM,</w:t>
       </w:r>
     </w:p>
     <w:p>
@@ -4320,571 +3714,6 @@
 <file path=word/numbering.xml><?xml version="1.0" encoding="utf-8"?>
 <w:numbering xmlns:wpc="http://schemas.microsoft.com/office/word/2010/wordprocessingCanvas" xmlns:cx="http://schemas.microsoft.com/office/drawing/2014/chartex" xmlns:cx1="http://schemas.microsoft.com/office/drawing/2015/9/8/chartex" xmlns:cx2="http://schemas.microsoft.com/office/drawing/2015/10/21/chartex" xmlns:cx3="http://schemas.microsoft.com/office/drawing/2016/5/9/chartex" xmlns:cx4="http://schemas.microsoft.com/office/drawing/2016/5/10/chartex" xmlns:cx5="http://schemas.microsoft.com/office/drawing/2016/5/11/chartex" xmlns:cx6="http://schemas.microsoft.com/office/drawing/2016/5/12/chartex" xmlns:cx7="http://schemas.microsoft.com/office/drawing/2016/5/13/chartex" xmlns:cx8="http://schemas.microsoft.com/office/drawing/2016/5/14/chartex" xmlns:mc="http://schemas.openxmlformats.org/markup-compatibility/2006" xmlns:aink="http://schemas.microsoft.com/office/drawing/2016/ink" xmlns:am3d="http://schemas.microsoft.com/office/drawing/2017/model3d" xmlns:o="urn:schemas-microsoft-com:office:office" xmlns:oel="http://schemas.microsoft.com/office/2019/extlst" xmlns:r="http://schemas.openxmlformats.org/officeDocument/2006/relationships" xmlns:m="http://schemas.openxmlformats.org/officeDocument/2006/math" xmlns:v="urn:schemas-microsoft-com:vml" xmlns:wp14="http://schemas.microsoft.com/office/word/2010/wordprocessingDrawing" xmlns:wp="http://schemas.openxmlformats.org/drawingml/2006/wordprocessingDrawing" xmlns:w10="urn:schemas-microsoft-com:office:word" xmlns:w="http://schemas.openxmlformats.org/wordprocessingml/2006/main" xmlns:w14="http://schemas.microsoft.com/office/word/2010/wordml" xmlns:w15="http://schemas.microsoft.com/office/word/2012/wordml" xmlns:w16cex="http://schemas.microsoft.com/office/word/2018/wordml/cex" xmlns:w16cid="http://schemas.microsoft.com/office/word/2016/wordml/cid" xmlns:w16="http://schemas.microsoft.com/office/word/2018/wordml" xmlns:w16du="http://schemas.microsoft.com/office/word/2023/wordml/word16du" xmlns:w16sdtdh="http://schemas.microsoft.com/office/word/2020/wordml/sdtdatahash" xmlns:w16sdtfl="http://schemas.microsoft.com/office/word/2024/wordml/sdtformatlock" xmlns:w16se="http://schemas.microsoft.com/office/word/2015/wordml/symex" xmlns:wpg="http://schemas.microsoft.com/office/word/2010/wordprocessingGroup" xmlns:wpi="http://schemas.microsoft.com/office/word/2010/wordprocessingInk" xmlns:wne="http://schemas.microsoft.com/office/word/2006/wordml" xmlns:wps="http://schemas.microsoft.com/office/word/2010/wordprocessingShape" mc:Ignorable="w14 w15 w16se w16cid w16 w16cex w16sdtdh w16sdtfl w16du wp14">
   <w:abstractNum w:abstractNumId="0" w15:restartNumberingAfterBreak="0">
-    <w:nsid w:val="00D76FCD"/>
-    <w:multiLevelType w:val="hybridMultilevel"/>
-    <w:tmpl w:val="C9405650"/>
-    <w:lvl w:ilvl="0" w:tplc="040E0001">
-      <w:start w:val="1"/>
-      <w:numFmt w:val="bullet"/>
-      <w:lvlText w:val=""/>
-      <w:lvlJc w:val="left"/>
-      <w:pPr>
-        <w:ind w:left="1287" w:hanging="360"/>
-      </w:pPr>
-      <w:rPr>
-        <w:rFonts w:ascii="Symbol" w:hAnsi="Symbol" w:hint="default"/>
-      </w:rPr>
-    </w:lvl>
-    <w:lvl w:ilvl="1" w:tplc="040E0003" w:tentative="1">
-      <w:start w:val="1"/>
-      <w:numFmt w:val="bullet"/>
-      <w:lvlText w:val="o"/>
-      <w:lvlJc w:val="left"/>
-      <w:pPr>
-        <w:ind w:left="2007" w:hanging="360"/>
-      </w:pPr>
-      <w:rPr>
-        <w:rFonts w:ascii="Courier New" w:hAnsi="Courier New" w:cs="Courier New" w:hint="default"/>
-      </w:rPr>
-    </w:lvl>
-    <w:lvl w:ilvl="2" w:tplc="040E0005" w:tentative="1">
-      <w:start w:val="1"/>
-      <w:numFmt w:val="bullet"/>
-      <w:lvlText w:val=""/>
-      <w:lvlJc w:val="left"/>
-      <w:pPr>
-        <w:ind w:left="2727" w:hanging="360"/>
-      </w:pPr>
-      <w:rPr>
-        <w:rFonts w:ascii="Wingdings" w:hAnsi="Wingdings" w:hint="default"/>
-      </w:rPr>
-    </w:lvl>
-    <w:lvl w:ilvl="3" w:tplc="040E0001" w:tentative="1">
-      <w:start w:val="1"/>
-      <w:numFmt w:val="bullet"/>
-      <w:lvlText w:val=""/>
-      <w:lvlJc w:val="left"/>
-      <w:pPr>
-        <w:ind w:left="3447" w:hanging="360"/>
-      </w:pPr>
-      <w:rPr>
-        <w:rFonts w:ascii="Symbol" w:hAnsi="Symbol" w:hint="default"/>
-      </w:rPr>
-    </w:lvl>
-    <w:lvl w:ilvl="4" w:tplc="040E0003" w:tentative="1">
-      <w:start w:val="1"/>
-      <w:numFmt w:val="bullet"/>
-      <w:lvlText w:val="o"/>
-      <w:lvlJc w:val="left"/>
-      <w:pPr>
-        <w:ind w:left="4167" w:hanging="360"/>
-      </w:pPr>
-      <w:rPr>
-        <w:rFonts w:ascii="Courier New" w:hAnsi="Courier New" w:cs="Courier New" w:hint="default"/>
-      </w:rPr>
-    </w:lvl>
-    <w:lvl w:ilvl="5" w:tplc="040E0005" w:tentative="1">
-      <w:start w:val="1"/>
-      <w:numFmt w:val="bullet"/>
-      <w:lvlText w:val=""/>
-      <w:lvlJc w:val="left"/>
-      <w:pPr>
-        <w:ind w:left="4887" w:hanging="360"/>
-      </w:pPr>
-      <w:rPr>
-        <w:rFonts w:ascii="Wingdings" w:hAnsi="Wingdings" w:hint="default"/>
-      </w:rPr>
-    </w:lvl>
-    <w:lvl w:ilvl="6" w:tplc="040E0001" w:tentative="1">
-      <w:start w:val="1"/>
-      <w:numFmt w:val="bullet"/>
-      <w:lvlText w:val=""/>
-      <w:lvlJc w:val="left"/>
-      <w:pPr>
-        <w:ind w:left="5607" w:hanging="360"/>
-      </w:pPr>
-      <w:rPr>
-        <w:rFonts w:ascii="Symbol" w:hAnsi="Symbol" w:hint="default"/>
-      </w:rPr>
-    </w:lvl>
-    <w:lvl w:ilvl="7" w:tplc="040E0003" w:tentative="1">
-      <w:start w:val="1"/>
-      <w:numFmt w:val="bullet"/>
-      <w:lvlText w:val="o"/>
-      <w:lvlJc w:val="left"/>
-      <w:pPr>
-        <w:ind w:left="6327" w:hanging="360"/>
-      </w:pPr>
-      <w:rPr>
-        <w:rFonts w:ascii="Courier New" w:hAnsi="Courier New" w:cs="Courier New" w:hint="default"/>
-      </w:rPr>
-    </w:lvl>
-    <w:lvl w:ilvl="8" w:tplc="040E0005" w:tentative="1">
-      <w:start w:val="1"/>
-      <w:numFmt w:val="bullet"/>
-      <w:lvlText w:val=""/>
-      <w:lvlJc w:val="left"/>
-      <w:pPr>
-        <w:ind w:left="7047" w:hanging="360"/>
-      </w:pPr>
-      <w:rPr>
-        <w:rFonts w:ascii="Wingdings" w:hAnsi="Wingdings" w:hint="default"/>
-      </w:rPr>
-    </w:lvl>
-  </w:abstractNum>
-  <w:abstractNum w:abstractNumId="1" w15:restartNumberingAfterBreak="0">
-    <w:nsid w:val="029A71E6"/>
-    <w:multiLevelType w:val="hybridMultilevel"/>
-    <w:tmpl w:val="8DDCA46A"/>
-    <w:lvl w:ilvl="0" w:tplc="040E0001">
-      <w:start w:val="1"/>
-      <w:numFmt w:val="bullet"/>
-      <w:lvlText w:val=""/>
-      <w:lvlJc w:val="left"/>
-      <w:pPr>
-        <w:ind w:left="1287" w:hanging="360"/>
-      </w:pPr>
-      <w:rPr>
-        <w:rFonts w:ascii="Symbol" w:hAnsi="Symbol" w:hint="default"/>
-      </w:rPr>
-    </w:lvl>
-    <w:lvl w:ilvl="1" w:tplc="040E0003" w:tentative="1">
-      <w:start w:val="1"/>
-      <w:numFmt w:val="bullet"/>
-      <w:lvlText w:val="o"/>
-      <w:lvlJc w:val="left"/>
-      <w:pPr>
-        <w:ind w:left="2007" w:hanging="360"/>
-      </w:pPr>
-      <w:rPr>
-        <w:rFonts w:ascii="Courier New" w:hAnsi="Courier New" w:cs="Courier New" w:hint="default"/>
-      </w:rPr>
-    </w:lvl>
-    <w:lvl w:ilvl="2" w:tplc="040E0005" w:tentative="1">
-      <w:start w:val="1"/>
-      <w:numFmt w:val="bullet"/>
-      <w:lvlText w:val=""/>
-      <w:lvlJc w:val="left"/>
-      <w:pPr>
-        <w:ind w:left="2727" w:hanging="360"/>
-      </w:pPr>
-      <w:rPr>
-        <w:rFonts w:ascii="Wingdings" w:hAnsi="Wingdings" w:hint="default"/>
-      </w:rPr>
-    </w:lvl>
-    <w:lvl w:ilvl="3" w:tplc="040E0001" w:tentative="1">
-      <w:start w:val="1"/>
-      <w:numFmt w:val="bullet"/>
-      <w:lvlText w:val=""/>
-      <w:lvlJc w:val="left"/>
-      <w:pPr>
-        <w:ind w:left="3447" w:hanging="360"/>
-      </w:pPr>
-      <w:rPr>
-        <w:rFonts w:ascii="Symbol" w:hAnsi="Symbol" w:hint="default"/>
-      </w:rPr>
-    </w:lvl>
-    <w:lvl w:ilvl="4" w:tplc="040E0003" w:tentative="1">
-      <w:start w:val="1"/>
-      <w:numFmt w:val="bullet"/>
-      <w:lvlText w:val="o"/>
-      <w:lvlJc w:val="left"/>
-      <w:pPr>
-        <w:ind w:left="4167" w:hanging="360"/>
-      </w:pPr>
-      <w:rPr>
-        <w:rFonts w:ascii="Courier New" w:hAnsi="Courier New" w:cs="Courier New" w:hint="default"/>
-      </w:rPr>
-    </w:lvl>
-    <w:lvl w:ilvl="5" w:tplc="040E0005" w:tentative="1">
-      <w:start w:val="1"/>
-      <w:numFmt w:val="bullet"/>
-      <w:lvlText w:val=""/>
-      <w:lvlJc w:val="left"/>
-      <w:pPr>
-        <w:ind w:left="4887" w:hanging="360"/>
-      </w:pPr>
-      <w:rPr>
-        <w:rFonts w:ascii="Wingdings" w:hAnsi="Wingdings" w:hint="default"/>
-      </w:rPr>
-    </w:lvl>
-    <w:lvl w:ilvl="6" w:tplc="040E0001" w:tentative="1">
-      <w:start w:val="1"/>
-      <w:numFmt w:val="bullet"/>
-      <w:lvlText w:val=""/>
-      <w:lvlJc w:val="left"/>
-      <w:pPr>
-        <w:ind w:left="5607" w:hanging="360"/>
-      </w:pPr>
-      <w:rPr>
-        <w:rFonts w:ascii="Symbol" w:hAnsi="Symbol" w:hint="default"/>
-      </w:rPr>
-    </w:lvl>
-    <w:lvl w:ilvl="7" w:tplc="040E0003" w:tentative="1">
-      <w:start w:val="1"/>
-      <w:numFmt w:val="bullet"/>
-      <w:lvlText w:val="o"/>
-      <w:lvlJc w:val="left"/>
-      <w:pPr>
-        <w:ind w:left="6327" w:hanging="360"/>
-      </w:pPr>
-      <w:rPr>
-        <w:rFonts w:ascii="Courier New" w:hAnsi="Courier New" w:cs="Courier New" w:hint="default"/>
-      </w:rPr>
-    </w:lvl>
-    <w:lvl w:ilvl="8" w:tplc="040E0005" w:tentative="1">
-      <w:start w:val="1"/>
-      <w:numFmt w:val="bullet"/>
-      <w:lvlText w:val=""/>
-      <w:lvlJc w:val="left"/>
-      <w:pPr>
-        <w:ind w:left="7047" w:hanging="360"/>
-      </w:pPr>
-      <w:rPr>
-        <w:rFonts w:ascii="Wingdings" w:hAnsi="Wingdings" w:hint="default"/>
-      </w:rPr>
-    </w:lvl>
-  </w:abstractNum>
-  <w:abstractNum w:abstractNumId="2" w15:restartNumberingAfterBreak="0">
-    <w:nsid w:val="045439D3"/>
-    <w:multiLevelType w:val="hybridMultilevel"/>
-    <w:tmpl w:val="10A26F60"/>
-    <w:lvl w:ilvl="0" w:tplc="040E0001">
-      <w:start w:val="1"/>
-      <w:numFmt w:val="bullet"/>
-      <w:lvlText w:val=""/>
-      <w:lvlJc w:val="left"/>
-      <w:pPr>
-        <w:ind w:left="360" w:hanging="360"/>
-      </w:pPr>
-      <w:rPr>
-        <w:rFonts w:ascii="Symbol" w:hAnsi="Symbol" w:hint="default"/>
-      </w:rPr>
-    </w:lvl>
-    <w:lvl w:ilvl="1" w:tplc="040E0003">
-      <w:start w:val="1"/>
-      <w:numFmt w:val="bullet"/>
-      <w:lvlText w:val="o"/>
-      <w:lvlJc w:val="left"/>
-      <w:pPr>
-        <w:ind w:left="1080" w:hanging="360"/>
-      </w:pPr>
-      <w:rPr>
-        <w:rFonts w:ascii="Courier New" w:hAnsi="Courier New" w:cs="Courier New" w:hint="default"/>
-      </w:rPr>
-    </w:lvl>
-    <w:lvl w:ilvl="2" w:tplc="040E0005" w:tentative="1">
-      <w:start w:val="1"/>
-      <w:numFmt w:val="bullet"/>
-      <w:lvlText w:val=""/>
-      <w:lvlJc w:val="left"/>
-      <w:pPr>
-        <w:ind w:left="1800" w:hanging="360"/>
-      </w:pPr>
-      <w:rPr>
-        <w:rFonts w:ascii="Wingdings" w:hAnsi="Wingdings" w:hint="default"/>
-      </w:rPr>
-    </w:lvl>
-    <w:lvl w:ilvl="3" w:tplc="040E0001" w:tentative="1">
-      <w:start w:val="1"/>
-      <w:numFmt w:val="bullet"/>
-      <w:lvlText w:val=""/>
-      <w:lvlJc w:val="left"/>
-      <w:pPr>
-        <w:ind w:left="2520" w:hanging="360"/>
-      </w:pPr>
-      <w:rPr>
-        <w:rFonts w:ascii="Symbol" w:hAnsi="Symbol" w:hint="default"/>
-      </w:rPr>
-    </w:lvl>
-    <w:lvl w:ilvl="4" w:tplc="040E0003" w:tentative="1">
-      <w:start w:val="1"/>
-      <w:numFmt w:val="bullet"/>
-      <w:lvlText w:val="o"/>
-      <w:lvlJc w:val="left"/>
-      <w:pPr>
-        <w:ind w:left="3240" w:hanging="360"/>
-      </w:pPr>
-      <w:rPr>
-        <w:rFonts w:ascii="Courier New" w:hAnsi="Courier New" w:cs="Courier New" w:hint="default"/>
-      </w:rPr>
-    </w:lvl>
-    <w:lvl w:ilvl="5" w:tplc="040E0005" w:tentative="1">
-      <w:start w:val="1"/>
-      <w:numFmt w:val="bullet"/>
-      <w:lvlText w:val=""/>
-      <w:lvlJc w:val="left"/>
-      <w:pPr>
-        <w:ind w:left="3960" w:hanging="360"/>
-      </w:pPr>
-      <w:rPr>
-        <w:rFonts w:ascii="Wingdings" w:hAnsi="Wingdings" w:hint="default"/>
-      </w:rPr>
-    </w:lvl>
-    <w:lvl w:ilvl="6" w:tplc="040E0001" w:tentative="1">
-      <w:start w:val="1"/>
-      <w:numFmt w:val="bullet"/>
-      <w:lvlText w:val=""/>
-      <w:lvlJc w:val="left"/>
-      <w:pPr>
-        <w:ind w:left="4680" w:hanging="360"/>
-      </w:pPr>
-      <w:rPr>
-        <w:rFonts w:ascii="Symbol" w:hAnsi="Symbol" w:hint="default"/>
-      </w:rPr>
-    </w:lvl>
-    <w:lvl w:ilvl="7" w:tplc="040E0003" w:tentative="1">
-      <w:start w:val="1"/>
-      <w:numFmt w:val="bullet"/>
-      <w:lvlText w:val="o"/>
-      <w:lvlJc w:val="left"/>
-      <w:pPr>
-        <w:ind w:left="5400" w:hanging="360"/>
-      </w:pPr>
-      <w:rPr>
-        <w:rFonts w:ascii="Courier New" w:hAnsi="Courier New" w:cs="Courier New" w:hint="default"/>
-      </w:rPr>
-    </w:lvl>
-    <w:lvl w:ilvl="8" w:tplc="040E0005" w:tentative="1">
-      <w:start w:val="1"/>
-      <w:numFmt w:val="bullet"/>
-      <w:lvlText w:val=""/>
-      <w:lvlJc w:val="left"/>
-      <w:pPr>
-        <w:ind w:left="6120" w:hanging="360"/>
-      </w:pPr>
-      <w:rPr>
-        <w:rFonts w:ascii="Wingdings" w:hAnsi="Wingdings" w:hint="default"/>
-      </w:rPr>
-    </w:lvl>
-  </w:abstractNum>
-  <w:abstractNum w:abstractNumId="3" w15:restartNumberingAfterBreak="0">
-    <w:nsid w:val="05CA467C"/>
-    <w:multiLevelType w:val="hybridMultilevel"/>
-    <w:tmpl w:val="83DCF3F6"/>
-    <w:lvl w:ilvl="0" w:tplc="040E0001">
-      <w:start w:val="1"/>
-      <w:numFmt w:val="bullet"/>
-      <w:lvlText w:val=""/>
-      <w:lvlJc w:val="left"/>
-      <w:pPr>
-        <w:ind w:left="720" w:hanging="360"/>
-      </w:pPr>
-      <w:rPr>
-        <w:rFonts w:ascii="Symbol" w:hAnsi="Symbol" w:hint="default"/>
-      </w:rPr>
-    </w:lvl>
-    <w:lvl w:ilvl="1" w:tplc="040E0003" w:tentative="1">
-      <w:start w:val="1"/>
-      <w:numFmt w:val="bullet"/>
-      <w:lvlText w:val="o"/>
-      <w:lvlJc w:val="left"/>
-      <w:pPr>
-        <w:ind w:left="1440" w:hanging="360"/>
-      </w:pPr>
-      <w:rPr>
-        <w:rFonts w:ascii="Courier New" w:hAnsi="Courier New" w:cs="Courier New" w:hint="default"/>
-      </w:rPr>
-    </w:lvl>
-    <w:lvl w:ilvl="2" w:tplc="040E0005" w:tentative="1">
-      <w:start w:val="1"/>
-      <w:numFmt w:val="bullet"/>
-      <w:lvlText w:val=""/>
-      <w:lvlJc w:val="left"/>
-      <w:pPr>
-        <w:ind w:left="2160" w:hanging="360"/>
-      </w:pPr>
-      <w:rPr>
-        <w:rFonts w:ascii="Wingdings" w:hAnsi="Wingdings" w:hint="default"/>
-      </w:rPr>
-    </w:lvl>
-    <w:lvl w:ilvl="3" w:tplc="040E0001" w:tentative="1">
-      <w:start w:val="1"/>
-      <w:numFmt w:val="bullet"/>
-      <w:lvlText w:val=""/>
-      <w:lvlJc w:val="left"/>
-      <w:pPr>
-        <w:ind w:left="2880" w:hanging="360"/>
-      </w:pPr>
-      <w:rPr>
-        <w:rFonts w:ascii="Symbol" w:hAnsi="Symbol" w:hint="default"/>
-      </w:rPr>
-    </w:lvl>
-    <w:lvl w:ilvl="4" w:tplc="040E0003" w:tentative="1">
-      <w:start w:val="1"/>
-      <w:numFmt w:val="bullet"/>
-      <w:lvlText w:val="o"/>
-      <w:lvlJc w:val="left"/>
-      <w:pPr>
-        <w:ind w:left="3600" w:hanging="360"/>
-      </w:pPr>
-      <w:rPr>
-        <w:rFonts w:ascii="Courier New" w:hAnsi="Courier New" w:cs="Courier New" w:hint="default"/>
-      </w:rPr>
-    </w:lvl>
-    <w:lvl w:ilvl="5" w:tplc="040E0005" w:tentative="1">
-      <w:start w:val="1"/>
-      <w:numFmt w:val="bullet"/>
-      <w:lvlText w:val=""/>
-      <w:lvlJc w:val="left"/>
-      <w:pPr>
-        <w:ind w:left="4320" w:hanging="360"/>
-      </w:pPr>
-      <w:rPr>
-        <w:rFonts w:ascii="Wingdings" w:hAnsi="Wingdings" w:hint="default"/>
-      </w:rPr>
-    </w:lvl>
-    <w:lvl w:ilvl="6" w:tplc="040E0001" w:tentative="1">
-      <w:start w:val="1"/>
-      <w:numFmt w:val="bullet"/>
-      <w:lvlText w:val=""/>
-      <w:lvlJc w:val="left"/>
-      <w:pPr>
-        <w:ind w:left="5040" w:hanging="360"/>
-      </w:pPr>
-      <w:rPr>
-        <w:rFonts w:ascii="Symbol" w:hAnsi="Symbol" w:hint="default"/>
-      </w:rPr>
-    </w:lvl>
-    <w:lvl w:ilvl="7" w:tplc="040E0003" w:tentative="1">
-      <w:start w:val="1"/>
-      <w:numFmt w:val="bullet"/>
-      <w:lvlText w:val="o"/>
-      <w:lvlJc w:val="left"/>
-      <w:pPr>
-        <w:ind w:left="5760" w:hanging="360"/>
-      </w:pPr>
-      <w:rPr>
-        <w:rFonts w:ascii="Courier New" w:hAnsi="Courier New" w:cs="Courier New" w:hint="default"/>
-      </w:rPr>
-    </w:lvl>
-    <w:lvl w:ilvl="8" w:tplc="040E0005" w:tentative="1">
-      <w:start w:val="1"/>
-      <w:numFmt w:val="bullet"/>
-      <w:lvlText w:val=""/>
-      <w:lvlJc w:val="left"/>
-      <w:pPr>
-        <w:ind w:left="6480" w:hanging="360"/>
-      </w:pPr>
-      <w:rPr>
-        <w:rFonts w:ascii="Wingdings" w:hAnsi="Wingdings" w:hint="default"/>
-      </w:rPr>
-    </w:lvl>
-  </w:abstractNum>
-  <w:abstractNum w:abstractNumId="4" w15:restartNumberingAfterBreak="0">
-    <w:nsid w:val="0798121E"/>
-    <w:multiLevelType w:val="hybridMultilevel"/>
-    <w:tmpl w:val="9CD06506"/>
-    <w:lvl w:ilvl="0" w:tplc="040E000F">
-      <w:start w:val="1"/>
-      <w:numFmt w:val="decimal"/>
-      <w:lvlText w:val="%1."/>
-      <w:lvlJc w:val="left"/>
-      <w:pPr>
-        <w:tabs>
-          <w:tab w:val="num" w:pos="720"/>
-        </w:tabs>
-        <w:ind w:left="720" w:hanging="360"/>
-      </w:pPr>
-    </w:lvl>
-    <w:lvl w:ilvl="1" w:tplc="040E0019" w:tentative="1">
-      <w:start w:val="1"/>
-      <w:numFmt w:val="lowerLetter"/>
-      <w:lvlText w:val="%2."/>
-      <w:lvlJc w:val="left"/>
-      <w:pPr>
-        <w:tabs>
-          <w:tab w:val="num" w:pos="1440"/>
-        </w:tabs>
-        <w:ind w:left="1440" w:hanging="360"/>
-      </w:pPr>
-    </w:lvl>
-    <w:lvl w:ilvl="2" w:tplc="040E001B" w:tentative="1">
-      <w:start w:val="1"/>
-      <w:numFmt w:val="lowerRoman"/>
-      <w:lvlText w:val="%3."/>
-      <w:lvlJc w:val="right"/>
-      <w:pPr>
-        <w:tabs>
-          <w:tab w:val="num" w:pos="2160"/>
-        </w:tabs>
-        <w:ind w:left="2160" w:hanging="180"/>
-      </w:pPr>
-    </w:lvl>
-    <w:lvl w:ilvl="3" w:tplc="040E000F" w:tentative="1">
-      <w:start w:val="1"/>
-      <w:numFmt w:val="decimal"/>
-      <w:lvlText w:val="%4."/>
-      <w:lvlJc w:val="left"/>
-      <w:pPr>
-        <w:tabs>
-          <w:tab w:val="num" w:pos="2880"/>
-        </w:tabs>
-        <w:ind w:left="2880" w:hanging="360"/>
-      </w:pPr>
-    </w:lvl>
-    <w:lvl w:ilvl="4" w:tplc="040E0019" w:tentative="1">
-      <w:start w:val="1"/>
-      <w:numFmt w:val="lowerLetter"/>
-      <w:lvlText w:val="%5."/>
-      <w:lvlJc w:val="left"/>
-      <w:pPr>
-        <w:tabs>
-          <w:tab w:val="num" w:pos="3600"/>
-        </w:tabs>
-        <w:ind w:left="3600" w:hanging="360"/>
-      </w:pPr>
-    </w:lvl>
-    <w:lvl w:ilvl="5" w:tplc="040E001B" w:tentative="1">
-      <w:start w:val="1"/>
-      <w:numFmt w:val="lowerRoman"/>
-      <w:lvlText w:val="%6."/>
-      <w:lvlJc w:val="right"/>
-      <w:pPr>
-        <w:tabs>
-          <w:tab w:val="num" w:pos="4320"/>
-        </w:tabs>
-        <w:ind w:left="4320" w:hanging="180"/>
-      </w:pPr>
-    </w:lvl>
-    <w:lvl w:ilvl="6" w:tplc="040E000F" w:tentative="1">
-      <w:start w:val="1"/>
-      <w:numFmt w:val="decimal"/>
-      <w:lvlText w:val="%7."/>
-      <w:lvlJc w:val="left"/>
-      <w:pPr>
-        <w:tabs>
-          <w:tab w:val="num" w:pos="5040"/>
-        </w:tabs>
-        <w:ind w:left="5040" w:hanging="360"/>
-      </w:pPr>
-    </w:lvl>
-    <w:lvl w:ilvl="7" w:tplc="040E0019" w:tentative="1">
-      <w:start w:val="1"/>
-      <w:numFmt w:val="lowerLetter"/>
-      <w:lvlText w:val="%8."/>
-      <w:lvlJc w:val="left"/>
-      <w:pPr>
-        <w:tabs>
-          <w:tab w:val="num" w:pos="5760"/>
-        </w:tabs>
-        <w:ind w:left="5760" w:hanging="360"/>
-      </w:pPr>
-    </w:lvl>
-    <w:lvl w:ilvl="8" w:tplc="040E001B" w:tentative="1">
-      <w:start w:val="1"/>
-      <w:numFmt w:val="lowerRoman"/>
-      <w:lvlText w:val="%9."/>
-      <w:lvlJc w:val="right"/>
-      <w:pPr>
-        <w:tabs>
-          <w:tab w:val="num" w:pos="6480"/>
-        </w:tabs>
-        <w:ind w:left="6480" w:hanging="180"/>
-      </w:pPr>
-    </w:lvl>
-  </w:abstractNum>
-  <w:abstractNum w:abstractNumId="5" w15:restartNumberingAfterBreak="0">
     <w:nsid w:val="080D0E1C"/>
     <w:multiLevelType w:val="hybridMultilevel"/>
     <w:tmpl w:val="181EBFE8"/>
@@ -4998,120 +3827,7 @@
       </w:rPr>
     </w:lvl>
   </w:abstractNum>
-  <w:abstractNum w:abstractNumId="6" w15:restartNumberingAfterBreak="0">
-    <w:nsid w:val="09E37819"/>
-    <w:multiLevelType w:val="hybridMultilevel"/>
-    <w:tmpl w:val="6CC2AB26"/>
-    <w:lvl w:ilvl="0" w:tplc="040E0001">
-      <w:start w:val="1"/>
-      <w:numFmt w:val="bullet"/>
-      <w:lvlText w:val=""/>
-      <w:lvlJc w:val="left"/>
-      <w:pPr>
-        <w:ind w:left="1287" w:hanging="360"/>
-      </w:pPr>
-      <w:rPr>
-        <w:rFonts w:ascii="Symbol" w:hAnsi="Symbol" w:hint="default"/>
-      </w:rPr>
-    </w:lvl>
-    <w:lvl w:ilvl="1" w:tplc="040E0003">
-      <w:start w:val="1"/>
-      <w:numFmt w:val="bullet"/>
-      <w:lvlText w:val="o"/>
-      <w:lvlJc w:val="left"/>
-      <w:pPr>
-        <w:ind w:left="2007" w:hanging="360"/>
-      </w:pPr>
-      <w:rPr>
-        <w:rFonts w:ascii="Courier New" w:hAnsi="Courier New" w:cs="Courier New" w:hint="default"/>
-      </w:rPr>
-    </w:lvl>
-    <w:lvl w:ilvl="2" w:tplc="040E0005">
-      <w:start w:val="1"/>
-      <w:numFmt w:val="bullet"/>
-      <w:lvlText w:val=""/>
-      <w:lvlJc w:val="left"/>
-      <w:pPr>
-        <w:ind w:left="2727" w:hanging="360"/>
-      </w:pPr>
-      <w:rPr>
-        <w:rFonts w:ascii="Wingdings" w:hAnsi="Wingdings" w:hint="default"/>
-      </w:rPr>
-    </w:lvl>
-    <w:lvl w:ilvl="3" w:tplc="040E0001" w:tentative="1">
-      <w:start w:val="1"/>
-      <w:numFmt w:val="bullet"/>
-      <w:lvlText w:val=""/>
-      <w:lvlJc w:val="left"/>
-      <w:pPr>
-        <w:ind w:left="3447" w:hanging="360"/>
-      </w:pPr>
-      <w:rPr>
-        <w:rFonts w:ascii="Symbol" w:hAnsi="Symbol" w:hint="default"/>
-      </w:rPr>
-    </w:lvl>
-    <w:lvl w:ilvl="4" w:tplc="040E0003" w:tentative="1">
-      <w:start w:val="1"/>
-      <w:numFmt w:val="bullet"/>
-      <w:lvlText w:val="o"/>
-      <w:lvlJc w:val="left"/>
-      <w:pPr>
-        <w:ind w:left="4167" w:hanging="360"/>
-      </w:pPr>
-      <w:rPr>
-        <w:rFonts w:ascii="Courier New" w:hAnsi="Courier New" w:cs="Courier New" w:hint="default"/>
-      </w:rPr>
-    </w:lvl>
-    <w:lvl w:ilvl="5" w:tplc="040E0005" w:tentative="1">
-      <w:start w:val="1"/>
-      <w:numFmt w:val="bullet"/>
-      <w:lvlText w:val=""/>
-      <w:lvlJc w:val="left"/>
-      <w:pPr>
-        <w:ind w:left="4887" w:hanging="360"/>
-      </w:pPr>
-      <w:rPr>
-        <w:rFonts w:ascii="Wingdings" w:hAnsi="Wingdings" w:hint="default"/>
-      </w:rPr>
-    </w:lvl>
-    <w:lvl w:ilvl="6" w:tplc="040E0001" w:tentative="1">
-      <w:start w:val="1"/>
-      <w:numFmt w:val="bullet"/>
-      <w:lvlText w:val=""/>
-      <w:lvlJc w:val="left"/>
-      <w:pPr>
-        <w:ind w:left="5607" w:hanging="360"/>
-      </w:pPr>
-      <w:rPr>
-        <w:rFonts w:ascii="Symbol" w:hAnsi="Symbol" w:hint="default"/>
-      </w:rPr>
-    </w:lvl>
-    <w:lvl w:ilvl="7" w:tplc="040E0003" w:tentative="1">
-      <w:start w:val="1"/>
-      <w:numFmt w:val="bullet"/>
-      <w:lvlText w:val="o"/>
-      <w:lvlJc w:val="left"/>
-      <w:pPr>
-        <w:ind w:left="6327" w:hanging="360"/>
-      </w:pPr>
-      <w:rPr>
-        <w:rFonts w:ascii="Courier New" w:hAnsi="Courier New" w:cs="Courier New" w:hint="default"/>
-      </w:rPr>
-    </w:lvl>
-    <w:lvl w:ilvl="8" w:tplc="040E0005" w:tentative="1">
-      <w:start w:val="1"/>
-      <w:numFmt w:val="bullet"/>
-      <w:lvlText w:val=""/>
-      <w:lvlJc w:val="left"/>
-      <w:pPr>
-        <w:ind w:left="7047" w:hanging="360"/>
-      </w:pPr>
-      <w:rPr>
-        <w:rFonts w:ascii="Wingdings" w:hAnsi="Wingdings" w:hint="default"/>
-      </w:rPr>
-    </w:lvl>
-  </w:abstractNum>
-  <w:abstractNum w:abstractNumId="7" w15:restartNumberingAfterBreak="0">
+  <w:abstractNum w:abstractNumId="1" w15:restartNumberingAfterBreak="0">
     <w:nsid w:val="0AED621E"/>
     <w:multiLevelType w:val="singleLevel"/>
     <w:tmpl w:val="6A62C392"/>
@@ -5133,7 +3849,7 @@
       </w:rPr>
     </w:lvl>
   </w:abstractNum>
-  <w:abstractNum w:abstractNumId="8" w15:restartNumberingAfterBreak="0">
+  <w:abstractNum w:abstractNumId="2" w15:restartNumberingAfterBreak="0">
     <w:nsid w:val="0C6709F3"/>
     <w:multiLevelType w:val="multilevel"/>
     <w:tmpl w:val="6AA82880"/>
@@ -5274,346 +3990,7 @@
       </w:rPr>
     </w:lvl>
   </w:abstractNum>
-  <w:abstractNum w:abstractNumId="9" w15:restartNumberingAfterBreak="0">
-    <w:nsid w:val="0EA03C91"/>
-    <w:multiLevelType w:val="hybridMultilevel"/>
-    <w:tmpl w:val="93F46ACA"/>
-    <w:lvl w:ilvl="0" w:tplc="040E000F">
-      <w:start w:val="1"/>
-      <w:numFmt w:val="decimal"/>
-      <w:lvlText w:val="%1."/>
-      <w:lvlJc w:val="left"/>
-      <w:pPr>
-        <w:tabs>
-          <w:tab w:val="num" w:pos="1287"/>
-        </w:tabs>
-        <w:ind w:left="1287" w:hanging="360"/>
-      </w:pPr>
-    </w:lvl>
-    <w:lvl w:ilvl="1" w:tplc="040E0019" w:tentative="1">
-      <w:start w:val="1"/>
-      <w:numFmt w:val="lowerLetter"/>
-      <w:lvlText w:val="%2."/>
-      <w:lvlJc w:val="left"/>
-      <w:pPr>
-        <w:tabs>
-          <w:tab w:val="num" w:pos="2007"/>
-        </w:tabs>
-        <w:ind w:left="2007" w:hanging="360"/>
-      </w:pPr>
-    </w:lvl>
-    <w:lvl w:ilvl="2" w:tplc="040E001B" w:tentative="1">
-      <w:start w:val="1"/>
-      <w:numFmt w:val="lowerRoman"/>
-      <w:lvlText w:val="%3."/>
-      <w:lvlJc w:val="right"/>
-      <w:pPr>
-        <w:tabs>
-          <w:tab w:val="num" w:pos="2727"/>
-        </w:tabs>
-        <w:ind w:left="2727" w:hanging="180"/>
-      </w:pPr>
-    </w:lvl>
-    <w:lvl w:ilvl="3" w:tplc="040E000F" w:tentative="1">
-      <w:start w:val="1"/>
-      <w:numFmt w:val="decimal"/>
-      <w:lvlText w:val="%4."/>
-      <w:lvlJc w:val="left"/>
-      <w:pPr>
-        <w:tabs>
-          <w:tab w:val="num" w:pos="3447"/>
-        </w:tabs>
-        <w:ind w:left="3447" w:hanging="360"/>
-      </w:pPr>
-    </w:lvl>
-    <w:lvl w:ilvl="4" w:tplc="040E0019" w:tentative="1">
-      <w:start w:val="1"/>
-      <w:numFmt w:val="lowerLetter"/>
-      <w:lvlText w:val="%5."/>
-      <w:lvlJc w:val="left"/>
-      <w:pPr>
-        <w:tabs>
-          <w:tab w:val="num" w:pos="4167"/>
-        </w:tabs>
-        <w:ind w:left="4167" w:hanging="360"/>
-      </w:pPr>
-    </w:lvl>
-    <w:lvl w:ilvl="5" w:tplc="040E001B" w:tentative="1">
-      <w:start w:val="1"/>
-      <w:numFmt w:val="lowerRoman"/>
-      <w:lvlText w:val="%6."/>
-      <w:lvlJc w:val="right"/>
-      <w:pPr>
-        <w:tabs>
-          <w:tab w:val="num" w:pos="4887"/>
-        </w:tabs>
-        <w:ind w:left="4887" w:hanging="180"/>
-      </w:pPr>
-    </w:lvl>
-    <w:lvl w:ilvl="6" w:tplc="040E000F" w:tentative="1">
-      <w:start w:val="1"/>
-      <w:numFmt w:val="decimal"/>
-      <w:lvlText w:val="%7."/>
-      <w:lvlJc w:val="left"/>
-      <w:pPr>
-        <w:tabs>
-          <w:tab w:val="num" w:pos="5607"/>
-        </w:tabs>
-        <w:ind w:left="5607" w:hanging="360"/>
-      </w:pPr>
-    </w:lvl>
-    <w:lvl w:ilvl="7" w:tplc="040E0019" w:tentative="1">
-      <w:start w:val="1"/>
-      <w:numFmt w:val="lowerLetter"/>
-      <w:lvlText w:val="%8."/>
-      <w:lvlJc w:val="left"/>
-      <w:pPr>
-        <w:tabs>
-          <w:tab w:val="num" w:pos="6327"/>
-        </w:tabs>
-        <w:ind w:left="6327" w:hanging="360"/>
-      </w:pPr>
-    </w:lvl>
-    <w:lvl w:ilvl="8" w:tplc="040E001B" w:tentative="1">
-      <w:start w:val="1"/>
-      <w:numFmt w:val="lowerRoman"/>
-      <w:lvlText w:val="%9."/>
-      <w:lvlJc w:val="right"/>
-      <w:pPr>
-        <w:tabs>
-          <w:tab w:val="num" w:pos="7047"/>
-        </w:tabs>
-        <w:ind w:left="7047" w:hanging="180"/>
-      </w:pPr>
-    </w:lvl>
-  </w:abstractNum>
-  <w:abstractNum w:abstractNumId="10" w15:restartNumberingAfterBreak="0">
-    <w:nsid w:val="11B91530"/>
-    <w:multiLevelType w:val="hybridMultilevel"/>
-    <w:tmpl w:val="2B223C96"/>
-    <w:lvl w:ilvl="0" w:tplc="040E000F">
-      <w:start w:val="1"/>
-      <w:numFmt w:val="decimal"/>
-      <w:lvlText w:val="%1."/>
-      <w:lvlJc w:val="left"/>
-      <w:pPr>
-        <w:tabs>
-          <w:tab w:val="num" w:pos="720"/>
-        </w:tabs>
-        <w:ind w:left="720" w:hanging="360"/>
-      </w:pPr>
-    </w:lvl>
-    <w:lvl w:ilvl="1" w:tplc="040E0019" w:tentative="1">
-      <w:start w:val="1"/>
-      <w:numFmt w:val="lowerLetter"/>
-      <w:lvlText w:val="%2."/>
-      <w:lvlJc w:val="left"/>
-      <w:pPr>
-        <w:tabs>
-          <w:tab w:val="num" w:pos="1440"/>
-        </w:tabs>
-        <w:ind w:left="1440" w:hanging="360"/>
-      </w:pPr>
-    </w:lvl>
-    <w:lvl w:ilvl="2" w:tplc="040E001B" w:tentative="1">
-      <w:start w:val="1"/>
-      <w:numFmt w:val="lowerRoman"/>
-      <w:lvlText w:val="%3."/>
-      <w:lvlJc w:val="right"/>
-      <w:pPr>
-        <w:tabs>
-          <w:tab w:val="num" w:pos="2160"/>
-        </w:tabs>
-        <w:ind w:left="2160" w:hanging="180"/>
-      </w:pPr>
-    </w:lvl>
-    <w:lvl w:ilvl="3" w:tplc="040E000F" w:tentative="1">
-      <w:start w:val="1"/>
-      <w:numFmt w:val="decimal"/>
-      <w:lvlText w:val="%4."/>
-      <w:lvlJc w:val="left"/>
-      <w:pPr>
-        <w:tabs>
-          <w:tab w:val="num" w:pos="2880"/>
-        </w:tabs>
-        <w:ind w:left="2880" w:hanging="360"/>
-      </w:pPr>
-    </w:lvl>
-    <w:lvl w:ilvl="4" w:tplc="040E0019" w:tentative="1">
-      <w:start w:val="1"/>
-      <w:numFmt w:val="lowerLetter"/>
-      <w:lvlText w:val="%5."/>
-      <w:lvlJc w:val="left"/>
-      <w:pPr>
-        <w:tabs>
-          <w:tab w:val="num" w:pos="3600"/>
-        </w:tabs>
-        <w:ind w:left="3600" w:hanging="360"/>
-      </w:pPr>
-    </w:lvl>
-    <w:lvl w:ilvl="5" w:tplc="040E001B" w:tentative="1">
-      <w:start w:val="1"/>
-      <w:numFmt w:val="lowerRoman"/>
-      <w:lvlText w:val="%6."/>
-      <w:lvlJc w:val="right"/>
-      <w:pPr>
-        <w:tabs>
-          <w:tab w:val="num" w:pos="4320"/>
-        </w:tabs>
-        <w:ind w:left="4320" w:hanging="180"/>
-      </w:pPr>
-    </w:lvl>
-    <w:lvl w:ilvl="6" w:tplc="040E000F" w:tentative="1">
-      <w:start w:val="1"/>
-      <w:numFmt w:val="decimal"/>
-      <w:lvlText w:val="%7."/>
-      <w:lvlJc w:val="left"/>
-      <w:pPr>
-        <w:tabs>
-          <w:tab w:val="num" w:pos="5040"/>
-        </w:tabs>
-        <w:ind w:left="5040" w:hanging="360"/>
-      </w:pPr>
-    </w:lvl>
-    <w:lvl w:ilvl="7" w:tplc="040E0019" w:tentative="1">
-      <w:start w:val="1"/>
-      <w:numFmt w:val="lowerLetter"/>
-      <w:lvlText w:val="%8."/>
-      <w:lvlJc w:val="left"/>
-      <w:pPr>
-        <w:tabs>
-          <w:tab w:val="num" w:pos="5760"/>
-        </w:tabs>
-        <w:ind w:left="5760" w:hanging="360"/>
-      </w:pPr>
-    </w:lvl>
-    <w:lvl w:ilvl="8" w:tplc="040E001B" w:tentative="1">
-      <w:start w:val="1"/>
-      <w:numFmt w:val="lowerRoman"/>
-      <w:lvlText w:val="%9."/>
-      <w:lvlJc w:val="right"/>
-      <w:pPr>
-        <w:tabs>
-          <w:tab w:val="num" w:pos="6480"/>
-        </w:tabs>
-        <w:ind w:left="6480" w:hanging="180"/>
-      </w:pPr>
-    </w:lvl>
-  </w:abstractNum>
-  <w:abstractNum w:abstractNumId="11" w15:restartNumberingAfterBreak="0">
-    <w:nsid w:val="143B419E"/>
-    <w:multiLevelType w:val="hybridMultilevel"/>
-    <w:tmpl w:val="3042B020"/>
-    <w:lvl w:ilvl="0" w:tplc="040E0001">
-      <w:start w:val="1"/>
-      <w:numFmt w:val="bullet"/>
-      <w:lvlText w:val=""/>
-      <w:lvlJc w:val="left"/>
-      <w:pPr>
-        <w:ind w:left="1287" w:hanging="360"/>
-      </w:pPr>
-      <w:rPr>
-        <w:rFonts w:ascii="Symbol" w:hAnsi="Symbol" w:hint="default"/>
-      </w:rPr>
-    </w:lvl>
-    <w:lvl w:ilvl="1" w:tplc="040E0003" w:tentative="1">
-      <w:start w:val="1"/>
-      <w:numFmt w:val="bullet"/>
-      <w:lvlText w:val="o"/>
-      <w:lvlJc w:val="left"/>
-      <w:pPr>
-        <w:ind w:left="2007" w:hanging="360"/>
-      </w:pPr>
-      <w:rPr>
-        <w:rFonts w:ascii="Courier New" w:hAnsi="Courier New" w:cs="Courier New" w:hint="default"/>
-      </w:rPr>
-    </w:lvl>
-    <w:lvl w:ilvl="2" w:tplc="040E0005" w:tentative="1">
-      <w:start w:val="1"/>
-      <w:numFmt w:val="bullet"/>
-      <w:lvlText w:val=""/>
-      <w:lvlJc w:val="left"/>
-      <w:pPr>
-        <w:ind w:left="2727" w:hanging="360"/>
-      </w:pPr>
-      <w:rPr>
-        <w:rFonts w:ascii="Wingdings" w:hAnsi="Wingdings" w:hint="default"/>
-      </w:rPr>
-    </w:lvl>
-    <w:lvl w:ilvl="3" w:tplc="040E0001" w:tentative="1">
-      <w:start w:val="1"/>
-      <w:numFmt w:val="bullet"/>
-      <w:lvlText w:val=""/>
-      <w:lvlJc w:val="left"/>
-      <w:pPr>
-        <w:ind w:left="3447" w:hanging="360"/>
-      </w:pPr>
-      <w:rPr>
-        <w:rFonts w:ascii="Symbol" w:hAnsi="Symbol" w:hint="default"/>
-      </w:rPr>
-    </w:lvl>
-    <w:lvl w:ilvl="4" w:tplc="040E0003" w:tentative="1">
-      <w:start w:val="1"/>
-      <w:numFmt w:val="bullet"/>
-      <w:lvlText w:val="o"/>
-      <w:lvlJc w:val="left"/>
-      <w:pPr>
-        <w:ind w:left="4167" w:hanging="360"/>
-      </w:pPr>
-      <w:rPr>
-        <w:rFonts w:ascii="Courier New" w:hAnsi="Courier New" w:cs="Courier New" w:hint="default"/>
-      </w:rPr>
-    </w:lvl>
-    <w:lvl w:ilvl="5" w:tplc="040E0005" w:tentative="1">
-      <w:start w:val="1"/>
-      <w:numFmt w:val="bullet"/>
-      <w:lvlText w:val=""/>
-      <w:lvlJc w:val="left"/>
-      <w:pPr>
-        <w:ind w:left="4887" w:hanging="360"/>
-      </w:pPr>
-      <w:rPr>
-        <w:rFonts w:ascii="Wingdings" w:hAnsi="Wingdings" w:hint="default"/>
-      </w:rPr>
-    </w:lvl>
-    <w:lvl w:ilvl="6" w:tplc="040E0001" w:tentative="1">
-      <w:start w:val="1"/>
-      <w:numFmt w:val="bullet"/>
-      <w:lvlText w:val=""/>
-      <w:lvlJc w:val="left"/>
-      <w:pPr>
-        <w:ind w:left="5607" w:hanging="360"/>
-      </w:pPr>
-      <w:rPr>
-        <w:rFonts w:ascii="Symbol" w:hAnsi="Symbol" w:hint="default"/>
-      </w:rPr>
-    </w:lvl>
-    <w:lvl w:ilvl="7" w:tplc="040E0003" w:tentative="1">
-      <w:start w:val="1"/>
-      <w:numFmt w:val="bullet"/>
-      <w:lvlText w:val="o"/>
-      <w:lvlJc w:val="left"/>
-      <w:pPr>
-        <w:ind w:left="6327" w:hanging="360"/>
-      </w:pPr>
-      <w:rPr>
-        <w:rFonts w:ascii="Courier New" w:hAnsi="Courier New" w:cs="Courier New" w:hint="default"/>
-      </w:rPr>
-    </w:lvl>
-    <w:lvl w:ilvl="8" w:tplc="040E0005" w:tentative="1">
-      <w:start w:val="1"/>
-      <w:numFmt w:val="bullet"/>
-      <w:lvlText w:val=""/>
-      <w:lvlJc w:val="left"/>
-      <w:pPr>
-        <w:ind w:left="7047" w:hanging="360"/>
-      </w:pPr>
-      <w:rPr>
-        <w:rFonts w:ascii="Wingdings" w:hAnsi="Wingdings" w:hint="default"/>
-      </w:rPr>
-    </w:lvl>
-  </w:abstractNum>
-  <w:abstractNum w:abstractNumId="12" w15:restartNumberingAfterBreak="0">
+  <w:abstractNum w:abstractNumId="3" w15:restartNumberingAfterBreak="0">
     <w:nsid w:val="1A0274C9"/>
     <w:multiLevelType w:val="multilevel"/>
     <w:tmpl w:val="484CECBA"/>
@@ -5754,146 +4131,7 @@
       </w:rPr>
     </w:lvl>
   </w:abstractNum>
-  <w:abstractNum w:abstractNumId="13" w15:restartNumberingAfterBreak="0">
-    <w:nsid w:val="1A893A4A"/>
-    <w:multiLevelType w:val="hybridMultilevel"/>
-    <w:tmpl w:val="82486E90"/>
-    <w:lvl w:ilvl="0" w:tplc="62524AB6">
-      <w:numFmt w:val="bullet"/>
-      <w:lvlText w:val="–"/>
-      <w:lvlJc w:val="left"/>
-      <w:pPr>
-        <w:tabs>
-          <w:tab w:val="num" w:pos="927"/>
-        </w:tabs>
-        <w:ind w:left="927" w:hanging="360"/>
-      </w:pPr>
-      <w:rPr>
-        <w:rFonts w:ascii="Times New Roman" w:eastAsia="Times New Roman" w:hAnsi="Times New Roman" w:cs="Times New Roman" w:hint="default"/>
-      </w:rPr>
-    </w:lvl>
-    <w:lvl w:ilvl="1" w:tplc="040E0003" w:tentative="1">
-      <w:start w:val="1"/>
-      <w:numFmt w:val="bullet"/>
-      <w:lvlText w:val="o"/>
-      <w:lvlJc w:val="left"/>
-      <w:pPr>
-        <w:tabs>
-          <w:tab w:val="num" w:pos="1647"/>
-        </w:tabs>
-        <w:ind w:left="1647" w:hanging="360"/>
-      </w:pPr>
-      <w:rPr>
-        <w:rFonts w:ascii="Courier New" w:hAnsi="Courier New" w:cs="Courier New" w:hint="default"/>
-      </w:rPr>
-    </w:lvl>
-    <w:lvl w:ilvl="2" w:tplc="040E0005" w:tentative="1">
-      <w:start w:val="1"/>
-      <w:numFmt w:val="bullet"/>
-      <w:lvlText w:val=""/>
-      <w:lvlJc w:val="left"/>
-      <w:pPr>
-        <w:tabs>
-          <w:tab w:val="num" w:pos="2367"/>
-        </w:tabs>
-        <w:ind w:left="2367" w:hanging="360"/>
-      </w:pPr>
-      <w:rPr>
-        <w:rFonts w:ascii="Wingdings" w:hAnsi="Wingdings" w:hint="default"/>
-      </w:rPr>
-    </w:lvl>
-    <w:lvl w:ilvl="3" w:tplc="040E0001" w:tentative="1">
-      <w:start w:val="1"/>
-      <w:numFmt w:val="bullet"/>
-      <w:lvlText w:val=""/>
-      <w:lvlJc w:val="left"/>
-      <w:pPr>
-        <w:tabs>
-          <w:tab w:val="num" w:pos="3087"/>
-        </w:tabs>
-        <w:ind w:left="3087" w:hanging="360"/>
-      </w:pPr>
-      <w:rPr>
-        <w:rFonts w:ascii="Symbol" w:hAnsi="Symbol" w:hint="default"/>
-      </w:rPr>
-    </w:lvl>
-    <w:lvl w:ilvl="4" w:tplc="040E0003" w:tentative="1">
-      <w:start w:val="1"/>
-      <w:numFmt w:val="bullet"/>
-      <w:lvlText w:val="o"/>
-      <w:lvlJc w:val="left"/>
-      <w:pPr>
-        <w:tabs>
-          <w:tab w:val="num" w:pos="3807"/>
-        </w:tabs>
-        <w:ind w:left="3807" w:hanging="360"/>
-      </w:pPr>
-      <w:rPr>
-        <w:rFonts w:ascii="Courier New" w:hAnsi="Courier New" w:cs="Courier New" w:hint="default"/>
-      </w:rPr>
-    </w:lvl>
-    <w:lvl w:ilvl="5" w:tplc="040E0005" w:tentative="1">
-      <w:start w:val="1"/>
-      <w:numFmt w:val="bullet"/>
-      <w:lvlText w:val=""/>
-      <w:lvlJc w:val="left"/>
-      <w:pPr>
-        <w:tabs>
-          <w:tab w:val="num" w:pos="4527"/>
-        </w:tabs>
-        <w:ind w:left="4527" w:hanging="360"/>
-      </w:pPr>
-      <w:rPr>
-        <w:rFonts w:ascii="Wingdings" w:hAnsi="Wingdings" w:hint="default"/>
-      </w:rPr>
-    </w:lvl>
-    <w:lvl w:ilvl="6" w:tplc="040E0001" w:tentative="1">
-      <w:start w:val="1"/>
-      <w:numFmt w:val="bullet"/>
-      <w:lvlText w:val=""/>
-      <w:lvlJc w:val="left"/>
-      <w:pPr>
-        <w:tabs>
-          <w:tab w:val="num" w:pos="5247"/>
-        </w:tabs>
-        <w:ind w:left="5247" w:hanging="360"/>
-      </w:pPr>
-      <w:rPr>
-        <w:rFonts w:ascii="Symbol" w:hAnsi="Symbol" w:hint="default"/>
-      </w:rPr>
-    </w:lvl>
-    <w:lvl w:ilvl="7" w:tplc="040E0003" w:tentative="1">
-      <w:start w:val="1"/>
-      <w:numFmt w:val="bullet"/>
-      <w:lvlText w:val="o"/>
-      <w:lvlJc w:val="left"/>
-      <w:pPr>
-        <w:tabs>
-          <w:tab w:val="num" w:pos="5967"/>
-        </w:tabs>
-        <w:ind w:left="5967" w:hanging="360"/>
-      </w:pPr>
-      <w:rPr>
-        <w:rFonts w:ascii="Courier New" w:hAnsi="Courier New" w:cs="Courier New" w:hint="default"/>
-      </w:rPr>
-    </w:lvl>
-    <w:lvl w:ilvl="8" w:tplc="040E0005" w:tentative="1">
-      <w:start w:val="1"/>
-      <w:numFmt w:val="bullet"/>
-      <w:lvlText w:val=""/>
-      <w:lvlJc w:val="left"/>
-      <w:pPr>
-        <w:tabs>
-          <w:tab w:val="num" w:pos="6687"/>
-        </w:tabs>
-        <w:ind w:left="6687" w:hanging="360"/>
-      </w:pPr>
-      <w:rPr>
-        <w:rFonts w:ascii="Wingdings" w:hAnsi="Wingdings" w:hint="default"/>
-      </w:rPr>
-    </w:lvl>
-  </w:abstractNum>
-  <w:abstractNum w:abstractNumId="14" w15:restartNumberingAfterBreak="0">
+  <w:abstractNum w:abstractNumId="4" w15:restartNumberingAfterBreak="0">
     <w:nsid w:val="1B4F4D36"/>
     <w:multiLevelType w:val="multilevel"/>
     <w:tmpl w:val="77A4659A"/>
@@ -6037,1392 +4275,7 @@
       </w:rPr>
     </w:lvl>
   </w:abstractNum>
-  <w:abstractNum w:abstractNumId="15" w15:restartNumberingAfterBreak="0">
-    <w:nsid w:val="1CC573A1"/>
-    <w:multiLevelType w:val="hybridMultilevel"/>
-    <w:tmpl w:val="6380B976"/>
-    <w:lvl w:ilvl="0" w:tplc="040E0001">
-      <w:start w:val="1"/>
-      <w:numFmt w:val="bullet"/>
-      <w:lvlText w:val=""/>
-      <w:lvlJc w:val="left"/>
-      <w:pPr>
-        <w:ind w:left="927" w:hanging="360"/>
-      </w:pPr>
-      <w:rPr>
-        <w:rFonts w:ascii="Symbol" w:hAnsi="Symbol" w:hint="default"/>
-      </w:rPr>
-    </w:lvl>
-    <w:lvl w:ilvl="1" w:tplc="040E0003" w:tentative="1">
-      <w:start w:val="1"/>
-      <w:numFmt w:val="bullet"/>
-      <w:lvlText w:val="o"/>
-      <w:lvlJc w:val="left"/>
-      <w:pPr>
-        <w:ind w:left="1647" w:hanging="360"/>
-      </w:pPr>
-      <w:rPr>
-        <w:rFonts w:ascii="Courier New" w:hAnsi="Courier New" w:cs="Courier New" w:hint="default"/>
-      </w:rPr>
-    </w:lvl>
-    <w:lvl w:ilvl="2" w:tplc="040E0005" w:tentative="1">
-      <w:start w:val="1"/>
-      <w:numFmt w:val="bullet"/>
-      <w:lvlText w:val=""/>
-      <w:lvlJc w:val="left"/>
-      <w:pPr>
-        <w:ind w:left="2367" w:hanging="360"/>
-      </w:pPr>
-      <w:rPr>
-        <w:rFonts w:ascii="Wingdings" w:hAnsi="Wingdings" w:hint="default"/>
-      </w:rPr>
-    </w:lvl>
-    <w:lvl w:ilvl="3" w:tplc="040E0001" w:tentative="1">
-      <w:start w:val="1"/>
-      <w:numFmt w:val="bullet"/>
-      <w:lvlText w:val=""/>
-      <w:lvlJc w:val="left"/>
-      <w:pPr>
-        <w:ind w:left="3087" w:hanging="360"/>
-      </w:pPr>
-      <w:rPr>
-        <w:rFonts w:ascii="Symbol" w:hAnsi="Symbol" w:hint="default"/>
-      </w:rPr>
-    </w:lvl>
-    <w:lvl w:ilvl="4" w:tplc="040E0003" w:tentative="1">
-      <w:start w:val="1"/>
-      <w:numFmt w:val="bullet"/>
-      <w:lvlText w:val="o"/>
-      <w:lvlJc w:val="left"/>
-      <w:pPr>
-        <w:ind w:left="3807" w:hanging="360"/>
-      </w:pPr>
-      <w:rPr>
-        <w:rFonts w:ascii="Courier New" w:hAnsi="Courier New" w:cs="Courier New" w:hint="default"/>
-      </w:rPr>
-    </w:lvl>
-    <w:lvl w:ilvl="5" w:tplc="040E0005" w:tentative="1">
-      <w:start w:val="1"/>
-      <w:numFmt w:val="bullet"/>
-      <w:lvlText w:val=""/>
-      <w:lvlJc w:val="left"/>
-      <w:pPr>
-        <w:ind w:left="4527" w:hanging="360"/>
-      </w:pPr>
-      <w:rPr>
-        <w:rFonts w:ascii="Wingdings" w:hAnsi="Wingdings" w:hint="default"/>
-      </w:rPr>
-    </w:lvl>
-    <w:lvl w:ilvl="6" w:tplc="040E0001" w:tentative="1">
-      <w:start w:val="1"/>
-      <w:numFmt w:val="bullet"/>
-      <w:lvlText w:val=""/>
-      <w:lvlJc w:val="left"/>
-      <w:pPr>
-        <w:ind w:left="5247" w:hanging="360"/>
-      </w:pPr>
-      <w:rPr>
-        <w:rFonts w:ascii="Symbol" w:hAnsi="Symbol" w:hint="default"/>
-      </w:rPr>
-    </w:lvl>
-    <w:lvl w:ilvl="7" w:tplc="040E0003" w:tentative="1">
-      <w:start w:val="1"/>
-      <w:numFmt w:val="bullet"/>
-      <w:lvlText w:val="o"/>
-      <w:lvlJc w:val="left"/>
-      <w:pPr>
-        <w:ind w:left="5967" w:hanging="360"/>
-      </w:pPr>
-      <w:rPr>
-        <w:rFonts w:ascii="Courier New" w:hAnsi="Courier New" w:cs="Courier New" w:hint="default"/>
-      </w:rPr>
-    </w:lvl>
-    <w:lvl w:ilvl="8" w:tplc="040E0005" w:tentative="1">
-      <w:start w:val="1"/>
-      <w:numFmt w:val="bullet"/>
-      <w:lvlText w:val=""/>
-      <w:lvlJc w:val="left"/>
-      <w:pPr>
-        <w:ind w:left="6687" w:hanging="360"/>
-      </w:pPr>
-      <w:rPr>
-        <w:rFonts w:ascii="Wingdings" w:hAnsi="Wingdings" w:hint="default"/>
-      </w:rPr>
-    </w:lvl>
-  </w:abstractNum>
-  <w:abstractNum w:abstractNumId="16" w15:restartNumberingAfterBreak="0">
-    <w:nsid w:val="1CD848B6"/>
-    <w:multiLevelType w:val="hybridMultilevel"/>
-    <w:tmpl w:val="79DC5FCC"/>
-    <w:lvl w:ilvl="0" w:tplc="040E0001">
-      <w:start w:val="1"/>
-      <w:numFmt w:val="bullet"/>
-      <w:lvlText w:val=""/>
-      <w:lvlJc w:val="left"/>
-      <w:pPr>
-        <w:ind w:left="720" w:hanging="360"/>
-      </w:pPr>
-      <w:rPr>
-        <w:rFonts w:ascii="Symbol" w:hAnsi="Symbol" w:hint="default"/>
-      </w:rPr>
-    </w:lvl>
-    <w:lvl w:ilvl="1" w:tplc="040E0003" w:tentative="1">
-      <w:start w:val="1"/>
-      <w:numFmt w:val="bullet"/>
-      <w:lvlText w:val="o"/>
-      <w:lvlJc w:val="left"/>
-      <w:pPr>
-        <w:ind w:left="1440" w:hanging="360"/>
-      </w:pPr>
-      <w:rPr>
-        <w:rFonts w:ascii="Courier New" w:hAnsi="Courier New" w:cs="Courier New" w:hint="default"/>
-      </w:rPr>
-    </w:lvl>
-    <w:lvl w:ilvl="2" w:tplc="040E0005" w:tentative="1">
-      <w:start w:val="1"/>
-      <w:numFmt w:val="bullet"/>
-      <w:lvlText w:val=""/>
-      <w:lvlJc w:val="left"/>
-      <w:pPr>
-        <w:ind w:left="2160" w:hanging="360"/>
-      </w:pPr>
-      <w:rPr>
-        <w:rFonts w:ascii="Wingdings" w:hAnsi="Wingdings" w:hint="default"/>
-      </w:rPr>
-    </w:lvl>
-    <w:lvl w:ilvl="3" w:tplc="040E0001" w:tentative="1">
-      <w:start w:val="1"/>
-      <w:numFmt w:val="bullet"/>
-      <w:lvlText w:val=""/>
-      <w:lvlJc w:val="left"/>
-      <w:pPr>
-        <w:ind w:left="2880" w:hanging="360"/>
-      </w:pPr>
-      <w:rPr>
-        <w:rFonts w:ascii="Symbol" w:hAnsi="Symbol" w:hint="default"/>
-      </w:rPr>
-    </w:lvl>
-    <w:lvl w:ilvl="4" w:tplc="040E0003" w:tentative="1">
-      <w:start w:val="1"/>
-      <w:numFmt w:val="bullet"/>
-      <w:lvlText w:val="o"/>
-      <w:lvlJc w:val="left"/>
-      <w:pPr>
-        <w:ind w:left="3600" w:hanging="360"/>
-      </w:pPr>
-      <w:rPr>
-        <w:rFonts w:ascii="Courier New" w:hAnsi="Courier New" w:cs="Courier New" w:hint="default"/>
-      </w:rPr>
-    </w:lvl>
-    <w:lvl w:ilvl="5" w:tplc="040E0005" w:tentative="1">
-      <w:start w:val="1"/>
-      <w:numFmt w:val="bullet"/>
-      <w:lvlText w:val=""/>
-      <w:lvlJc w:val="left"/>
-      <w:pPr>
-        <w:ind w:left="4320" w:hanging="360"/>
-      </w:pPr>
-      <w:rPr>
-        <w:rFonts w:ascii="Wingdings" w:hAnsi="Wingdings" w:hint="default"/>
-      </w:rPr>
-    </w:lvl>
-    <w:lvl w:ilvl="6" w:tplc="040E0001" w:tentative="1">
-      <w:start w:val="1"/>
-      <w:numFmt w:val="bullet"/>
-      <w:lvlText w:val=""/>
-      <w:lvlJc w:val="left"/>
-      <w:pPr>
-        <w:ind w:left="5040" w:hanging="360"/>
-      </w:pPr>
-      <w:rPr>
-        <w:rFonts w:ascii="Symbol" w:hAnsi="Symbol" w:hint="default"/>
-      </w:rPr>
-    </w:lvl>
-    <w:lvl w:ilvl="7" w:tplc="040E0003" w:tentative="1">
-      <w:start w:val="1"/>
-      <w:numFmt w:val="bullet"/>
-      <w:lvlText w:val="o"/>
-      <w:lvlJc w:val="left"/>
-      <w:pPr>
-        <w:ind w:left="5760" w:hanging="360"/>
-      </w:pPr>
-      <w:rPr>
-        <w:rFonts w:ascii="Courier New" w:hAnsi="Courier New" w:cs="Courier New" w:hint="default"/>
-      </w:rPr>
-    </w:lvl>
-    <w:lvl w:ilvl="8" w:tplc="040E0005" w:tentative="1">
-      <w:start w:val="1"/>
-      <w:numFmt w:val="bullet"/>
-      <w:lvlText w:val=""/>
-      <w:lvlJc w:val="left"/>
-      <w:pPr>
-        <w:ind w:left="6480" w:hanging="360"/>
-      </w:pPr>
-      <w:rPr>
-        <w:rFonts w:ascii="Wingdings" w:hAnsi="Wingdings" w:hint="default"/>
-      </w:rPr>
-    </w:lvl>
-  </w:abstractNum>
-  <w:abstractNum w:abstractNumId="17" w15:restartNumberingAfterBreak="0">
-    <w:nsid w:val="1D296288"/>
-    <w:multiLevelType w:val="hybridMultilevel"/>
-    <w:tmpl w:val="A3A47768"/>
-    <w:lvl w:ilvl="0" w:tplc="040E0001">
-      <w:start w:val="1"/>
-      <w:numFmt w:val="bullet"/>
-      <w:lvlText w:val=""/>
-      <w:lvlJc w:val="left"/>
-      <w:pPr>
-        <w:ind w:left="360" w:hanging="360"/>
-      </w:pPr>
-      <w:rPr>
-        <w:rFonts w:ascii="Symbol" w:hAnsi="Symbol" w:hint="default"/>
-      </w:rPr>
-    </w:lvl>
-    <w:lvl w:ilvl="1" w:tplc="040E0003" w:tentative="1">
-      <w:start w:val="1"/>
-      <w:numFmt w:val="bullet"/>
-      <w:lvlText w:val="o"/>
-      <w:lvlJc w:val="left"/>
-      <w:pPr>
-        <w:ind w:left="1080" w:hanging="360"/>
-      </w:pPr>
-      <w:rPr>
-        <w:rFonts w:ascii="Courier New" w:hAnsi="Courier New" w:cs="Courier New" w:hint="default"/>
-      </w:rPr>
-    </w:lvl>
-    <w:lvl w:ilvl="2" w:tplc="040E0005" w:tentative="1">
-      <w:start w:val="1"/>
-      <w:numFmt w:val="bullet"/>
-      <w:lvlText w:val=""/>
-      <w:lvlJc w:val="left"/>
-      <w:pPr>
-        <w:ind w:left="1800" w:hanging="360"/>
-      </w:pPr>
-      <w:rPr>
-        <w:rFonts w:ascii="Wingdings" w:hAnsi="Wingdings" w:hint="default"/>
-      </w:rPr>
-    </w:lvl>
-    <w:lvl w:ilvl="3" w:tplc="040E0001" w:tentative="1">
-      <w:start w:val="1"/>
-      <w:numFmt w:val="bullet"/>
-      <w:lvlText w:val=""/>
-      <w:lvlJc w:val="left"/>
-      <w:pPr>
-        <w:ind w:left="2520" w:hanging="360"/>
-      </w:pPr>
-      <w:rPr>
-        <w:rFonts w:ascii="Symbol" w:hAnsi="Symbol" w:hint="default"/>
-      </w:rPr>
-    </w:lvl>
-    <w:lvl w:ilvl="4" w:tplc="040E0003" w:tentative="1">
-      <w:start w:val="1"/>
-      <w:numFmt w:val="bullet"/>
-      <w:lvlText w:val="o"/>
-      <w:lvlJc w:val="left"/>
-      <w:pPr>
-        <w:ind w:left="3240" w:hanging="360"/>
-      </w:pPr>
-      <w:rPr>
-        <w:rFonts w:ascii="Courier New" w:hAnsi="Courier New" w:cs="Courier New" w:hint="default"/>
-      </w:rPr>
-    </w:lvl>
-    <w:lvl w:ilvl="5" w:tplc="040E0005" w:tentative="1">
-      <w:start w:val="1"/>
-      <w:numFmt w:val="bullet"/>
-      <w:lvlText w:val=""/>
-      <w:lvlJc w:val="left"/>
-      <w:pPr>
-        <w:ind w:left="3960" w:hanging="360"/>
-      </w:pPr>
-      <w:rPr>
-        <w:rFonts w:ascii="Wingdings" w:hAnsi="Wingdings" w:hint="default"/>
-      </w:rPr>
-    </w:lvl>
-    <w:lvl w:ilvl="6" w:tplc="040E0001" w:tentative="1">
-      <w:start w:val="1"/>
-      <w:numFmt w:val="bullet"/>
-      <w:lvlText w:val=""/>
-      <w:lvlJc w:val="left"/>
-      <w:pPr>
-        <w:ind w:left="4680" w:hanging="360"/>
-      </w:pPr>
-      <w:rPr>
-        <w:rFonts w:ascii="Symbol" w:hAnsi="Symbol" w:hint="default"/>
-      </w:rPr>
-    </w:lvl>
-    <w:lvl w:ilvl="7" w:tplc="040E0003" w:tentative="1">
-      <w:start w:val="1"/>
-      <w:numFmt w:val="bullet"/>
-      <w:lvlText w:val="o"/>
-      <w:lvlJc w:val="left"/>
-      <w:pPr>
-        <w:ind w:left="5400" w:hanging="360"/>
-      </w:pPr>
-      <w:rPr>
-        <w:rFonts w:ascii="Courier New" w:hAnsi="Courier New" w:cs="Courier New" w:hint="default"/>
-      </w:rPr>
-    </w:lvl>
-    <w:lvl w:ilvl="8" w:tplc="040E0005" w:tentative="1">
-      <w:start w:val="1"/>
-      <w:numFmt w:val="bullet"/>
-      <w:lvlText w:val=""/>
-      <w:lvlJc w:val="left"/>
-      <w:pPr>
-        <w:ind w:left="6120" w:hanging="360"/>
-      </w:pPr>
-      <w:rPr>
-        <w:rFonts w:ascii="Wingdings" w:hAnsi="Wingdings" w:hint="default"/>
-      </w:rPr>
-    </w:lvl>
-  </w:abstractNum>
-  <w:abstractNum w:abstractNumId="18" w15:restartNumberingAfterBreak="0">
-    <w:nsid w:val="1F355D3C"/>
-    <w:multiLevelType w:val="hybridMultilevel"/>
-    <w:tmpl w:val="3D008448"/>
-    <w:lvl w:ilvl="0" w:tplc="040E0001">
-      <w:start w:val="1"/>
-      <w:numFmt w:val="bullet"/>
-      <w:lvlText w:val=""/>
-      <w:lvlJc w:val="left"/>
-      <w:pPr>
-        <w:ind w:left="720" w:hanging="360"/>
-      </w:pPr>
-      <w:rPr>
-        <w:rFonts w:ascii="Symbol" w:hAnsi="Symbol" w:hint="default"/>
-      </w:rPr>
-    </w:lvl>
-    <w:lvl w:ilvl="1" w:tplc="040E0003" w:tentative="1">
-      <w:start w:val="1"/>
-      <w:numFmt w:val="bullet"/>
-      <w:lvlText w:val="o"/>
-      <w:lvlJc w:val="left"/>
-      <w:pPr>
-        <w:ind w:left="1440" w:hanging="360"/>
-      </w:pPr>
-      <w:rPr>
-        <w:rFonts w:ascii="Courier New" w:hAnsi="Courier New" w:cs="Courier New" w:hint="default"/>
-      </w:rPr>
-    </w:lvl>
-    <w:lvl w:ilvl="2" w:tplc="040E0005" w:tentative="1">
-      <w:start w:val="1"/>
-      <w:numFmt w:val="bullet"/>
-      <w:lvlText w:val=""/>
-      <w:lvlJc w:val="left"/>
-      <w:pPr>
-        <w:ind w:left="2160" w:hanging="360"/>
-      </w:pPr>
-      <w:rPr>
-        <w:rFonts w:ascii="Wingdings" w:hAnsi="Wingdings" w:hint="default"/>
-      </w:rPr>
-    </w:lvl>
-    <w:lvl w:ilvl="3" w:tplc="040E0001" w:tentative="1">
-      <w:start w:val="1"/>
-      <w:numFmt w:val="bullet"/>
-      <w:lvlText w:val=""/>
-      <w:lvlJc w:val="left"/>
-      <w:pPr>
-        <w:ind w:left="2880" w:hanging="360"/>
-      </w:pPr>
-      <w:rPr>
-        <w:rFonts w:ascii="Symbol" w:hAnsi="Symbol" w:hint="default"/>
-      </w:rPr>
-    </w:lvl>
-    <w:lvl w:ilvl="4" w:tplc="040E0003" w:tentative="1">
-      <w:start w:val="1"/>
-      <w:numFmt w:val="bullet"/>
-      <w:lvlText w:val="o"/>
-      <w:lvlJc w:val="left"/>
-      <w:pPr>
-        <w:ind w:left="3600" w:hanging="360"/>
-      </w:pPr>
-      <w:rPr>
-        <w:rFonts w:ascii="Courier New" w:hAnsi="Courier New" w:cs="Courier New" w:hint="default"/>
-      </w:rPr>
-    </w:lvl>
-    <w:lvl w:ilvl="5" w:tplc="040E0005" w:tentative="1">
-      <w:start w:val="1"/>
-      <w:numFmt w:val="bullet"/>
-      <w:lvlText w:val=""/>
-      <w:lvlJc w:val="left"/>
-      <w:pPr>
-        <w:ind w:left="4320" w:hanging="360"/>
-      </w:pPr>
-      <w:rPr>
-        <w:rFonts w:ascii="Wingdings" w:hAnsi="Wingdings" w:hint="default"/>
-      </w:rPr>
-    </w:lvl>
-    <w:lvl w:ilvl="6" w:tplc="040E0001" w:tentative="1">
-      <w:start w:val="1"/>
-      <w:numFmt w:val="bullet"/>
-      <w:lvlText w:val=""/>
-      <w:lvlJc w:val="left"/>
-      <w:pPr>
-        <w:ind w:left="5040" w:hanging="360"/>
-      </w:pPr>
-      <w:rPr>
-        <w:rFonts w:ascii="Symbol" w:hAnsi="Symbol" w:hint="default"/>
-      </w:rPr>
-    </w:lvl>
-    <w:lvl w:ilvl="7" w:tplc="040E0003" w:tentative="1">
-      <w:start w:val="1"/>
-      <w:numFmt w:val="bullet"/>
-      <w:lvlText w:val="o"/>
-      <w:lvlJc w:val="left"/>
-      <w:pPr>
-        <w:ind w:left="5760" w:hanging="360"/>
-      </w:pPr>
-      <w:rPr>
-        <w:rFonts w:ascii="Courier New" w:hAnsi="Courier New" w:cs="Courier New" w:hint="default"/>
-      </w:rPr>
-    </w:lvl>
-    <w:lvl w:ilvl="8" w:tplc="040E0005" w:tentative="1">
-      <w:start w:val="1"/>
-      <w:numFmt w:val="bullet"/>
-      <w:lvlText w:val=""/>
-      <w:lvlJc w:val="left"/>
-      <w:pPr>
-        <w:ind w:left="6480" w:hanging="360"/>
-      </w:pPr>
-      <w:rPr>
-        <w:rFonts w:ascii="Wingdings" w:hAnsi="Wingdings" w:hint="default"/>
-      </w:rPr>
-    </w:lvl>
-  </w:abstractNum>
-  <w:abstractNum w:abstractNumId="19" w15:restartNumberingAfterBreak="0">
-    <w:nsid w:val="1F413354"/>
-    <w:multiLevelType w:val="hybridMultilevel"/>
-    <w:tmpl w:val="98C2BB66"/>
-    <w:lvl w:ilvl="0" w:tplc="040E0001">
-      <w:start w:val="1"/>
-      <w:numFmt w:val="bullet"/>
-      <w:lvlText w:val=""/>
-      <w:lvlJc w:val="left"/>
-      <w:pPr>
-        <w:ind w:left="720" w:hanging="360"/>
-      </w:pPr>
-      <w:rPr>
-        <w:rFonts w:ascii="Symbol" w:hAnsi="Symbol" w:hint="default"/>
-      </w:rPr>
-    </w:lvl>
-    <w:lvl w:ilvl="1" w:tplc="040E0003" w:tentative="1">
-      <w:start w:val="1"/>
-      <w:numFmt w:val="bullet"/>
-      <w:lvlText w:val="o"/>
-      <w:lvlJc w:val="left"/>
-      <w:pPr>
-        <w:ind w:left="1440" w:hanging="360"/>
-      </w:pPr>
-      <w:rPr>
-        <w:rFonts w:ascii="Courier New" w:hAnsi="Courier New" w:cs="Courier New" w:hint="default"/>
-      </w:rPr>
-    </w:lvl>
-    <w:lvl w:ilvl="2" w:tplc="040E0005" w:tentative="1">
-      <w:start w:val="1"/>
-      <w:numFmt w:val="bullet"/>
-      <w:lvlText w:val=""/>
-      <w:lvlJc w:val="left"/>
-      <w:pPr>
-        <w:ind w:left="2160" w:hanging="360"/>
-      </w:pPr>
-      <w:rPr>
-        <w:rFonts w:ascii="Wingdings" w:hAnsi="Wingdings" w:hint="default"/>
-      </w:rPr>
-    </w:lvl>
-    <w:lvl w:ilvl="3" w:tplc="040E0001" w:tentative="1">
-      <w:start w:val="1"/>
-      <w:numFmt w:val="bullet"/>
-      <w:lvlText w:val=""/>
-      <w:lvlJc w:val="left"/>
-      <w:pPr>
-        <w:ind w:left="2880" w:hanging="360"/>
-      </w:pPr>
-      <w:rPr>
-        <w:rFonts w:ascii="Symbol" w:hAnsi="Symbol" w:hint="default"/>
-      </w:rPr>
-    </w:lvl>
-    <w:lvl w:ilvl="4" w:tplc="040E0003" w:tentative="1">
-      <w:start w:val="1"/>
-      <w:numFmt w:val="bullet"/>
-      <w:lvlText w:val="o"/>
-      <w:lvlJc w:val="left"/>
-      <w:pPr>
-        <w:ind w:left="3600" w:hanging="360"/>
-      </w:pPr>
-      <w:rPr>
-        <w:rFonts w:ascii="Courier New" w:hAnsi="Courier New" w:cs="Courier New" w:hint="default"/>
-      </w:rPr>
-    </w:lvl>
-    <w:lvl w:ilvl="5" w:tplc="040E0005" w:tentative="1">
-      <w:start w:val="1"/>
-      <w:numFmt w:val="bullet"/>
-      <w:lvlText w:val=""/>
-      <w:lvlJc w:val="left"/>
-      <w:pPr>
-        <w:ind w:left="4320" w:hanging="360"/>
-      </w:pPr>
-      <w:rPr>
-        <w:rFonts w:ascii="Wingdings" w:hAnsi="Wingdings" w:hint="default"/>
-      </w:rPr>
-    </w:lvl>
-    <w:lvl w:ilvl="6" w:tplc="040E0001" w:tentative="1">
-      <w:start w:val="1"/>
-      <w:numFmt w:val="bullet"/>
-      <w:lvlText w:val=""/>
-      <w:lvlJc w:val="left"/>
-      <w:pPr>
-        <w:ind w:left="5040" w:hanging="360"/>
-      </w:pPr>
-      <w:rPr>
-        <w:rFonts w:ascii="Symbol" w:hAnsi="Symbol" w:hint="default"/>
-      </w:rPr>
-    </w:lvl>
-    <w:lvl w:ilvl="7" w:tplc="040E0003" w:tentative="1">
-      <w:start w:val="1"/>
-      <w:numFmt w:val="bullet"/>
-      <w:lvlText w:val="o"/>
-      <w:lvlJc w:val="left"/>
-      <w:pPr>
-        <w:ind w:left="5760" w:hanging="360"/>
-      </w:pPr>
-      <w:rPr>
-        <w:rFonts w:ascii="Courier New" w:hAnsi="Courier New" w:cs="Courier New" w:hint="default"/>
-      </w:rPr>
-    </w:lvl>
-    <w:lvl w:ilvl="8" w:tplc="040E0005" w:tentative="1">
-      <w:start w:val="1"/>
-      <w:numFmt w:val="bullet"/>
-      <w:lvlText w:val=""/>
-      <w:lvlJc w:val="left"/>
-      <w:pPr>
-        <w:ind w:left="6480" w:hanging="360"/>
-      </w:pPr>
-      <w:rPr>
-        <w:rFonts w:ascii="Wingdings" w:hAnsi="Wingdings" w:hint="default"/>
-      </w:rPr>
-    </w:lvl>
-  </w:abstractNum>
-  <w:abstractNum w:abstractNumId="20" w15:restartNumberingAfterBreak="0">
-    <w:nsid w:val="21E57B0F"/>
-    <w:multiLevelType w:val="hybridMultilevel"/>
-    <w:tmpl w:val="27D20788"/>
-    <w:lvl w:ilvl="0" w:tplc="EED4DAA2">
-      <w:numFmt w:val="bullet"/>
-      <w:lvlText w:val="-"/>
-      <w:lvlJc w:val="left"/>
-      <w:pPr>
-        <w:tabs>
-          <w:tab w:val="num" w:pos="1406"/>
-        </w:tabs>
-        <w:ind w:left="1406" w:hanging="765"/>
-      </w:pPr>
-      <w:rPr>
-        <w:rFonts w:ascii="Times New Roman" w:eastAsia="Times New Roman" w:hAnsi="Times New Roman" w:cs="Times New Roman" w:hint="default"/>
-      </w:rPr>
-    </w:lvl>
-    <w:lvl w:ilvl="1" w:tplc="040E0003" w:tentative="1">
-      <w:start w:val="1"/>
-      <w:numFmt w:val="bullet"/>
-      <w:lvlText w:val="o"/>
-      <w:lvlJc w:val="left"/>
-      <w:pPr>
-        <w:tabs>
-          <w:tab w:val="num" w:pos="1721"/>
-        </w:tabs>
-        <w:ind w:left="1721" w:hanging="360"/>
-      </w:pPr>
-      <w:rPr>
-        <w:rFonts w:ascii="Courier New" w:hAnsi="Courier New" w:cs="Courier New" w:hint="default"/>
-      </w:rPr>
-    </w:lvl>
-    <w:lvl w:ilvl="2" w:tplc="040E0005" w:tentative="1">
-      <w:start w:val="1"/>
-      <w:numFmt w:val="bullet"/>
-      <w:lvlText w:val=""/>
-      <w:lvlJc w:val="left"/>
-      <w:pPr>
-        <w:tabs>
-          <w:tab w:val="num" w:pos="2441"/>
-        </w:tabs>
-        <w:ind w:left="2441" w:hanging="360"/>
-      </w:pPr>
-      <w:rPr>
-        <w:rFonts w:ascii="Wingdings" w:hAnsi="Wingdings" w:hint="default"/>
-      </w:rPr>
-    </w:lvl>
-    <w:lvl w:ilvl="3" w:tplc="040E0001" w:tentative="1">
-      <w:start w:val="1"/>
-      <w:numFmt w:val="bullet"/>
-      <w:lvlText w:val=""/>
-      <w:lvlJc w:val="left"/>
-      <w:pPr>
-        <w:tabs>
-          <w:tab w:val="num" w:pos="3161"/>
-        </w:tabs>
-        <w:ind w:left="3161" w:hanging="360"/>
-      </w:pPr>
-      <w:rPr>
-        <w:rFonts w:ascii="Symbol" w:hAnsi="Symbol" w:hint="default"/>
-      </w:rPr>
-    </w:lvl>
-    <w:lvl w:ilvl="4" w:tplc="040E0003" w:tentative="1">
-      <w:start w:val="1"/>
-      <w:numFmt w:val="bullet"/>
-      <w:lvlText w:val="o"/>
-      <w:lvlJc w:val="left"/>
-      <w:pPr>
-        <w:tabs>
-          <w:tab w:val="num" w:pos="3881"/>
-        </w:tabs>
-        <w:ind w:left="3881" w:hanging="360"/>
-      </w:pPr>
-      <w:rPr>
-        <w:rFonts w:ascii="Courier New" w:hAnsi="Courier New" w:cs="Courier New" w:hint="default"/>
-      </w:rPr>
-    </w:lvl>
-    <w:lvl w:ilvl="5" w:tplc="040E0005" w:tentative="1">
-      <w:start w:val="1"/>
-      <w:numFmt w:val="bullet"/>
-      <w:lvlText w:val=""/>
-      <w:lvlJc w:val="left"/>
-      <w:pPr>
-        <w:tabs>
-          <w:tab w:val="num" w:pos="4601"/>
-        </w:tabs>
-        <w:ind w:left="4601" w:hanging="360"/>
-      </w:pPr>
-      <w:rPr>
-        <w:rFonts w:ascii="Wingdings" w:hAnsi="Wingdings" w:hint="default"/>
-      </w:rPr>
-    </w:lvl>
-    <w:lvl w:ilvl="6" w:tplc="040E0001" w:tentative="1">
-      <w:start w:val="1"/>
-      <w:numFmt w:val="bullet"/>
-      <w:lvlText w:val=""/>
-      <w:lvlJc w:val="left"/>
-      <w:pPr>
-        <w:tabs>
-          <w:tab w:val="num" w:pos="5321"/>
-        </w:tabs>
-        <w:ind w:left="5321" w:hanging="360"/>
-      </w:pPr>
-      <w:rPr>
-        <w:rFonts w:ascii="Symbol" w:hAnsi="Symbol" w:hint="default"/>
-      </w:rPr>
-    </w:lvl>
-    <w:lvl w:ilvl="7" w:tplc="040E0003" w:tentative="1">
-      <w:start w:val="1"/>
-      <w:numFmt w:val="bullet"/>
-      <w:lvlText w:val="o"/>
-      <w:lvlJc w:val="left"/>
-      <w:pPr>
-        <w:tabs>
-          <w:tab w:val="num" w:pos="6041"/>
-        </w:tabs>
-        <w:ind w:left="6041" w:hanging="360"/>
-      </w:pPr>
-      <w:rPr>
-        <w:rFonts w:ascii="Courier New" w:hAnsi="Courier New" w:cs="Courier New" w:hint="default"/>
-      </w:rPr>
-    </w:lvl>
-    <w:lvl w:ilvl="8" w:tplc="040E0005" w:tentative="1">
-      <w:start w:val="1"/>
-      <w:numFmt w:val="bullet"/>
-      <w:lvlText w:val=""/>
-      <w:lvlJc w:val="left"/>
-      <w:pPr>
-        <w:tabs>
-          <w:tab w:val="num" w:pos="6761"/>
-        </w:tabs>
-        <w:ind w:left="6761" w:hanging="360"/>
-      </w:pPr>
-      <w:rPr>
-        <w:rFonts w:ascii="Wingdings" w:hAnsi="Wingdings" w:hint="default"/>
-      </w:rPr>
-    </w:lvl>
-  </w:abstractNum>
-  <w:abstractNum w:abstractNumId="21" w15:restartNumberingAfterBreak="0">
-    <w:nsid w:val="23687F67"/>
-    <w:multiLevelType w:val="hybridMultilevel"/>
-    <w:tmpl w:val="DD34B584"/>
-    <w:lvl w:ilvl="0" w:tplc="040E0001">
-      <w:start w:val="1"/>
-      <w:numFmt w:val="bullet"/>
-      <w:lvlText w:val=""/>
-      <w:lvlJc w:val="left"/>
-      <w:pPr>
-        <w:ind w:left="720" w:hanging="360"/>
-      </w:pPr>
-      <w:rPr>
-        <w:rFonts w:ascii="Symbol" w:hAnsi="Symbol" w:hint="default"/>
-      </w:rPr>
-    </w:lvl>
-    <w:lvl w:ilvl="1" w:tplc="040E0003" w:tentative="1">
-      <w:start w:val="1"/>
-      <w:numFmt w:val="bullet"/>
-      <w:lvlText w:val="o"/>
-      <w:lvlJc w:val="left"/>
-      <w:pPr>
-        <w:ind w:left="1440" w:hanging="360"/>
-      </w:pPr>
-      <w:rPr>
-        <w:rFonts w:ascii="Courier New" w:hAnsi="Courier New" w:cs="Courier New" w:hint="default"/>
-      </w:rPr>
-    </w:lvl>
-    <w:lvl w:ilvl="2" w:tplc="040E0005" w:tentative="1">
-      <w:start w:val="1"/>
-      <w:numFmt w:val="bullet"/>
-      <w:lvlText w:val=""/>
-      <w:lvlJc w:val="left"/>
-      <w:pPr>
-        <w:ind w:left="2160" w:hanging="360"/>
-      </w:pPr>
-      <w:rPr>
-        <w:rFonts w:ascii="Wingdings" w:hAnsi="Wingdings" w:hint="default"/>
-      </w:rPr>
-    </w:lvl>
-    <w:lvl w:ilvl="3" w:tplc="040E0001" w:tentative="1">
-      <w:start w:val="1"/>
-      <w:numFmt w:val="bullet"/>
-      <w:lvlText w:val=""/>
-      <w:lvlJc w:val="left"/>
-      <w:pPr>
-        <w:ind w:left="2880" w:hanging="360"/>
-      </w:pPr>
-      <w:rPr>
-        <w:rFonts w:ascii="Symbol" w:hAnsi="Symbol" w:hint="default"/>
-      </w:rPr>
-    </w:lvl>
-    <w:lvl w:ilvl="4" w:tplc="040E0003" w:tentative="1">
-      <w:start w:val="1"/>
-      <w:numFmt w:val="bullet"/>
-      <w:lvlText w:val="o"/>
-      <w:lvlJc w:val="left"/>
-      <w:pPr>
-        <w:ind w:left="3600" w:hanging="360"/>
-      </w:pPr>
-      <w:rPr>
-        <w:rFonts w:ascii="Courier New" w:hAnsi="Courier New" w:cs="Courier New" w:hint="default"/>
-      </w:rPr>
-    </w:lvl>
-    <w:lvl w:ilvl="5" w:tplc="040E0005" w:tentative="1">
-      <w:start w:val="1"/>
-      <w:numFmt w:val="bullet"/>
-      <w:lvlText w:val=""/>
-      <w:lvlJc w:val="left"/>
-      <w:pPr>
-        <w:ind w:left="4320" w:hanging="360"/>
-      </w:pPr>
-      <w:rPr>
-        <w:rFonts w:ascii="Wingdings" w:hAnsi="Wingdings" w:hint="default"/>
-      </w:rPr>
-    </w:lvl>
-    <w:lvl w:ilvl="6" w:tplc="040E0001" w:tentative="1">
-      <w:start w:val="1"/>
-      <w:numFmt w:val="bullet"/>
-      <w:lvlText w:val=""/>
-      <w:lvlJc w:val="left"/>
-      <w:pPr>
-        <w:ind w:left="5040" w:hanging="360"/>
-      </w:pPr>
-      <w:rPr>
-        <w:rFonts w:ascii="Symbol" w:hAnsi="Symbol" w:hint="default"/>
-      </w:rPr>
-    </w:lvl>
-    <w:lvl w:ilvl="7" w:tplc="040E0003" w:tentative="1">
-      <w:start w:val="1"/>
-      <w:numFmt w:val="bullet"/>
-      <w:lvlText w:val="o"/>
-      <w:lvlJc w:val="left"/>
-      <w:pPr>
-        <w:ind w:left="5760" w:hanging="360"/>
-      </w:pPr>
-      <w:rPr>
-        <w:rFonts w:ascii="Courier New" w:hAnsi="Courier New" w:cs="Courier New" w:hint="default"/>
-      </w:rPr>
-    </w:lvl>
-    <w:lvl w:ilvl="8" w:tplc="040E0005" w:tentative="1">
-      <w:start w:val="1"/>
-      <w:numFmt w:val="bullet"/>
-      <w:lvlText w:val=""/>
-      <w:lvlJc w:val="left"/>
-      <w:pPr>
-        <w:ind w:left="6480" w:hanging="360"/>
-      </w:pPr>
-      <w:rPr>
-        <w:rFonts w:ascii="Wingdings" w:hAnsi="Wingdings" w:hint="default"/>
-      </w:rPr>
-    </w:lvl>
-  </w:abstractNum>
-  <w:abstractNum w:abstractNumId="22" w15:restartNumberingAfterBreak="0">
-    <w:nsid w:val="26AB2EE9"/>
-    <w:multiLevelType w:val="hybridMultilevel"/>
-    <w:tmpl w:val="7370EBE0"/>
-    <w:lvl w:ilvl="0" w:tplc="040E0001">
-      <w:start w:val="1"/>
-      <w:numFmt w:val="bullet"/>
-      <w:lvlText w:val=""/>
-      <w:lvlJc w:val="left"/>
-      <w:pPr>
-        <w:ind w:left="720" w:hanging="360"/>
-      </w:pPr>
-      <w:rPr>
-        <w:rFonts w:ascii="Symbol" w:hAnsi="Symbol" w:hint="default"/>
-      </w:rPr>
-    </w:lvl>
-    <w:lvl w:ilvl="1" w:tplc="040E0003" w:tentative="1">
-      <w:start w:val="1"/>
-      <w:numFmt w:val="bullet"/>
-      <w:lvlText w:val="o"/>
-      <w:lvlJc w:val="left"/>
-      <w:pPr>
-        <w:ind w:left="1440" w:hanging="360"/>
-      </w:pPr>
-      <w:rPr>
-        <w:rFonts w:ascii="Courier New" w:hAnsi="Courier New" w:cs="Courier New" w:hint="default"/>
-      </w:rPr>
-    </w:lvl>
-    <w:lvl w:ilvl="2" w:tplc="040E0005" w:tentative="1">
-      <w:start w:val="1"/>
-      <w:numFmt w:val="bullet"/>
-      <w:lvlText w:val=""/>
-      <w:lvlJc w:val="left"/>
-      <w:pPr>
-        <w:ind w:left="2160" w:hanging="360"/>
-      </w:pPr>
-      <w:rPr>
-        <w:rFonts w:ascii="Wingdings" w:hAnsi="Wingdings" w:hint="default"/>
-      </w:rPr>
-    </w:lvl>
-    <w:lvl w:ilvl="3" w:tplc="040E0001" w:tentative="1">
-      <w:start w:val="1"/>
-      <w:numFmt w:val="bullet"/>
-      <w:lvlText w:val=""/>
-      <w:lvlJc w:val="left"/>
-      <w:pPr>
-        <w:ind w:left="2880" w:hanging="360"/>
-      </w:pPr>
-      <w:rPr>
-        <w:rFonts w:ascii="Symbol" w:hAnsi="Symbol" w:hint="default"/>
-      </w:rPr>
-    </w:lvl>
-    <w:lvl w:ilvl="4" w:tplc="040E0003" w:tentative="1">
-      <w:start w:val="1"/>
-      <w:numFmt w:val="bullet"/>
-      <w:lvlText w:val="o"/>
-      <w:lvlJc w:val="left"/>
-      <w:pPr>
-        <w:ind w:left="3600" w:hanging="360"/>
-      </w:pPr>
-      <w:rPr>
-        <w:rFonts w:ascii="Courier New" w:hAnsi="Courier New" w:cs="Courier New" w:hint="default"/>
-      </w:rPr>
-    </w:lvl>
-    <w:lvl w:ilvl="5" w:tplc="040E0005" w:tentative="1">
-      <w:start w:val="1"/>
-      <w:numFmt w:val="bullet"/>
-      <w:lvlText w:val=""/>
-      <w:lvlJc w:val="left"/>
-      <w:pPr>
-        <w:ind w:left="4320" w:hanging="360"/>
-      </w:pPr>
-      <w:rPr>
-        <w:rFonts w:ascii="Wingdings" w:hAnsi="Wingdings" w:hint="default"/>
-      </w:rPr>
-    </w:lvl>
-    <w:lvl w:ilvl="6" w:tplc="040E0001" w:tentative="1">
-      <w:start w:val="1"/>
-      <w:numFmt w:val="bullet"/>
-      <w:lvlText w:val=""/>
-      <w:lvlJc w:val="left"/>
-      <w:pPr>
-        <w:ind w:left="5040" w:hanging="360"/>
-      </w:pPr>
-      <w:rPr>
-        <w:rFonts w:ascii="Symbol" w:hAnsi="Symbol" w:hint="default"/>
-      </w:rPr>
-    </w:lvl>
-    <w:lvl w:ilvl="7" w:tplc="040E0003" w:tentative="1">
-      <w:start w:val="1"/>
-      <w:numFmt w:val="bullet"/>
-      <w:lvlText w:val="o"/>
-      <w:lvlJc w:val="left"/>
-      <w:pPr>
-        <w:ind w:left="5760" w:hanging="360"/>
-      </w:pPr>
-      <w:rPr>
-        <w:rFonts w:ascii="Courier New" w:hAnsi="Courier New" w:cs="Courier New" w:hint="default"/>
-      </w:rPr>
-    </w:lvl>
-    <w:lvl w:ilvl="8" w:tplc="040E0005" w:tentative="1">
-      <w:start w:val="1"/>
-      <w:numFmt w:val="bullet"/>
-      <w:lvlText w:val=""/>
-      <w:lvlJc w:val="left"/>
-      <w:pPr>
-        <w:ind w:left="6480" w:hanging="360"/>
-      </w:pPr>
-      <w:rPr>
-        <w:rFonts w:ascii="Wingdings" w:hAnsi="Wingdings" w:hint="default"/>
-      </w:rPr>
-    </w:lvl>
-  </w:abstractNum>
-  <w:abstractNum w:abstractNumId="23" w15:restartNumberingAfterBreak="0">
-    <w:nsid w:val="275651F2"/>
-    <w:multiLevelType w:val="hybridMultilevel"/>
-    <w:tmpl w:val="F5E61396"/>
-    <w:lvl w:ilvl="0" w:tplc="040E0001">
-      <w:start w:val="1"/>
-      <w:numFmt w:val="bullet"/>
-      <w:lvlText w:val=""/>
-      <w:lvlJc w:val="left"/>
-      <w:pPr>
-        <w:ind w:left="1287" w:hanging="360"/>
-      </w:pPr>
-      <w:rPr>
-        <w:rFonts w:ascii="Symbol" w:hAnsi="Symbol" w:hint="default"/>
-      </w:rPr>
-    </w:lvl>
-    <w:lvl w:ilvl="1" w:tplc="040E0003">
-      <w:start w:val="1"/>
-      <w:numFmt w:val="bullet"/>
-      <w:lvlText w:val="o"/>
-      <w:lvlJc w:val="left"/>
-      <w:pPr>
-        <w:ind w:left="2007" w:hanging="360"/>
-      </w:pPr>
-      <w:rPr>
-        <w:rFonts w:ascii="Courier New" w:hAnsi="Courier New" w:cs="Courier New" w:hint="default"/>
-      </w:rPr>
-    </w:lvl>
-    <w:lvl w:ilvl="2" w:tplc="040E0005" w:tentative="1">
-      <w:start w:val="1"/>
-      <w:numFmt w:val="bullet"/>
-      <w:lvlText w:val=""/>
-      <w:lvlJc w:val="left"/>
-      <w:pPr>
-        <w:ind w:left="2727" w:hanging="360"/>
-      </w:pPr>
-      <w:rPr>
-        <w:rFonts w:ascii="Wingdings" w:hAnsi="Wingdings" w:hint="default"/>
-      </w:rPr>
-    </w:lvl>
-    <w:lvl w:ilvl="3" w:tplc="040E0001" w:tentative="1">
-      <w:start w:val="1"/>
-      <w:numFmt w:val="bullet"/>
-      <w:lvlText w:val=""/>
-      <w:lvlJc w:val="left"/>
-      <w:pPr>
-        <w:ind w:left="3447" w:hanging="360"/>
-      </w:pPr>
-      <w:rPr>
-        <w:rFonts w:ascii="Symbol" w:hAnsi="Symbol" w:hint="default"/>
-      </w:rPr>
-    </w:lvl>
-    <w:lvl w:ilvl="4" w:tplc="040E0003" w:tentative="1">
-      <w:start w:val="1"/>
-      <w:numFmt w:val="bullet"/>
-      <w:lvlText w:val="o"/>
-      <w:lvlJc w:val="left"/>
-      <w:pPr>
-        <w:ind w:left="4167" w:hanging="360"/>
-      </w:pPr>
-      <w:rPr>
-        <w:rFonts w:ascii="Courier New" w:hAnsi="Courier New" w:cs="Courier New" w:hint="default"/>
-      </w:rPr>
-    </w:lvl>
-    <w:lvl w:ilvl="5" w:tplc="040E0005" w:tentative="1">
-      <w:start w:val="1"/>
-      <w:numFmt w:val="bullet"/>
-      <w:lvlText w:val=""/>
-      <w:lvlJc w:val="left"/>
-      <w:pPr>
-        <w:ind w:left="4887" w:hanging="360"/>
-      </w:pPr>
-      <w:rPr>
-        <w:rFonts w:ascii="Wingdings" w:hAnsi="Wingdings" w:hint="default"/>
-      </w:rPr>
-    </w:lvl>
-    <w:lvl w:ilvl="6" w:tplc="040E0001" w:tentative="1">
-      <w:start w:val="1"/>
-      <w:numFmt w:val="bullet"/>
-      <w:lvlText w:val=""/>
-      <w:lvlJc w:val="left"/>
-      <w:pPr>
-        <w:ind w:left="5607" w:hanging="360"/>
-      </w:pPr>
-      <w:rPr>
-        <w:rFonts w:ascii="Symbol" w:hAnsi="Symbol" w:hint="default"/>
-      </w:rPr>
-    </w:lvl>
-    <w:lvl w:ilvl="7" w:tplc="040E0003" w:tentative="1">
-      <w:start w:val="1"/>
-      <w:numFmt w:val="bullet"/>
-      <w:lvlText w:val="o"/>
-      <w:lvlJc w:val="left"/>
-      <w:pPr>
-        <w:ind w:left="6327" w:hanging="360"/>
-      </w:pPr>
-      <w:rPr>
-        <w:rFonts w:ascii="Courier New" w:hAnsi="Courier New" w:cs="Courier New" w:hint="default"/>
-      </w:rPr>
-    </w:lvl>
-    <w:lvl w:ilvl="8" w:tplc="040E0005" w:tentative="1">
-      <w:start w:val="1"/>
-      <w:numFmt w:val="bullet"/>
-      <w:lvlText w:val=""/>
-      <w:lvlJc w:val="left"/>
-      <w:pPr>
-        <w:ind w:left="7047" w:hanging="360"/>
-      </w:pPr>
-      <w:rPr>
-        <w:rFonts w:ascii="Wingdings" w:hAnsi="Wingdings" w:hint="default"/>
-      </w:rPr>
-    </w:lvl>
-  </w:abstractNum>
-  <w:abstractNum w:abstractNumId="24" w15:restartNumberingAfterBreak="0">
-    <w:nsid w:val="28591DA4"/>
-    <w:multiLevelType w:val="hybridMultilevel"/>
-    <w:tmpl w:val="A66E68BA"/>
-    <w:lvl w:ilvl="0" w:tplc="040E0001">
-      <w:start w:val="1"/>
-      <w:numFmt w:val="bullet"/>
-      <w:lvlText w:val=""/>
-      <w:lvlJc w:val="left"/>
-      <w:pPr>
-        <w:ind w:left="1287" w:hanging="360"/>
-      </w:pPr>
-      <w:rPr>
-        <w:rFonts w:ascii="Symbol" w:hAnsi="Symbol" w:hint="default"/>
-      </w:rPr>
-    </w:lvl>
-    <w:lvl w:ilvl="1" w:tplc="040E0003" w:tentative="1">
-      <w:start w:val="1"/>
-      <w:numFmt w:val="bullet"/>
-      <w:lvlText w:val="o"/>
-      <w:lvlJc w:val="left"/>
-      <w:pPr>
-        <w:ind w:left="2007" w:hanging="360"/>
-      </w:pPr>
-      <w:rPr>
-        <w:rFonts w:ascii="Courier New" w:hAnsi="Courier New" w:cs="Courier New" w:hint="default"/>
-      </w:rPr>
-    </w:lvl>
-    <w:lvl w:ilvl="2" w:tplc="040E0005" w:tentative="1">
-      <w:start w:val="1"/>
-      <w:numFmt w:val="bullet"/>
-      <w:lvlText w:val=""/>
-      <w:lvlJc w:val="left"/>
-      <w:pPr>
-        <w:ind w:left="2727" w:hanging="360"/>
-      </w:pPr>
-      <w:rPr>
-        <w:rFonts w:ascii="Wingdings" w:hAnsi="Wingdings" w:hint="default"/>
-      </w:rPr>
-    </w:lvl>
-    <w:lvl w:ilvl="3" w:tplc="040E0001" w:tentative="1">
-      <w:start w:val="1"/>
-      <w:numFmt w:val="bullet"/>
-      <w:lvlText w:val=""/>
-      <w:lvlJc w:val="left"/>
-      <w:pPr>
-        <w:ind w:left="3447" w:hanging="360"/>
-      </w:pPr>
-      <w:rPr>
-        <w:rFonts w:ascii="Symbol" w:hAnsi="Symbol" w:hint="default"/>
-      </w:rPr>
-    </w:lvl>
-    <w:lvl w:ilvl="4" w:tplc="040E0003" w:tentative="1">
-      <w:start w:val="1"/>
-      <w:numFmt w:val="bullet"/>
-      <w:lvlText w:val="o"/>
-      <w:lvlJc w:val="left"/>
-      <w:pPr>
-        <w:ind w:left="4167" w:hanging="360"/>
-      </w:pPr>
-      <w:rPr>
-        <w:rFonts w:ascii="Courier New" w:hAnsi="Courier New" w:cs="Courier New" w:hint="default"/>
-      </w:rPr>
-    </w:lvl>
-    <w:lvl w:ilvl="5" w:tplc="040E0005" w:tentative="1">
-      <w:start w:val="1"/>
-      <w:numFmt w:val="bullet"/>
-      <w:lvlText w:val=""/>
-      <w:lvlJc w:val="left"/>
-      <w:pPr>
-        <w:ind w:left="4887" w:hanging="360"/>
-      </w:pPr>
-      <w:rPr>
-        <w:rFonts w:ascii="Wingdings" w:hAnsi="Wingdings" w:hint="default"/>
-      </w:rPr>
-    </w:lvl>
-    <w:lvl w:ilvl="6" w:tplc="040E0001" w:tentative="1">
-      <w:start w:val="1"/>
-      <w:numFmt w:val="bullet"/>
-      <w:lvlText w:val=""/>
-      <w:lvlJc w:val="left"/>
-      <w:pPr>
-        <w:ind w:left="5607" w:hanging="360"/>
-      </w:pPr>
-      <w:rPr>
-        <w:rFonts w:ascii="Symbol" w:hAnsi="Symbol" w:hint="default"/>
-      </w:rPr>
-    </w:lvl>
-    <w:lvl w:ilvl="7" w:tplc="040E0003" w:tentative="1">
-      <w:start w:val="1"/>
-      <w:numFmt w:val="bullet"/>
-      <w:lvlText w:val="o"/>
-      <w:lvlJc w:val="left"/>
-      <w:pPr>
-        <w:ind w:left="6327" w:hanging="360"/>
-      </w:pPr>
-      <w:rPr>
-        <w:rFonts w:ascii="Courier New" w:hAnsi="Courier New" w:cs="Courier New" w:hint="default"/>
-      </w:rPr>
-    </w:lvl>
-    <w:lvl w:ilvl="8" w:tplc="040E0005" w:tentative="1">
-      <w:start w:val="1"/>
-      <w:numFmt w:val="bullet"/>
-      <w:lvlText w:val=""/>
-      <w:lvlJc w:val="left"/>
-      <w:pPr>
-        <w:ind w:left="7047" w:hanging="360"/>
-      </w:pPr>
-      <w:rPr>
-        <w:rFonts w:ascii="Wingdings" w:hAnsi="Wingdings" w:hint="default"/>
-      </w:rPr>
-    </w:lvl>
-  </w:abstractNum>
-  <w:abstractNum w:abstractNumId="25" w15:restartNumberingAfterBreak="0">
-    <w:nsid w:val="2BD67A89"/>
-    <w:multiLevelType w:val="hybridMultilevel"/>
-    <w:tmpl w:val="4024F0CE"/>
-    <w:lvl w:ilvl="0" w:tplc="040E0001">
-      <w:start w:val="1"/>
-      <w:numFmt w:val="bullet"/>
-      <w:lvlText w:val=""/>
-      <w:lvlJc w:val="left"/>
-      <w:pPr>
-        <w:ind w:left="1287" w:hanging="360"/>
-      </w:pPr>
-      <w:rPr>
-        <w:rFonts w:ascii="Symbol" w:hAnsi="Symbol" w:hint="default"/>
-      </w:rPr>
-    </w:lvl>
-    <w:lvl w:ilvl="1" w:tplc="040E0003" w:tentative="1">
-      <w:start w:val="1"/>
-      <w:numFmt w:val="bullet"/>
-      <w:lvlText w:val="o"/>
-      <w:lvlJc w:val="left"/>
-      <w:pPr>
-        <w:ind w:left="2007" w:hanging="360"/>
-      </w:pPr>
-      <w:rPr>
-        <w:rFonts w:ascii="Courier New" w:hAnsi="Courier New" w:cs="Courier New" w:hint="default"/>
-      </w:rPr>
-    </w:lvl>
-    <w:lvl w:ilvl="2" w:tplc="040E0005" w:tentative="1">
-      <w:start w:val="1"/>
-      <w:numFmt w:val="bullet"/>
-      <w:lvlText w:val=""/>
-      <w:lvlJc w:val="left"/>
-      <w:pPr>
-        <w:ind w:left="2727" w:hanging="360"/>
-      </w:pPr>
-      <w:rPr>
-        <w:rFonts w:ascii="Wingdings" w:hAnsi="Wingdings" w:hint="default"/>
-      </w:rPr>
-    </w:lvl>
-    <w:lvl w:ilvl="3" w:tplc="040E0001" w:tentative="1">
-      <w:start w:val="1"/>
-      <w:numFmt w:val="bullet"/>
-      <w:lvlText w:val=""/>
-      <w:lvlJc w:val="left"/>
-      <w:pPr>
-        <w:ind w:left="3447" w:hanging="360"/>
-      </w:pPr>
-      <w:rPr>
-        <w:rFonts w:ascii="Symbol" w:hAnsi="Symbol" w:hint="default"/>
-      </w:rPr>
-    </w:lvl>
-    <w:lvl w:ilvl="4" w:tplc="040E0003" w:tentative="1">
-      <w:start w:val="1"/>
-      <w:numFmt w:val="bullet"/>
-      <w:lvlText w:val="o"/>
-      <w:lvlJc w:val="left"/>
-      <w:pPr>
-        <w:ind w:left="4167" w:hanging="360"/>
-      </w:pPr>
-      <w:rPr>
-        <w:rFonts w:ascii="Courier New" w:hAnsi="Courier New" w:cs="Courier New" w:hint="default"/>
-      </w:rPr>
-    </w:lvl>
-    <w:lvl w:ilvl="5" w:tplc="040E0005" w:tentative="1">
-      <w:start w:val="1"/>
-      <w:numFmt w:val="bullet"/>
-      <w:lvlText w:val=""/>
-      <w:lvlJc w:val="left"/>
-      <w:pPr>
-        <w:ind w:left="4887" w:hanging="360"/>
-      </w:pPr>
-      <w:rPr>
-        <w:rFonts w:ascii="Wingdings" w:hAnsi="Wingdings" w:hint="default"/>
-      </w:rPr>
-    </w:lvl>
-    <w:lvl w:ilvl="6" w:tplc="040E0001" w:tentative="1">
-      <w:start w:val="1"/>
-      <w:numFmt w:val="bullet"/>
-      <w:lvlText w:val=""/>
-      <w:lvlJc w:val="left"/>
-      <w:pPr>
-        <w:ind w:left="5607" w:hanging="360"/>
-      </w:pPr>
-      <w:rPr>
-        <w:rFonts w:ascii="Symbol" w:hAnsi="Symbol" w:hint="default"/>
-      </w:rPr>
-    </w:lvl>
-    <w:lvl w:ilvl="7" w:tplc="040E0003" w:tentative="1">
-      <w:start w:val="1"/>
-      <w:numFmt w:val="bullet"/>
-      <w:lvlText w:val="o"/>
-      <w:lvlJc w:val="left"/>
-      <w:pPr>
-        <w:ind w:left="6327" w:hanging="360"/>
-      </w:pPr>
-      <w:rPr>
-        <w:rFonts w:ascii="Courier New" w:hAnsi="Courier New" w:cs="Courier New" w:hint="default"/>
-      </w:rPr>
-    </w:lvl>
-    <w:lvl w:ilvl="8" w:tplc="040E0005" w:tentative="1">
-      <w:start w:val="1"/>
-      <w:numFmt w:val="bullet"/>
-      <w:lvlText w:val=""/>
-      <w:lvlJc w:val="left"/>
-      <w:pPr>
-        <w:ind w:left="7047" w:hanging="360"/>
-      </w:pPr>
-      <w:rPr>
-        <w:rFonts w:ascii="Wingdings" w:hAnsi="Wingdings" w:hint="default"/>
-      </w:rPr>
-    </w:lvl>
-  </w:abstractNum>
-  <w:abstractNum w:abstractNumId="26" w15:restartNumberingAfterBreak="0">
-    <w:nsid w:val="2EBB6F3C"/>
-    <w:multiLevelType w:val="hybridMultilevel"/>
-    <w:tmpl w:val="B5FAB754"/>
-    <w:lvl w:ilvl="0" w:tplc="68505614">
-      <w:start w:val="1"/>
-      <w:numFmt w:val="decimal"/>
-      <w:lvlText w:val="%1."/>
-      <w:lvlJc w:val="left"/>
-      <w:pPr>
-        <w:tabs>
-          <w:tab w:val="num" w:pos="1407"/>
-        </w:tabs>
-        <w:ind w:left="1407" w:hanging="840"/>
-      </w:pPr>
-      <w:rPr>
-        <w:rFonts w:hint="default"/>
-      </w:rPr>
-    </w:lvl>
-    <w:lvl w:ilvl="1" w:tplc="040E0019" w:tentative="1">
-      <w:start w:val="1"/>
-      <w:numFmt w:val="lowerLetter"/>
-      <w:lvlText w:val="%2."/>
-      <w:lvlJc w:val="left"/>
-      <w:pPr>
-        <w:tabs>
-          <w:tab w:val="num" w:pos="1647"/>
-        </w:tabs>
-        <w:ind w:left="1647" w:hanging="360"/>
-      </w:pPr>
-    </w:lvl>
-    <w:lvl w:ilvl="2" w:tplc="040E001B" w:tentative="1">
-      <w:start w:val="1"/>
-      <w:numFmt w:val="lowerRoman"/>
-      <w:lvlText w:val="%3."/>
-      <w:lvlJc w:val="right"/>
-      <w:pPr>
-        <w:tabs>
-          <w:tab w:val="num" w:pos="2367"/>
-        </w:tabs>
-        <w:ind w:left="2367" w:hanging="180"/>
-      </w:pPr>
-    </w:lvl>
-    <w:lvl w:ilvl="3" w:tplc="040E000F" w:tentative="1">
-      <w:start w:val="1"/>
-      <w:numFmt w:val="decimal"/>
-      <w:lvlText w:val="%4."/>
-      <w:lvlJc w:val="left"/>
-      <w:pPr>
-        <w:tabs>
-          <w:tab w:val="num" w:pos="3087"/>
-        </w:tabs>
-        <w:ind w:left="3087" w:hanging="360"/>
-      </w:pPr>
-    </w:lvl>
-    <w:lvl w:ilvl="4" w:tplc="040E0019" w:tentative="1">
-      <w:start w:val="1"/>
-      <w:numFmt w:val="lowerLetter"/>
-      <w:lvlText w:val="%5."/>
-      <w:lvlJc w:val="left"/>
-      <w:pPr>
-        <w:tabs>
-          <w:tab w:val="num" w:pos="3807"/>
-        </w:tabs>
-        <w:ind w:left="3807" w:hanging="360"/>
-      </w:pPr>
-    </w:lvl>
-    <w:lvl w:ilvl="5" w:tplc="040E001B" w:tentative="1">
-      <w:start w:val="1"/>
-      <w:numFmt w:val="lowerRoman"/>
-      <w:lvlText w:val="%6."/>
-      <w:lvlJc w:val="right"/>
-      <w:pPr>
-        <w:tabs>
-          <w:tab w:val="num" w:pos="4527"/>
-        </w:tabs>
-        <w:ind w:left="4527" w:hanging="180"/>
-      </w:pPr>
-    </w:lvl>
-    <w:lvl w:ilvl="6" w:tplc="040E000F" w:tentative="1">
-      <w:start w:val="1"/>
-      <w:numFmt w:val="decimal"/>
-      <w:lvlText w:val="%7."/>
-      <w:lvlJc w:val="left"/>
-      <w:pPr>
-        <w:tabs>
-          <w:tab w:val="num" w:pos="5247"/>
-        </w:tabs>
-        <w:ind w:left="5247" w:hanging="360"/>
-      </w:pPr>
-    </w:lvl>
-    <w:lvl w:ilvl="7" w:tplc="040E0019" w:tentative="1">
-      <w:start w:val="1"/>
-      <w:numFmt w:val="lowerLetter"/>
-      <w:lvlText w:val="%8."/>
-      <w:lvlJc w:val="left"/>
-      <w:pPr>
-        <w:tabs>
-          <w:tab w:val="num" w:pos="5967"/>
-        </w:tabs>
-        <w:ind w:left="5967" w:hanging="360"/>
-      </w:pPr>
-    </w:lvl>
-    <w:lvl w:ilvl="8" w:tplc="040E001B" w:tentative="1">
-      <w:start w:val="1"/>
-      <w:numFmt w:val="lowerRoman"/>
-      <w:lvlText w:val="%9."/>
-      <w:lvlJc w:val="right"/>
-      <w:pPr>
-        <w:tabs>
-          <w:tab w:val="num" w:pos="6687"/>
-        </w:tabs>
-        <w:ind w:left="6687" w:hanging="180"/>
-      </w:pPr>
-    </w:lvl>
-  </w:abstractNum>
-  <w:abstractNum w:abstractNumId="27" w15:restartNumberingAfterBreak="0">
+  <w:abstractNum w:abstractNumId="5" w15:restartNumberingAfterBreak="0">
     <w:nsid w:val="2FE763D1"/>
     <w:multiLevelType w:val="multilevel"/>
     <w:tmpl w:val="11822F4E"/>
@@ -7541,7 +4394,7 @@
       </w:rPr>
     </w:lvl>
   </w:abstractNum>
-  <w:abstractNum w:abstractNumId="28" w15:restartNumberingAfterBreak="0">
+  <w:abstractNum w:abstractNumId="6" w15:restartNumberingAfterBreak="0">
     <w:nsid w:val="30E61F85"/>
     <w:multiLevelType w:val="hybridMultilevel"/>
     <w:tmpl w:val="BAF85408"/>
@@ -7627,233 +4480,7 @@
       </w:pPr>
     </w:lvl>
   </w:abstractNum>
-  <w:abstractNum w:abstractNumId="29" w15:restartNumberingAfterBreak="0">
-    <w:nsid w:val="34E32624"/>
-    <w:multiLevelType w:val="hybridMultilevel"/>
-    <w:tmpl w:val="BBB6EC4E"/>
-    <w:lvl w:ilvl="0" w:tplc="040E0001">
-      <w:start w:val="1"/>
-      <w:numFmt w:val="bullet"/>
-      <w:lvlText w:val=""/>
-      <w:lvlJc w:val="left"/>
-      <w:pPr>
-        <w:ind w:left="1287" w:hanging="360"/>
-      </w:pPr>
-      <w:rPr>
-        <w:rFonts w:ascii="Symbol" w:hAnsi="Symbol" w:hint="default"/>
-      </w:rPr>
-    </w:lvl>
-    <w:lvl w:ilvl="1" w:tplc="040E0003">
-      <w:start w:val="1"/>
-      <w:numFmt w:val="bullet"/>
-      <w:lvlText w:val="o"/>
-      <w:lvlJc w:val="left"/>
-      <w:pPr>
-        <w:ind w:left="2007" w:hanging="360"/>
-      </w:pPr>
-      <w:rPr>
-        <w:rFonts w:ascii="Courier New" w:hAnsi="Courier New" w:cs="Courier New" w:hint="default"/>
-      </w:rPr>
-    </w:lvl>
-    <w:lvl w:ilvl="2" w:tplc="040E0005" w:tentative="1">
-      <w:start w:val="1"/>
-      <w:numFmt w:val="bullet"/>
-      <w:lvlText w:val=""/>
-      <w:lvlJc w:val="left"/>
-      <w:pPr>
-        <w:ind w:left="2727" w:hanging="360"/>
-      </w:pPr>
-      <w:rPr>
-        <w:rFonts w:ascii="Wingdings" w:hAnsi="Wingdings" w:hint="default"/>
-      </w:rPr>
-    </w:lvl>
-    <w:lvl w:ilvl="3" w:tplc="040E0001" w:tentative="1">
-      <w:start w:val="1"/>
-      <w:numFmt w:val="bullet"/>
-      <w:lvlText w:val=""/>
-      <w:lvlJc w:val="left"/>
-      <w:pPr>
-        <w:ind w:left="3447" w:hanging="360"/>
-      </w:pPr>
-      <w:rPr>
-        <w:rFonts w:ascii="Symbol" w:hAnsi="Symbol" w:hint="default"/>
-      </w:rPr>
-    </w:lvl>
-    <w:lvl w:ilvl="4" w:tplc="040E0003" w:tentative="1">
-      <w:start w:val="1"/>
-      <w:numFmt w:val="bullet"/>
-      <w:lvlText w:val="o"/>
-      <w:lvlJc w:val="left"/>
-      <w:pPr>
-        <w:ind w:left="4167" w:hanging="360"/>
-      </w:pPr>
-      <w:rPr>
-        <w:rFonts w:ascii="Courier New" w:hAnsi="Courier New" w:cs="Courier New" w:hint="default"/>
-      </w:rPr>
-    </w:lvl>
-    <w:lvl w:ilvl="5" w:tplc="040E0005" w:tentative="1">
-      <w:start w:val="1"/>
-      <w:numFmt w:val="bullet"/>
-      <w:lvlText w:val=""/>
-      <w:lvlJc w:val="left"/>
-      <w:pPr>
-        <w:ind w:left="4887" w:hanging="360"/>
-      </w:pPr>
-      <w:rPr>
-        <w:rFonts w:ascii="Wingdings" w:hAnsi="Wingdings" w:hint="default"/>
-      </w:rPr>
-    </w:lvl>
-    <w:lvl w:ilvl="6" w:tplc="040E0001" w:tentative="1">
-      <w:start w:val="1"/>
-      <w:numFmt w:val="bullet"/>
-      <w:lvlText w:val=""/>
-      <w:lvlJc w:val="left"/>
-      <w:pPr>
-        <w:ind w:left="5607" w:hanging="360"/>
-      </w:pPr>
-      <w:rPr>
-        <w:rFonts w:ascii="Symbol" w:hAnsi="Symbol" w:hint="default"/>
-      </w:rPr>
-    </w:lvl>
-    <w:lvl w:ilvl="7" w:tplc="040E0003" w:tentative="1">
-      <w:start w:val="1"/>
-      <w:numFmt w:val="bullet"/>
-      <w:lvlText w:val="o"/>
-      <w:lvlJc w:val="left"/>
-      <w:pPr>
-        <w:ind w:left="6327" w:hanging="360"/>
-      </w:pPr>
-      <w:rPr>
-        <w:rFonts w:ascii="Courier New" w:hAnsi="Courier New" w:cs="Courier New" w:hint="default"/>
-      </w:rPr>
-    </w:lvl>
-    <w:lvl w:ilvl="8" w:tplc="040E0005" w:tentative="1">
-      <w:start w:val="1"/>
-      <w:numFmt w:val="bullet"/>
-      <w:lvlText w:val=""/>
-      <w:lvlJc w:val="left"/>
-      <w:pPr>
-        <w:ind w:left="7047" w:hanging="360"/>
-      </w:pPr>
-      <w:rPr>
-        <w:rFonts w:ascii="Wingdings" w:hAnsi="Wingdings" w:hint="default"/>
-      </w:rPr>
-    </w:lvl>
-  </w:abstractNum>
-  <w:abstractNum w:abstractNumId="30" w15:restartNumberingAfterBreak="0">
-    <w:nsid w:val="368011E5"/>
-    <w:multiLevelType w:val="hybridMultilevel"/>
-    <w:tmpl w:val="87486984"/>
-    <w:lvl w:ilvl="0" w:tplc="040E0001">
-      <w:start w:val="1"/>
-      <w:numFmt w:val="bullet"/>
-      <w:lvlText w:val=""/>
-      <w:lvlJc w:val="left"/>
-      <w:pPr>
-        <w:ind w:left="720" w:hanging="360"/>
-      </w:pPr>
-      <w:rPr>
-        <w:rFonts w:ascii="Symbol" w:hAnsi="Symbol" w:hint="default"/>
-      </w:rPr>
-    </w:lvl>
-    <w:lvl w:ilvl="1" w:tplc="040E0003" w:tentative="1">
-      <w:start w:val="1"/>
-      <w:numFmt w:val="bullet"/>
-      <w:lvlText w:val="o"/>
-      <w:lvlJc w:val="left"/>
-      <w:pPr>
-        <w:ind w:left="1440" w:hanging="360"/>
-      </w:pPr>
-      <w:rPr>
-        <w:rFonts w:ascii="Courier New" w:hAnsi="Courier New" w:cs="Courier New" w:hint="default"/>
-      </w:rPr>
-    </w:lvl>
-    <w:lvl w:ilvl="2" w:tplc="040E0005" w:tentative="1">
-      <w:start w:val="1"/>
-      <w:numFmt w:val="bullet"/>
-      <w:lvlText w:val=""/>
-      <w:lvlJc w:val="left"/>
-      <w:pPr>
-        <w:ind w:left="2160" w:hanging="360"/>
-      </w:pPr>
-      <w:rPr>
-        <w:rFonts w:ascii="Wingdings" w:hAnsi="Wingdings" w:hint="default"/>
-      </w:rPr>
-    </w:lvl>
-    <w:lvl w:ilvl="3" w:tplc="040E0001" w:tentative="1">
-      <w:start w:val="1"/>
-      <w:numFmt w:val="bullet"/>
-      <w:lvlText w:val=""/>
-      <w:lvlJc w:val="left"/>
-      <w:pPr>
-        <w:ind w:left="2880" w:hanging="360"/>
-      </w:pPr>
-      <w:rPr>
-        <w:rFonts w:ascii="Symbol" w:hAnsi="Symbol" w:hint="default"/>
-      </w:rPr>
-    </w:lvl>
-    <w:lvl w:ilvl="4" w:tplc="040E0003" w:tentative="1">
-      <w:start w:val="1"/>
-      <w:numFmt w:val="bullet"/>
-      <w:lvlText w:val="o"/>
-      <w:lvlJc w:val="left"/>
-      <w:pPr>
-        <w:ind w:left="3600" w:hanging="360"/>
-      </w:pPr>
-      <w:rPr>
-        <w:rFonts w:ascii="Courier New" w:hAnsi="Courier New" w:cs="Courier New" w:hint="default"/>
-      </w:rPr>
-    </w:lvl>
-    <w:lvl w:ilvl="5" w:tplc="040E0005" w:tentative="1">
-      <w:start w:val="1"/>
-      <w:numFmt w:val="bullet"/>
-      <w:lvlText w:val=""/>
-      <w:lvlJc w:val="left"/>
-      <w:pPr>
-        <w:ind w:left="4320" w:hanging="360"/>
-      </w:pPr>
-      <w:rPr>
-        <w:rFonts w:ascii="Wingdings" w:hAnsi="Wingdings" w:hint="default"/>
-      </w:rPr>
-    </w:lvl>
-    <w:lvl w:ilvl="6" w:tplc="040E0001" w:tentative="1">
-      <w:start w:val="1"/>
-      <w:numFmt w:val="bullet"/>
-      <w:lvlText w:val=""/>
-      <w:lvlJc w:val="left"/>
-      <w:pPr>
-        <w:ind w:left="5040" w:hanging="360"/>
-      </w:pPr>
-      <w:rPr>
-        <w:rFonts w:ascii="Symbol" w:hAnsi="Symbol" w:hint="default"/>
-      </w:rPr>
-    </w:lvl>
-    <w:lvl w:ilvl="7" w:tplc="040E0003" w:tentative="1">
-      <w:start w:val="1"/>
-      <w:numFmt w:val="bullet"/>
-      <w:lvlText w:val="o"/>
-      <w:lvlJc w:val="left"/>
-      <w:pPr>
-        <w:ind w:left="5760" w:hanging="360"/>
-      </w:pPr>
-      <w:rPr>
-        <w:rFonts w:ascii="Courier New" w:hAnsi="Courier New" w:cs="Courier New" w:hint="default"/>
-      </w:rPr>
-    </w:lvl>
-    <w:lvl w:ilvl="8" w:tplc="040E0005" w:tentative="1">
-      <w:start w:val="1"/>
-      <w:numFmt w:val="bullet"/>
-      <w:lvlText w:val=""/>
-      <w:lvlJc w:val="left"/>
-      <w:pPr>
-        <w:ind w:left="6480" w:hanging="360"/>
-      </w:pPr>
-      <w:rPr>
-        <w:rFonts w:ascii="Wingdings" w:hAnsi="Wingdings" w:hint="default"/>
-      </w:rPr>
-    </w:lvl>
-  </w:abstractNum>
-  <w:abstractNum w:abstractNumId="31" w15:restartNumberingAfterBreak="0">
+  <w:abstractNum w:abstractNumId="7" w15:restartNumberingAfterBreak="0">
     <w:nsid w:val="39DD163C"/>
     <w:multiLevelType w:val="multilevel"/>
     <w:tmpl w:val="38CEC734"/>
@@ -7994,7 +4621,7 @@
       </w:rPr>
     </w:lvl>
   </w:abstractNum>
-  <w:abstractNum w:abstractNumId="32" w15:restartNumberingAfterBreak="0">
+  <w:abstractNum w:abstractNumId="8" w15:restartNumberingAfterBreak="0">
     <w:nsid w:val="3B4D3BDA"/>
     <w:multiLevelType w:val="multilevel"/>
     <w:tmpl w:val="B5DC524E"/>
@@ -8139,495 +4766,7 @@
       </w:rPr>
     </w:lvl>
   </w:abstractNum>
-  <w:abstractNum w:abstractNumId="33" w15:restartNumberingAfterBreak="0">
-    <w:nsid w:val="3C536A34"/>
-    <w:multiLevelType w:val="hybridMultilevel"/>
-    <w:tmpl w:val="43241AC0"/>
-    <w:lvl w:ilvl="0" w:tplc="040E000F">
-      <w:start w:val="1"/>
-      <w:numFmt w:val="decimal"/>
-      <w:lvlText w:val="%1."/>
-      <w:lvlJc w:val="left"/>
-      <w:pPr>
-        <w:tabs>
-          <w:tab w:val="num" w:pos="720"/>
-        </w:tabs>
-        <w:ind w:left="720" w:hanging="360"/>
-      </w:pPr>
-    </w:lvl>
-    <w:lvl w:ilvl="1" w:tplc="040E0019" w:tentative="1">
-      <w:start w:val="1"/>
-      <w:numFmt w:val="lowerLetter"/>
-      <w:lvlText w:val="%2."/>
-      <w:lvlJc w:val="left"/>
-      <w:pPr>
-        <w:tabs>
-          <w:tab w:val="num" w:pos="1440"/>
-        </w:tabs>
-        <w:ind w:left="1440" w:hanging="360"/>
-      </w:pPr>
-    </w:lvl>
-    <w:lvl w:ilvl="2" w:tplc="040E001B" w:tentative="1">
-      <w:start w:val="1"/>
-      <w:numFmt w:val="lowerRoman"/>
-      <w:lvlText w:val="%3."/>
-      <w:lvlJc w:val="right"/>
-      <w:pPr>
-        <w:tabs>
-          <w:tab w:val="num" w:pos="2160"/>
-        </w:tabs>
-        <w:ind w:left="2160" w:hanging="180"/>
-      </w:pPr>
-    </w:lvl>
-    <w:lvl w:ilvl="3" w:tplc="040E000F" w:tentative="1">
-      <w:start w:val="1"/>
-      <w:numFmt w:val="decimal"/>
-      <w:lvlText w:val="%4."/>
-      <w:lvlJc w:val="left"/>
-      <w:pPr>
-        <w:tabs>
-          <w:tab w:val="num" w:pos="2880"/>
-        </w:tabs>
-        <w:ind w:left="2880" w:hanging="360"/>
-      </w:pPr>
-    </w:lvl>
-    <w:lvl w:ilvl="4" w:tplc="040E0019" w:tentative="1">
-      <w:start w:val="1"/>
-      <w:numFmt w:val="lowerLetter"/>
-      <w:lvlText w:val="%5."/>
-      <w:lvlJc w:val="left"/>
-      <w:pPr>
-        <w:tabs>
-          <w:tab w:val="num" w:pos="3600"/>
-        </w:tabs>
-        <w:ind w:left="3600" w:hanging="360"/>
-      </w:pPr>
-    </w:lvl>
-    <w:lvl w:ilvl="5" w:tplc="040E001B" w:tentative="1">
-      <w:start w:val="1"/>
-      <w:numFmt w:val="lowerRoman"/>
-      <w:lvlText w:val="%6."/>
-      <w:lvlJc w:val="right"/>
-      <w:pPr>
-        <w:tabs>
-          <w:tab w:val="num" w:pos="4320"/>
-        </w:tabs>
-        <w:ind w:left="4320" w:hanging="180"/>
-      </w:pPr>
-    </w:lvl>
-    <w:lvl w:ilvl="6" w:tplc="040E000F" w:tentative="1">
-      <w:start w:val="1"/>
-      <w:numFmt w:val="decimal"/>
-      <w:lvlText w:val="%7."/>
-      <w:lvlJc w:val="left"/>
-      <w:pPr>
-        <w:tabs>
-          <w:tab w:val="num" w:pos="5040"/>
-        </w:tabs>
-        <w:ind w:left="5040" w:hanging="360"/>
-      </w:pPr>
-    </w:lvl>
-    <w:lvl w:ilvl="7" w:tplc="040E0019" w:tentative="1">
-      <w:start w:val="1"/>
-      <w:numFmt w:val="lowerLetter"/>
-      <w:lvlText w:val="%8."/>
-      <w:lvlJc w:val="left"/>
-      <w:pPr>
-        <w:tabs>
-          <w:tab w:val="num" w:pos="5760"/>
-        </w:tabs>
-        <w:ind w:left="5760" w:hanging="360"/>
-      </w:pPr>
-    </w:lvl>
-    <w:lvl w:ilvl="8" w:tplc="040E001B" w:tentative="1">
-      <w:start w:val="1"/>
-      <w:numFmt w:val="lowerRoman"/>
-      <w:lvlText w:val="%9."/>
-      <w:lvlJc w:val="right"/>
-      <w:pPr>
-        <w:tabs>
-          <w:tab w:val="num" w:pos="6480"/>
-        </w:tabs>
-        <w:ind w:left="6480" w:hanging="180"/>
-      </w:pPr>
-    </w:lvl>
-  </w:abstractNum>
-  <w:abstractNum w:abstractNumId="34" w15:restartNumberingAfterBreak="0">
-    <w:nsid w:val="3E2724A0"/>
-    <w:multiLevelType w:val="hybridMultilevel"/>
-    <w:tmpl w:val="83B8A27A"/>
-    <w:lvl w:ilvl="0" w:tplc="040E0001">
-      <w:start w:val="1"/>
-      <w:numFmt w:val="bullet"/>
-      <w:lvlText w:val=""/>
-      <w:lvlJc w:val="left"/>
-      <w:pPr>
-        <w:ind w:left="1647" w:hanging="360"/>
-      </w:pPr>
-      <w:rPr>
-        <w:rFonts w:ascii="Symbol" w:hAnsi="Symbol" w:hint="default"/>
-      </w:rPr>
-    </w:lvl>
-    <w:lvl w:ilvl="1" w:tplc="040E0003" w:tentative="1">
-      <w:start w:val="1"/>
-      <w:numFmt w:val="bullet"/>
-      <w:lvlText w:val="o"/>
-      <w:lvlJc w:val="left"/>
-      <w:pPr>
-        <w:ind w:left="2367" w:hanging="360"/>
-      </w:pPr>
-      <w:rPr>
-        <w:rFonts w:ascii="Courier New" w:hAnsi="Courier New" w:cs="Courier New" w:hint="default"/>
-      </w:rPr>
-    </w:lvl>
-    <w:lvl w:ilvl="2" w:tplc="040E0005" w:tentative="1">
-      <w:start w:val="1"/>
-      <w:numFmt w:val="bullet"/>
-      <w:lvlText w:val=""/>
-      <w:lvlJc w:val="left"/>
-      <w:pPr>
-        <w:ind w:left="3087" w:hanging="360"/>
-      </w:pPr>
-      <w:rPr>
-        <w:rFonts w:ascii="Wingdings" w:hAnsi="Wingdings" w:hint="default"/>
-      </w:rPr>
-    </w:lvl>
-    <w:lvl w:ilvl="3" w:tplc="040E0001" w:tentative="1">
-      <w:start w:val="1"/>
-      <w:numFmt w:val="bullet"/>
-      <w:lvlText w:val=""/>
-      <w:lvlJc w:val="left"/>
-      <w:pPr>
-        <w:ind w:left="3807" w:hanging="360"/>
-      </w:pPr>
-      <w:rPr>
-        <w:rFonts w:ascii="Symbol" w:hAnsi="Symbol" w:hint="default"/>
-      </w:rPr>
-    </w:lvl>
-    <w:lvl w:ilvl="4" w:tplc="040E0003" w:tentative="1">
-      <w:start w:val="1"/>
-      <w:numFmt w:val="bullet"/>
-      <w:lvlText w:val="o"/>
-      <w:lvlJc w:val="left"/>
-      <w:pPr>
-        <w:ind w:left="4527" w:hanging="360"/>
-      </w:pPr>
-      <w:rPr>
-        <w:rFonts w:ascii="Courier New" w:hAnsi="Courier New" w:cs="Courier New" w:hint="default"/>
-      </w:rPr>
-    </w:lvl>
-    <w:lvl w:ilvl="5" w:tplc="040E0005" w:tentative="1">
-      <w:start w:val="1"/>
-      <w:numFmt w:val="bullet"/>
-      <w:lvlText w:val=""/>
-      <w:lvlJc w:val="left"/>
-      <w:pPr>
-        <w:ind w:left="5247" w:hanging="360"/>
-      </w:pPr>
-      <w:rPr>
-        <w:rFonts w:ascii="Wingdings" w:hAnsi="Wingdings" w:hint="default"/>
-      </w:rPr>
-    </w:lvl>
-    <w:lvl w:ilvl="6" w:tplc="040E0001" w:tentative="1">
-      <w:start w:val="1"/>
-      <w:numFmt w:val="bullet"/>
-      <w:lvlText w:val=""/>
-      <w:lvlJc w:val="left"/>
-      <w:pPr>
-        <w:ind w:left="5967" w:hanging="360"/>
-      </w:pPr>
-      <w:rPr>
-        <w:rFonts w:ascii="Symbol" w:hAnsi="Symbol" w:hint="default"/>
-      </w:rPr>
-    </w:lvl>
-    <w:lvl w:ilvl="7" w:tplc="040E0003" w:tentative="1">
-      <w:start w:val="1"/>
-      <w:numFmt w:val="bullet"/>
-      <w:lvlText w:val="o"/>
-      <w:lvlJc w:val="left"/>
-      <w:pPr>
-        <w:ind w:left="6687" w:hanging="360"/>
-      </w:pPr>
-      <w:rPr>
-        <w:rFonts w:ascii="Courier New" w:hAnsi="Courier New" w:cs="Courier New" w:hint="default"/>
-      </w:rPr>
-    </w:lvl>
-    <w:lvl w:ilvl="8" w:tplc="040E0005" w:tentative="1">
-      <w:start w:val="1"/>
-      <w:numFmt w:val="bullet"/>
-      <w:lvlText w:val=""/>
-      <w:lvlJc w:val="left"/>
-      <w:pPr>
-        <w:ind w:left="7407" w:hanging="360"/>
-      </w:pPr>
-      <w:rPr>
-        <w:rFonts w:ascii="Wingdings" w:hAnsi="Wingdings" w:hint="default"/>
-      </w:rPr>
-    </w:lvl>
-  </w:abstractNum>
-  <w:abstractNum w:abstractNumId="35" w15:restartNumberingAfterBreak="0">
-    <w:nsid w:val="3E5D2603"/>
-    <w:multiLevelType w:val="hybridMultilevel"/>
-    <w:tmpl w:val="0CE05A44"/>
-    <w:lvl w:ilvl="0" w:tplc="040E0001">
-      <w:start w:val="1"/>
-      <w:numFmt w:val="bullet"/>
-      <w:lvlText w:val=""/>
-      <w:lvlJc w:val="left"/>
-      <w:pPr>
-        <w:ind w:left="1287" w:hanging="360"/>
-      </w:pPr>
-      <w:rPr>
-        <w:rFonts w:ascii="Symbol" w:hAnsi="Symbol" w:hint="default"/>
-      </w:rPr>
-    </w:lvl>
-    <w:lvl w:ilvl="1" w:tplc="040E0003" w:tentative="1">
-      <w:start w:val="1"/>
-      <w:numFmt w:val="bullet"/>
-      <w:lvlText w:val="o"/>
-      <w:lvlJc w:val="left"/>
-      <w:pPr>
-        <w:ind w:left="2007" w:hanging="360"/>
-      </w:pPr>
-      <w:rPr>
-        <w:rFonts w:ascii="Courier New" w:hAnsi="Courier New" w:cs="Courier New" w:hint="default"/>
-      </w:rPr>
-    </w:lvl>
-    <w:lvl w:ilvl="2" w:tplc="040E0005" w:tentative="1">
-      <w:start w:val="1"/>
-      <w:numFmt w:val="bullet"/>
-      <w:lvlText w:val=""/>
-      <w:lvlJc w:val="left"/>
-      <w:pPr>
-        <w:ind w:left="2727" w:hanging="360"/>
-      </w:pPr>
-      <w:rPr>
-        <w:rFonts w:ascii="Wingdings" w:hAnsi="Wingdings" w:hint="default"/>
-      </w:rPr>
-    </w:lvl>
-    <w:lvl w:ilvl="3" w:tplc="040E0001" w:tentative="1">
-      <w:start w:val="1"/>
-      <w:numFmt w:val="bullet"/>
-      <w:lvlText w:val=""/>
-      <w:lvlJc w:val="left"/>
-      <w:pPr>
-        <w:ind w:left="3447" w:hanging="360"/>
-      </w:pPr>
-      <w:rPr>
-        <w:rFonts w:ascii="Symbol" w:hAnsi="Symbol" w:hint="default"/>
-      </w:rPr>
-    </w:lvl>
-    <w:lvl w:ilvl="4" w:tplc="040E0003" w:tentative="1">
-      <w:start w:val="1"/>
-      <w:numFmt w:val="bullet"/>
-      <w:lvlText w:val="o"/>
-      <w:lvlJc w:val="left"/>
-      <w:pPr>
-        <w:ind w:left="4167" w:hanging="360"/>
-      </w:pPr>
-      <w:rPr>
-        <w:rFonts w:ascii="Courier New" w:hAnsi="Courier New" w:cs="Courier New" w:hint="default"/>
-      </w:rPr>
-    </w:lvl>
-    <w:lvl w:ilvl="5" w:tplc="040E0005" w:tentative="1">
-      <w:start w:val="1"/>
-      <w:numFmt w:val="bullet"/>
-      <w:lvlText w:val=""/>
-      <w:lvlJc w:val="left"/>
-      <w:pPr>
-        <w:ind w:left="4887" w:hanging="360"/>
-      </w:pPr>
-      <w:rPr>
-        <w:rFonts w:ascii="Wingdings" w:hAnsi="Wingdings" w:hint="default"/>
-      </w:rPr>
-    </w:lvl>
-    <w:lvl w:ilvl="6" w:tplc="040E0001" w:tentative="1">
-      <w:start w:val="1"/>
-      <w:numFmt w:val="bullet"/>
-      <w:lvlText w:val=""/>
-      <w:lvlJc w:val="left"/>
-      <w:pPr>
-        <w:ind w:left="5607" w:hanging="360"/>
-      </w:pPr>
-      <w:rPr>
-        <w:rFonts w:ascii="Symbol" w:hAnsi="Symbol" w:hint="default"/>
-      </w:rPr>
-    </w:lvl>
-    <w:lvl w:ilvl="7" w:tplc="040E0003" w:tentative="1">
-      <w:start w:val="1"/>
-      <w:numFmt w:val="bullet"/>
-      <w:lvlText w:val="o"/>
-      <w:lvlJc w:val="left"/>
-      <w:pPr>
-        <w:ind w:left="6327" w:hanging="360"/>
-      </w:pPr>
-      <w:rPr>
-        <w:rFonts w:ascii="Courier New" w:hAnsi="Courier New" w:cs="Courier New" w:hint="default"/>
-      </w:rPr>
-    </w:lvl>
-    <w:lvl w:ilvl="8" w:tplc="040E0005" w:tentative="1">
-      <w:start w:val="1"/>
-      <w:numFmt w:val="bullet"/>
-      <w:lvlText w:val=""/>
-      <w:lvlJc w:val="left"/>
-      <w:pPr>
-        <w:ind w:left="7047" w:hanging="360"/>
-      </w:pPr>
-      <w:rPr>
-        <w:rFonts w:ascii="Wingdings" w:hAnsi="Wingdings" w:hint="default"/>
-      </w:rPr>
-    </w:lvl>
-  </w:abstractNum>
-  <w:abstractNum w:abstractNumId="36" w15:restartNumberingAfterBreak="0">
-    <w:nsid w:val="4406698F"/>
-    <w:multiLevelType w:val="multilevel"/>
-    <w:tmpl w:val="D9EA8D08"/>
-    <w:lvl w:ilvl="0">
-      <w:start w:val="1"/>
-      <w:numFmt w:val="bullet"/>
-      <w:lvlText w:val=""/>
-      <w:lvlJc w:val="left"/>
-      <w:pPr>
-        <w:tabs>
-          <w:tab w:val="num" w:pos="720"/>
-        </w:tabs>
-        <w:ind w:left="720" w:hanging="360"/>
-      </w:pPr>
-      <w:rPr>
-        <w:rFonts w:ascii="Symbol" w:hAnsi="Symbol" w:hint="default"/>
-        <w:sz w:val="20"/>
-      </w:rPr>
-    </w:lvl>
-    <w:lvl w:ilvl="1" w:tentative="1">
-      <w:start w:val="1"/>
-      <w:numFmt w:val="bullet"/>
-      <w:lvlText w:val="o"/>
-      <w:lvlJc w:val="left"/>
-      <w:pPr>
-        <w:tabs>
-          <w:tab w:val="num" w:pos="1440"/>
-        </w:tabs>
-        <w:ind w:left="1440" w:hanging="360"/>
-      </w:pPr>
-      <w:rPr>
-        <w:rFonts w:ascii="Courier New" w:hAnsi="Courier New" w:hint="default"/>
-        <w:sz w:val="20"/>
-      </w:rPr>
-    </w:lvl>
-    <w:lvl w:ilvl="2" w:tentative="1">
-      <w:start w:val="1"/>
-      <w:numFmt w:val="bullet"/>
-      <w:lvlText w:val=""/>
-      <w:lvlJc w:val="left"/>
-      <w:pPr>
-        <w:tabs>
-          <w:tab w:val="num" w:pos="2160"/>
-        </w:tabs>
-        <w:ind w:left="2160" w:hanging="360"/>
-      </w:pPr>
-      <w:rPr>
-        <w:rFonts w:ascii="Wingdings" w:hAnsi="Wingdings" w:hint="default"/>
-        <w:sz w:val="20"/>
-      </w:rPr>
-    </w:lvl>
-    <w:lvl w:ilvl="3" w:tentative="1">
-      <w:start w:val="1"/>
-      <w:numFmt w:val="bullet"/>
-      <w:lvlText w:val=""/>
-      <w:lvlJc w:val="left"/>
-      <w:pPr>
-        <w:tabs>
-          <w:tab w:val="num" w:pos="2880"/>
-        </w:tabs>
-        <w:ind w:left="2880" w:hanging="360"/>
-      </w:pPr>
-      <w:rPr>
-        <w:rFonts w:ascii="Wingdings" w:hAnsi="Wingdings" w:hint="default"/>
-        <w:sz w:val="20"/>
-      </w:rPr>
-    </w:lvl>
-    <w:lvl w:ilvl="4" w:tentative="1">
-      <w:start w:val="1"/>
-      <w:numFmt w:val="bullet"/>
-      <w:lvlText w:val=""/>
-      <w:lvlJc w:val="left"/>
-      <w:pPr>
-        <w:tabs>
-          <w:tab w:val="num" w:pos="3600"/>
-        </w:tabs>
-        <w:ind w:left="3600" w:hanging="360"/>
-      </w:pPr>
-      <w:rPr>
-        <w:rFonts w:ascii="Wingdings" w:hAnsi="Wingdings" w:hint="default"/>
-        <w:sz w:val="20"/>
-      </w:rPr>
-    </w:lvl>
-    <w:lvl w:ilvl="5" w:tentative="1">
-      <w:start w:val="1"/>
-      <w:numFmt w:val="bullet"/>
-      <w:lvlText w:val=""/>
-      <w:lvlJc w:val="left"/>
-      <w:pPr>
-        <w:tabs>
-          <w:tab w:val="num" w:pos="4320"/>
-        </w:tabs>
-        <w:ind w:left="4320" w:hanging="360"/>
-      </w:pPr>
-      <w:rPr>
-        <w:rFonts w:ascii="Wingdings" w:hAnsi="Wingdings" w:hint="default"/>
-        <w:sz w:val="20"/>
-      </w:rPr>
-    </w:lvl>
-    <w:lvl w:ilvl="6" w:tentative="1">
-      <w:start w:val="1"/>
-      <w:numFmt w:val="bullet"/>
-      <w:lvlText w:val=""/>
-      <w:lvlJc w:val="left"/>
-      <w:pPr>
-        <w:tabs>
-          <w:tab w:val="num" w:pos="5040"/>
-        </w:tabs>
-        <w:ind w:left="5040" w:hanging="360"/>
-      </w:pPr>
-      <w:rPr>
-        <w:rFonts w:ascii="Wingdings" w:hAnsi="Wingdings" w:hint="default"/>
-        <w:sz w:val="20"/>
-      </w:rPr>
-    </w:lvl>
-    <w:lvl w:ilvl="7" w:tentative="1">
-      <w:start w:val="1"/>
-      <w:numFmt w:val="bullet"/>
-      <w:lvlText w:val=""/>
-      <w:lvlJc w:val="left"/>
-      <w:pPr>
-        <w:tabs>
-          <w:tab w:val="num" w:pos="5760"/>
-        </w:tabs>
-        <w:ind w:left="5760" w:hanging="360"/>
-      </w:pPr>
-      <w:rPr>
-        <w:rFonts w:ascii="Wingdings" w:hAnsi="Wingdings" w:hint="default"/>
-        <w:sz w:val="20"/>
-      </w:rPr>
-    </w:lvl>
-    <w:lvl w:ilvl="8" w:tentative="1">
-      <w:start w:val="1"/>
-      <w:numFmt w:val="bullet"/>
-      <w:lvlText w:val=""/>
-      <w:lvlJc w:val="left"/>
-      <w:pPr>
-        <w:tabs>
-          <w:tab w:val="num" w:pos="6480"/>
-        </w:tabs>
-        <w:ind w:left="6480" w:hanging="360"/>
-      </w:pPr>
-      <w:rPr>
-        <w:rFonts w:ascii="Wingdings" w:hAnsi="Wingdings" w:hint="default"/>
-        <w:sz w:val="20"/>
-      </w:rPr>
-    </w:lvl>
-  </w:abstractNum>
-  <w:abstractNum w:abstractNumId="37" w15:restartNumberingAfterBreak="0">
+  <w:abstractNum w:abstractNumId="9" w15:restartNumberingAfterBreak="0">
     <w:nsid w:val="46667A10"/>
     <w:multiLevelType w:val="multilevel"/>
     <w:tmpl w:val="5100C9AC"/>
@@ -8770,120 +4909,7 @@
       </w:rPr>
     </w:lvl>
   </w:abstractNum>
-  <w:abstractNum w:abstractNumId="38" w15:restartNumberingAfterBreak="0">
-    <w:nsid w:val="488F5DC4"/>
-    <w:multiLevelType w:val="hybridMultilevel"/>
-    <w:tmpl w:val="FA702512"/>
-    <w:lvl w:ilvl="0" w:tplc="040E0001">
-      <w:start w:val="1"/>
-      <w:numFmt w:val="bullet"/>
-      <w:lvlText w:val=""/>
-      <w:lvlJc w:val="left"/>
-      <w:pPr>
-        <w:ind w:left="720" w:hanging="360"/>
-      </w:pPr>
-      <w:rPr>
-        <w:rFonts w:ascii="Symbol" w:hAnsi="Symbol" w:hint="default"/>
-      </w:rPr>
-    </w:lvl>
-    <w:lvl w:ilvl="1" w:tplc="040E0003" w:tentative="1">
-      <w:start w:val="1"/>
-      <w:numFmt w:val="bullet"/>
-      <w:lvlText w:val="o"/>
-      <w:lvlJc w:val="left"/>
-      <w:pPr>
-        <w:ind w:left="1440" w:hanging="360"/>
-      </w:pPr>
-      <w:rPr>
-        <w:rFonts w:ascii="Courier New" w:hAnsi="Courier New" w:cs="Courier New" w:hint="default"/>
-      </w:rPr>
-    </w:lvl>
-    <w:lvl w:ilvl="2" w:tplc="040E0005" w:tentative="1">
-      <w:start w:val="1"/>
-      <w:numFmt w:val="bullet"/>
-      <w:lvlText w:val=""/>
-      <w:lvlJc w:val="left"/>
-      <w:pPr>
-        <w:ind w:left="2160" w:hanging="360"/>
-      </w:pPr>
-      <w:rPr>
-        <w:rFonts w:ascii="Wingdings" w:hAnsi="Wingdings" w:hint="default"/>
-      </w:rPr>
-    </w:lvl>
-    <w:lvl w:ilvl="3" w:tplc="040E0001" w:tentative="1">
-      <w:start w:val="1"/>
-      <w:numFmt w:val="bullet"/>
-      <w:lvlText w:val=""/>
-      <w:lvlJc w:val="left"/>
-      <w:pPr>
-        <w:ind w:left="2880" w:hanging="360"/>
-      </w:pPr>
-      <w:rPr>
-        <w:rFonts w:ascii="Symbol" w:hAnsi="Symbol" w:hint="default"/>
-      </w:rPr>
-    </w:lvl>
-    <w:lvl w:ilvl="4" w:tplc="040E0003" w:tentative="1">
-      <w:start w:val="1"/>
-      <w:numFmt w:val="bullet"/>
-      <w:lvlText w:val="o"/>
-      <w:lvlJc w:val="left"/>
-      <w:pPr>
-        <w:ind w:left="3600" w:hanging="360"/>
-      </w:pPr>
-      <w:rPr>
-        <w:rFonts w:ascii="Courier New" w:hAnsi="Courier New" w:cs="Courier New" w:hint="default"/>
-      </w:rPr>
-    </w:lvl>
-    <w:lvl w:ilvl="5" w:tplc="040E0005" w:tentative="1">
-      <w:start w:val="1"/>
-      <w:numFmt w:val="bullet"/>
-      <w:lvlText w:val=""/>
-      <w:lvlJc w:val="left"/>
-      <w:pPr>
-        <w:ind w:left="4320" w:hanging="360"/>
-      </w:pPr>
-      <w:rPr>
-        <w:rFonts w:ascii="Wingdings" w:hAnsi="Wingdings" w:hint="default"/>
-      </w:rPr>
-    </w:lvl>
-    <w:lvl w:ilvl="6" w:tplc="040E0001" w:tentative="1">
-      <w:start w:val="1"/>
-      <w:numFmt w:val="bullet"/>
-      <w:lvlText w:val=""/>
-      <w:lvlJc w:val="left"/>
-      <w:pPr>
-        <w:ind w:left="5040" w:hanging="360"/>
-      </w:pPr>
-      <w:rPr>
-        <w:rFonts w:ascii="Symbol" w:hAnsi="Symbol" w:hint="default"/>
-      </w:rPr>
-    </w:lvl>
-    <w:lvl w:ilvl="7" w:tplc="040E0003" w:tentative="1">
-      <w:start w:val="1"/>
-      <w:numFmt w:val="bullet"/>
-      <w:lvlText w:val="o"/>
-      <w:lvlJc w:val="left"/>
-      <w:pPr>
-        <w:ind w:left="5760" w:hanging="360"/>
-      </w:pPr>
-      <w:rPr>
-        <w:rFonts w:ascii="Courier New" w:hAnsi="Courier New" w:cs="Courier New" w:hint="default"/>
-      </w:rPr>
-    </w:lvl>
-    <w:lvl w:ilvl="8" w:tplc="040E0005" w:tentative="1">
-      <w:start w:val="1"/>
-      <w:numFmt w:val="bullet"/>
-      <w:lvlText w:val=""/>
-      <w:lvlJc w:val="left"/>
-      <w:pPr>
-        <w:ind w:left="6480" w:hanging="360"/>
-      </w:pPr>
-      <w:rPr>
-        <w:rFonts w:ascii="Wingdings" w:hAnsi="Wingdings" w:hint="default"/>
-      </w:rPr>
-    </w:lvl>
-  </w:abstractNum>
-  <w:abstractNum w:abstractNumId="39" w15:restartNumberingAfterBreak="0">
+  <w:abstractNum w:abstractNumId="10" w15:restartNumberingAfterBreak="0">
     <w:nsid w:val="49C13F64"/>
     <w:multiLevelType w:val="multilevel"/>
     <w:tmpl w:val="27183580"/>
@@ -9032,269 +5058,7 @@
       </w:rPr>
     </w:lvl>
   </w:abstractNum>
-  <w:abstractNum w:abstractNumId="40" w15:restartNumberingAfterBreak="0">
-    <w:nsid w:val="4C132875"/>
-    <w:multiLevelType w:val="multilevel"/>
-    <w:tmpl w:val="968E6678"/>
-    <w:lvl w:ilvl="0">
-      <w:start w:val="1"/>
-      <w:numFmt w:val="bullet"/>
-      <w:lvlText w:val=""/>
-      <w:lvlJc w:val="left"/>
-      <w:pPr>
-        <w:tabs>
-          <w:tab w:val="num" w:pos="720"/>
-        </w:tabs>
-        <w:ind w:left="720" w:hanging="360"/>
-      </w:pPr>
-      <w:rPr>
-        <w:rFonts w:ascii="Symbol" w:hAnsi="Symbol" w:hint="default"/>
-        <w:sz w:val="20"/>
-      </w:rPr>
-    </w:lvl>
-    <w:lvl w:ilvl="1" w:tentative="1">
-      <w:start w:val="1"/>
-      <w:numFmt w:val="bullet"/>
-      <w:lvlText w:val="o"/>
-      <w:lvlJc w:val="left"/>
-      <w:pPr>
-        <w:tabs>
-          <w:tab w:val="num" w:pos="1440"/>
-        </w:tabs>
-        <w:ind w:left="1440" w:hanging="360"/>
-      </w:pPr>
-      <w:rPr>
-        <w:rFonts w:ascii="Courier New" w:hAnsi="Courier New" w:hint="default"/>
-        <w:sz w:val="20"/>
-      </w:rPr>
-    </w:lvl>
-    <w:lvl w:ilvl="2" w:tentative="1">
-      <w:start w:val="1"/>
-      <w:numFmt w:val="bullet"/>
-      <w:lvlText w:val=""/>
-      <w:lvlJc w:val="left"/>
-      <w:pPr>
-        <w:tabs>
-          <w:tab w:val="num" w:pos="2160"/>
-        </w:tabs>
-        <w:ind w:left="2160" w:hanging="360"/>
-      </w:pPr>
-      <w:rPr>
-        <w:rFonts w:ascii="Wingdings" w:hAnsi="Wingdings" w:hint="default"/>
-        <w:sz w:val="20"/>
-      </w:rPr>
-    </w:lvl>
-    <w:lvl w:ilvl="3" w:tentative="1">
-      <w:start w:val="1"/>
-      <w:numFmt w:val="bullet"/>
-      <w:lvlText w:val=""/>
-      <w:lvlJc w:val="left"/>
-      <w:pPr>
-        <w:tabs>
-          <w:tab w:val="num" w:pos="2880"/>
-        </w:tabs>
-        <w:ind w:left="2880" w:hanging="360"/>
-      </w:pPr>
-      <w:rPr>
-        <w:rFonts w:ascii="Wingdings" w:hAnsi="Wingdings" w:hint="default"/>
-        <w:sz w:val="20"/>
-      </w:rPr>
-    </w:lvl>
-    <w:lvl w:ilvl="4" w:tentative="1">
-      <w:start w:val="1"/>
-      <w:numFmt w:val="bullet"/>
-      <w:lvlText w:val=""/>
-      <w:lvlJc w:val="left"/>
-      <w:pPr>
-        <w:tabs>
-          <w:tab w:val="num" w:pos="3600"/>
-        </w:tabs>
-        <w:ind w:left="3600" w:hanging="360"/>
-      </w:pPr>
-      <w:rPr>
-        <w:rFonts w:ascii="Wingdings" w:hAnsi="Wingdings" w:hint="default"/>
-        <w:sz w:val="20"/>
-      </w:rPr>
-    </w:lvl>
-    <w:lvl w:ilvl="5" w:tentative="1">
-      <w:start w:val="1"/>
-      <w:numFmt w:val="bullet"/>
-      <w:lvlText w:val=""/>
-      <w:lvlJc w:val="left"/>
-      <w:pPr>
-        <w:tabs>
-          <w:tab w:val="num" w:pos="4320"/>
-        </w:tabs>
-        <w:ind w:left="4320" w:hanging="360"/>
-      </w:pPr>
-      <w:rPr>
-        <w:rFonts w:ascii="Wingdings" w:hAnsi="Wingdings" w:hint="default"/>
-        <w:sz w:val="20"/>
-      </w:rPr>
-    </w:lvl>
-    <w:lvl w:ilvl="6" w:tentative="1">
-      <w:start w:val="1"/>
-      <w:numFmt w:val="bullet"/>
-      <w:lvlText w:val=""/>
-      <w:lvlJc w:val="left"/>
-      <w:pPr>
-        <w:tabs>
-          <w:tab w:val="num" w:pos="5040"/>
-        </w:tabs>
-        <w:ind w:left="5040" w:hanging="360"/>
-      </w:pPr>
-      <w:rPr>
-        <w:rFonts w:ascii="Wingdings" w:hAnsi="Wingdings" w:hint="default"/>
-        <w:sz w:val="20"/>
-      </w:rPr>
-    </w:lvl>
-    <w:lvl w:ilvl="7" w:tentative="1">
-      <w:start w:val="1"/>
-      <w:numFmt w:val="bullet"/>
-      <w:lvlText w:val=""/>
-      <w:lvlJc w:val="left"/>
-      <w:pPr>
-        <w:tabs>
-          <w:tab w:val="num" w:pos="5760"/>
-        </w:tabs>
-        <w:ind w:left="5760" w:hanging="360"/>
-      </w:pPr>
-      <w:rPr>
-        <w:rFonts w:ascii="Wingdings" w:hAnsi="Wingdings" w:hint="default"/>
-        <w:sz w:val="20"/>
-      </w:rPr>
-    </w:lvl>
-    <w:lvl w:ilvl="8" w:tentative="1">
-      <w:start w:val="1"/>
-      <w:numFmt w:val="bullet"/>
-      <w:lvlText w:val=""/>
-      <w:lvlJc w:val="left"/>
-      <w:pPr>
-        <w:tabs>
-          <w:tab w:val="num" w:pos="6480"/>
-        </w:tabs>
-        <w:ind w:left="6480" w:hanging="360"/>
-      </w:pPr>
-      <w:rPr>
-        <w:rFonts w:ascii="Wingdings" w:hAnsi="Wingdings" w:hint="default"/>
-        <w:sz w:val="20"/>
-      </w:rPr>
-    </w:lvl>
-  </w:abstractNum>
-  <w:abstractNum w:abstractNumId="41" w15:restartNumberingAfterBreak="0">
-    <w:nsid w:val="4E9977D8"/>
-    <w:multiLevelType w:val="multilevel"/>
-    <w:tmpl w:val="DB7EFE8E"/>
-    <w:lvl w:ilvl="0">
-      <w:start w:val="1"/>
-      <w:numFmt w:val="decimal"/>
-      <w:lvlText w:val="%1."/>
-      <w:lvlJc w:val="left"/>
-      <w:pPr>
-        <w:ind w:left="432" w:hanging="432"/>
-      </w:pPr>
-      <w:rPr>
-        <w:rFonts w:hint="default"/>
-      </w:rPr>
-    </w:lvl>
-    <w:lvl w:ilvl="1">
-      <w:start w:val="1"/>
-      <w:numFmt w:val="decimal"/>
-      <w:lvlText w:val="%1.%2."/>
-      <w:lvlJc w:val="left"/>
-      <w:pPr>
-        <w:ind w:left="576" w:hanging="576"/>
-      </w:pPr>
-      <w:rPr>
-        <w:rFonts w:hint="default"/>
-      </w:rPr>
-    </w:lvl>
-    <w:lvl w:ilvl="2">
-      <w:start w:val="1"/>
-      <w:numFmt w:val="decimal"/>
-      <w:lvlText w:val="%1.%2.%3."/>
-      <w:lvlJc w:val="left"/>
-      <w:pPr>
-        <w:ind w:left="720" w:hanging="720"/>
-      </w:pPr>
-      <w:rPr>
-        <w:rFonts w:hint="default"/>
-      </w:rPr>
-    </w:lvl>
-    <w:lvl w:ilvl="3">
-      <w:start w:val="1"/>
-      <w:numFmt w:val="decimal"/>
-      <w:lvlText w:val="%1.%2.%3.%4."/>
-      <w:lvlJc w:val="left"/>
-      <w:pPr>
-        <w:ind w:left="864" w:hanging="864"/>
-      </w:pPr>
-      <w:rPr>
-        <w:rFonts w:hint="default"/>
-      </w:rPr>
-    </w:lvl>
-    <w:lvl w:ilvl="4">
-      <w:start w:val="1"/>
-      <w:numFmt w:val="decimal"/>
-      <w:lvlText w:val="%1.%2.%3.%4.%5"/>
-      <w:lvlJc w:val="left"/>
-      <w:pPr>
-        <w:ind w:left="1008" w:hanging="1008"/>
-      </w:pPr>
-      <w:rPr>
-        <w:rFonts w:hint="default"/>
-      </w:rPr>
-    </w:lvl>
-    <w:lvl w:ilvl="5">
-      <w:start w:val="1"/>
-      <w:numFmt w:val="decimal"/>
-      <w:lvlText w:val="%1.%2.%3.%4.%5.%6"/>
-      <w:lvlJc w:val="left"/>
-      <w:pPr>
-        <w:ind w:left="1152" w:hanging="1152"/>
-      </w:pPr>
-      <w:rPr>
-        <w:rFonts w:hint="default"/>
-      </w:rPr>
-    </w:lvl>
-    <w:lvl w:ilvl="6">
-      <w:start w:val="1"/>
-      <w:numFmt w:val="decimal"/>
-      <w:lvlText w:val="%1.%2.%3.%4.%5.%6.%7"/>
-      <w:lvlJc w:val="left"/>
-      <w:pPr>
-        <w:ind w:left="1296" w:hanging="1296"/>
-      </w:pPr>
-      <w:rPr>
-        <w:rFonts w:hint="default"/>
-      </w:rPr>
-    </w:lvl>
-    <w:lvl w:ilvl="7">
-      <w:start w:val="1"/>
-      <w:numFmt w:val="decimal"/>
-      <w:lvlText w:val="%1.%2.%3.%4.%5.%6.%7.%8"/>
-      <w:lvlJc w:val="left"/>
-      <w:pPr>
-        <w:ind w:left="1440" w:hanging="1440"/>
-      </w:pPr>
-      <w:rPr>
-        <w:rFonts w:hint="default"/>
-      </w:rPr>
-    </w:lvl>
-    <w:lvl w:ilvl="8">
-      <w:start w:val="1"/>
-      <w:numFmt w:val="decimal"/>
-      <w:lvlText w:val="%1.%2.%3.%4.%5.%6.%7.%8.%9"/>
-      <w:lvlJc w:val="left"/>
-      <w:pPr>
-        <w:ind w:left="1584" w:hanging="1584"/>
-      </w:pPr>
-      <w:rPr>
-        <w:rFonts w:hint="default"/>
-      </w:rPr>
-    </w:lvl>
-  </w:abstractNum>
-  <w:abstractNum w:abstractNumId="42" w15:restartNumberingAfterBreak="0">
+  <w:abstractNum w:abstractNumId="11" w15:restartNumberingAfterBreak="0">
     <w:nsid w:val="4F3D1334"/>
     <w:multiLevelType w:val="hybridMultilevel"/>
     <w:tmpl w:val="F1108E18"/>
@@ -9435,504 +5199,7 @@
       </w:rPr>
     </w:lvl>
   </w:abstractNum>
-  <w:abstractNum w:abstractNumId="43" w15:restartNumberingAfterBreak="0">
-    <w:nsid w:val="56AB138D"/>
-    <w:multiLevelType w:val="hybridMultilevel"/>
-    <w:tmpl w:val="9E943BE0"/>
-    <w:lvl w:ilvl="0" w:tplc="040E000F">
-      <w:start w:val="1"/>
-      <w:numFmt w:val="decimal"/>
-      <w:lvlText w:val="%1."/>
-      <w:lvlJc w:val="left"/>
-      <w:pPr>
-        <w:tabs>
-          <w:tab w:val="num" w:pos="720"/>
-        </w:tabs>
-        <w:ind w:left="720" w:hanging="360"/>
-      </w:pPr>
-    </w:lvl>
-    <w:lvl w:ilvl="1" w:tplc="040E0019" w:tentative="1">
-      <w:start w:val="1"/>
-      <w:numFmt w:val="lowerLetter"/>
-      <w:lvlText w:val="%2."/>
-      <w:lvlJc w:val="left"/>
-      <w:pPr>
-        <w:tabs>
-          <w:tab w:val="num" w:pos="1440"/>
-        </w:tabs>
-        <w:ind w:left="1440" w:hanging="360"/>
-      </w:pPr>
-    </w:lvl>
-    <w:lvl w:ilvl="2" w:tplc="040E001B" w:tentative="1">
-      <w:start w:val="1"/>
-      <w:numFmt w:val="lowerRoman"/>
-      <w:lvlText w:val="%3."/>
-      <w:lvlJc w:val="right"/>
-      <w:pPr>
-        <w:tabs>
-          <w:tab w:val="num" w:pos="2160"/>
-        </w:tabs>
-        <w:ind w:left="2160" w:hanging="180"/>
-      </w:pPr>
-    </w:lvl>
-    <w:lvl w:ilvl="3" w:tplc="040E000F" w:tentative="1">
-      <w:start w:val="1"/>
-      <w:numFmt w:val="decimal"/>
-      <w:lvlText w:val="%4."/>
-      <w:lvlJc w:val="left"/>
-      <w:pPr>
-        <w:tabs>
-          <w:tab w:val="num" w:pos="2880"/>
-        </w:tabs>
-        <w:ind w:left="2880" w:hanging="360"/>
-      </w:pPr>
-    </w:lvl>
-    <w:lvl w:ilvl="4" w:tplc="040E0019" w:tentative="1">
-      <w:start w:val="1"/>
-      <w:numFmt w:val="lowerLetter"/>
-      <w:lvlText w:val="%5."/>
-      <w:lvlJc w:val="left"/>
-      <w:pPr>
-        <w:tabs>
-          <w:tab w:val="num" w:pos="3600"/>
-        </w:tabs>
-        <w:ind w:left="3600" w:hanging="360"/>
-      </w:pPr>
-    </w:lvl>
-    <w:lvl w:ilvl="5" w:tplc="040E001B" w:tentative="1">
-      <w:start w:val="1"/>
-      <w:numFmt w:val="lowerRoman"/>
-      <w:lvlText w:val="%6."/>
-      <w:lvlJc w:val="right"/>
-      <w:pPr>
-        <w:tabs>
-          <w:tab w:val="num" w:pos="4320"/>
-        </w:tabs>
-        <w:ind w:left="4320" w:hanging="180"/>
-      </w:pPr>
-    </w:lvl>
-    <w:lvl w:ilvl="6" w:tplc="040E000F" w:tentative="1">
-      <w:start w:val="1"/>
-      <w:numFmt w:val="decimal"/>
-      <w:lvlText w:val="%7."/>
-      <w:lvlJc w:val="left"/>
-      <w:pPr>
-        <w:tabs>
-          <w:tab w:val="num" w:pos="5040"/>
-        </w:tabs>
-        <w:ind w:left="5040" w:hanging="360"/>
-      </w:pPr>
-    </w:lvl>
-    <w:lvl w:ilvl="7" w:tplc="040E0019" w:tentative="1">
-      <w:start w:val="1"/>
-      <w:numFmt w:val="lowerLetter"/>
-      <w:lvlText w:val="%8."/>
-      <w:lvlJc w:val="left"/>
-      <w:pPr>
-        <w:tabs>
-          <w:tab w:val="num" w:pos="5760"/>
-        </w:tabs>
-        <w:ind w:left="5760" w:hanging="360"/>
-      </w:pPr>
-    </w:lvl>
-    <w:lvl w:ilvl="8" w:tplc="040E001B" w:tentative="1">
-      <w:start w:val="1"/>
-      <w:numFmt w:val="lowerRoman"/>
-      <w:lvlText w:val="%9."/>
-      <w:lvlJc w:val="right"/>
-      <w:pPr>
-        <w:tabs>
-          <w:tab w:val="num" w:pos="6480"/>
-        </w:tabs>
-        <w:ind w:left="6480" w:hanging="180"/>
-      </w:pPr>
-    </w:lvl>
-  </w:abstractNum>
-  <w:abstractNum w:abstractNumId="44" w15:restartNumberingAfterBreak="0">
-    <w:nsid w:val="581B48AE"/>
-    <w:multiLevelType w:val="multilevel"/>
-    <w:tmpl w:val="ACA82250"/>
-    <w:lvl w:ilvl="0">
-      <w:start w:val="1"/>
-      <w:numFmt w:val="decimal"/>
-      <w:lvlText w:val="%1."/>
-      <w:lvlJc w:val="left"/>
-      <w:pPr>
-        <w:ind w:left="360" w:hanging="360"/>
-      </w:pPr>
-      <w:rPr>
-        <w:rFonts w:hint="default"/>
-      </w:rPr>
-    </w:lvl>
-    <w:lvl w:ilvl="1">
-      <w:start w:val="1"/>
-      <w:numFmt w:val="decimal"/>
-      <w:suff w:val="space"/>
-      <w:lvlText w:val="%1.%2."/>
-      <w:lvlJc w:val="left"/>
-      <w:pPr>
-        <w:ind w:left="993" w:hanging="567"/>
-      </w:pPr>
-      <w:rPr>
-        <w:rFonts w:hint="default"/>
-      </w:rPr>
-    </w:lvl>
-    <w:lvl w:ilvl="2">
-      <w:start w:val="1"/>
-      <w:numFmt w:val="decimal"/>
-      <w:suff w:val="space"/>
-      <w:lvlText w:val="%1.%2.%3."/>
-      <w:lvlJc w:val="left"/>
-      <w:pPr>
-        <w:ind w:left="567" w:hanging="567"/>
-      </w:pPr>
-      <w:rPr>
-        <w:rFonts w:hint="default"/>
-      </w:rPr>
-    </w:lvl>
-    <w:lvl w:ilvl="3">
-      <w:start w:val="1"/>
-      <w:numFmt w:val="lowerLetter"/>
-      <w:suff w:val="space"/>
-      <w:lvlText w:val="%1.%2.%3.%4"/>
-      <w:lvlJc w:val="left"/>
-      <w:pPr>
-        <w:ind w:left="864" w:hanging="864"/>
-      </w:pPr>
-      <w:rPr>
-        <w:rFonts w:hint="default"/>
-      </w:rPr>
-    </w:lvl>
-    <w:lvl w:ilvl="4">
-      <w:start w:val="1"/>
-      <w:numFmt w:val="decimal"/>
-      <w:lvlText w:val="%1.%2.%3.%4.%5"/>
-      <w:lvlJc w:val="left"/>
-      <w:pPr>
-        <w:tabs>
-          <w:tab w:val="num" w:pos="1008"/>
-        </w:tabs>
-        <w:ind w:left="1008" w:hanging="1008"/>
-      </w:pPr>
-      <w:rPr>
-        <w:rFonts w:hint="default"/>
-      </w:rPr>
-    </w:lvl>
-    <w:lvl w:ilvl="5">
-      <w:start w:val="1"/>
-      <w:numFmt w:val="decimal"/>
-      <w:lvlText w:val="%1.%2.%3.%4.%5.%6"/>
-      <w:lvlJc w:val="left"/>
-      <w:pPr>
-        <w:tabs>
-          <w:tab w:val="num" w:pos="1152"/>
-        </w:tabs>
-        <w:ind w:left="1152" w:hanging="1152"/>
-      </w:pPr>
-      <w:rPr>
-        <w:rFonts w:hint="default"/>
-      </w:rPr>
-    </w:lvl>
-    <w:lvl w:ilvl="6">
-      <w:start w:val="1"/>
-      <w:numFmt w:val="decimal"/>
-      <w:lvlText w:val="%1.%2.%3.%4.%5.%6.%7"/>
-      <w:lvlJc w:val="left"/>
-      <w:pPr>
-        <w:tabs>
-          <w:tab w:val="num" w:pos="1296"/>
-        </w:tabs>
-        <w:ind w:left="1296" w:hanging="1296"/>
-      </w:pPr>
-      <w:rPr>
-        <w:rFonts w:hint="default"/>
-      </w:rPr>
-    </w:lvl>
-    <w:lvl w:ilvl="7">
-      <w:start w:val="1"/>
-      <w:numFmt w:val="decimal"/>
-      <w:lvlText w:val="%1.%2.%3.%4.%5.%6.%7.%8"/>
-      <w:lvlJc w:val="left"/>
-      <w:pPr>
-        <w:tabs>
-          <w:tab w:val="num" w:pos="1440"/>
-        </w:tabs>
-        <w:ind w:left="1440" w:hanging="1440"/>
-      </w:pPr>
-      <w:rPr>
-        <w:rFonts w:hint="default"/>
-      </w:rPr>
-    </w:lvl>
-    <w:lvl w:ilvl="8">
-      <w:start w:val="1"/>
-      <w:numFmt w:val="decimal"/>
-      <w:lvlText w:val="%1.%2.%3.%4.%5.%6.%7.%8.%9"/>
-      <w:lvlJc w:val="left"/>
-      <w:pPr>
-        <w:tabs>
-          <w:tab w:val="num" w:pos="1584"/>
-        </w:tabs>
-        <w:ind w:left="1584" w:hanging="1584"/>
-      </w:pPr>
-      <w:rPr>
-        <w:rFonts w:hint="default"/>
-      </w:rPr>
-    </w:lvl>
-  </w:abstractNum>
-  <w:abstractNum w:abstractNumId="45" w15:restartNumberingAfterBreak="0">
-    <w:nsid w:val="58B54FFC"/>
-    <w:multiLevelType w:val="multilevel"/>
-    <w:tmpl w:val="9426EFF0"/>
-    <w:lvl w:ilvl="0">
-      <w:start w:val="1"/>
-      <w:numFmt w:val="bullet"/>
-      <w:lvlText w:val=""/>
-      <w:lvlJc w:val="left"/>
-      <w:pPr>
-        <w:tabs>
-          <w:tab w:val="num" w:pos="360"/>
-        </w:tabs>
-        <w:ind w:left="360" w:hanging="360"/>
-      </w:pPr>
-      <w:rPr>
-        <w:rFonts w:ascii="Symbol" w:hAnsi="Symbol"/>
-      </w:rPr>
-    </w:lvl>
-    <w:lvl w:ilvl="1">
-      <w:start w:val="1"/>
-      <w:numFmt w:val="bullet"/>
-      <w:lvlText w:val="o"/>
-      <w:lvlJc w:val="left"/>
-      <w:pPr>
-        <w:tabs>
-          <w:tab w:val="num" w:pos="644"/>
-        </w:tabs>
-        <w:ind w:left="644" w:hanging="360"/>
-      </w:pPr>
-      <w:rPr>
-        <w:rFonts w:ascii="Courier New" w:hAnsi="Courier New" w:cs="Courier New" w:hint="default"/>
-      </w:rPr>
-    </w:lvl>
-    <w:lvl w:ilvl="2">
-      <w:start w:val="1"/>
-      <w:numFmt w:val="bullet"/>
-      <w:lvlText w:val=""/>
-      <w:lvlJc w:val="left"/>
-      <w:pPr>
-        <w:tabs>
-          <w:tab w:val="num" w:pos="752"/>
-        </w:tabs>
-        <w:ind w:left="752" w:hanging="360"/>
-      </w:pPr>
-      <w:rPr>
-        <w:rFonts w:ascii="Wingdings" w:hAnsi="Wingdings" w:hint="default"/>
-      </w:rPr>
-    </w:lvl>
-    <w:lvl w:ilvl="3">
-      <w:start w:val="1"/>
-      <w:numFmt w:val="bullet"/>
-      <w:lvlText w:val=""/>
-      <w:lvlJc w:val="left"/>
-      <w:pPr>
-        <w:tabs>
-          <w:tab w:val="num" w:pos="1472"/>
-        </w:tabs>
-        <w:ind w:left="1472" w:hanging="360"/>
-      </w:pPr>
-      <w:rPr>
-        <w:rFonts w:ascii="Symbol" w:hAnsi="Symbol" w:hint="default"/>
-      </w:rPr>
-    </w:lvl>
-    <w:lvl w:ilvl="4">
-      <w:start w:val="1"/>
-      <w:numFmt w:val="bullet"/>
-      <w:lvlText w:val="o"/>
-      <w:lvlJc w:val="left"/>
-      <w:pPr>
-        <w:tabs>
-          <w:tab w:val="num" w:pos="2192"/>
-        </w:tabs>
-        <w:ind w:left="2192" w:hanging="360"/>
-      </w:pPr>
-      <w:rPr>
-        <w:rFonts w:ascii="Courier New" w:hAnsi="Courier New" w:cs="Courier New" w:hint="default"/>
-      </w:rPr>
-    </w:lvl>
-    <w:lvl w:ilvl="5">
-      <w:start w:val="1"/>
-      <w:numFmt w:val="bullet"/>
-      <w:lvlText w:val=""/>
-      <w:lvlJc w:val="left"/>
-      <w:pPr>
-        <w:tabs>
-          <w:tab w:val="num" w:pos="2912"/>
-        </w:tabs>
-        <w:ind w:left="2912" w:hanging="360"/>
-      </w:pPr>
-      <w:rPr>
-        <w:rFonts w:ascii="Wingdings" w:hAnsi="Wingdings" w:hint="default"/>
-      </w:rPr>
-    </w:lvl>
-    <w:lvl w:ilvl="6">
-      <w:start w:val="1"/>
-      <w:numFmt w:val="bullet"/>
-      <w:lvlText w:val=""/>
-      <w:lvlJc w:val="left"/>
-      <w:pPr>
-        <w:tabs>
-          <w:tab w:val="num" w:pos="3632"/>
-        </w:tabs>
-        <w:ind w:left="3632" w:hanging="360"/>
-      </w:pPr>
-      <w:rPr>
-        <w:rFonts w:ascii="Symbol" w:hAnsi="Symbol" w:hint="default"/>
-      </w:rPr>
-    </w:lvl>
-    <w:lvl w:ilvl="7">
-      <w:start w:val="1"/>
-      <w:numFmt w:val="bullet"/>
-      <w:lvlText w:val="o"/>
-      <w:lvlJc w:val="left"/>
-      <w:pPr>
-        <w:tabs>
-          <w:tab w:val="num" w:pos="4352"/>
-        </w:tabs>
-        <w:ind w:left="4352" w:hanging="360"/>
-      </w:pPr>
-      <w:rPr>
-        <w:rFonts w:ascii="Courier New" w:hAnsi="Courier New" w:cs="Courier New" w:hint="default"/>
-      </w:rPr>
-    </w:lvl>
-    <w:lvl w:ilvl="8">
-      <w:start w:val="1"/>
-      <w:numFmt w:val="bullet"/>
-      <w:lvlText w:val=""/>
-      <w:lvlJc w:val="left"/>
-      <w:pPr>
-        <w:tabs>
-          <w:tab w:val="num" w:pos="5072"/>
-        </w:tabs>
-        <w:ind w:left="5072" w:hanging="360"/>
-      </w:pPr>
-      <w:rPr>
-        <w:rFonts w:ascii="Wingdings" w:hAnsi="Wingdings" w:hint="default"/>
-      </w:rPr>
-    </w:lvl>
-  </w:abstractNum>
-  <w:abstractNum w:abstractNumId="46" w15:restartNumberingAfterBreak="0">
-    <w:nsid w:val="5D165132"/>
-    <w:multiLevelType w:val="hybridMultilevel"/>
-    <w:tmpl w:val="627EDA7E"/>
-    <w:lvl w:ilvl="0" w:tplc="040E0001">
-      <w:start w:val="1"/>
-      <w:numFmt w:val="bullet"/>
-      <w:lvlText w:val=""/>
-      <w:lvlJc w:val="left"/>
-      <w:pPr>
-        <w:ind w:left="1287" w:hanging="360"/>
-      </w:pPr>
-      <w:rPr>
-        <w:rFonts w:ascii="Symbol" w:hAnsi="Symbol" w:hint="default"/>
-      </w:rPr>
-    </w:lvl>
-    <w:lvl w:ilvl="1" w:tplc="040E0003" w:tentative="1">
-      <w:start w:val="1"/>
-      <w:numFmt w:val="bullet"/>
-      <w:lvlText w:val="o"/>
-      <w:lvlJc w:val="left"/>
-      <w:pPr>
-        <w:ind w:left="2007" w:hanging="360"/>
-      </w:pPr>
-      <w:rPr>
-        <w:rFonts w:ascii="Courier New" w:hAnsi="Courier New" w:cs="Courier New" w:hint="default"/>
-      </w:rPr>
-    </w:lvl>
-    <w:lvl w:ilvl="2" w:tplc="040E0005" w:tentative="1">
-      <w:start w:val="1"/>
-      <w:numFmt w:val="bullet"/>
-      <w:lvlText w:val=""/>
-      <w:lvlJc w:val="left"/>
-      <w:pPr>
-        <w:ind w:left="2727" w:hanging="360"/>
-      </w:pPr>
-      <w:rPr>
-        <w:rFonts w:ascii="Wingdings" w:hAnsi="Wingdings" w:hint="default"/>
-      </w:rPr>
-    </w:lvl>
-    <w:lvl w:ilvl="3" w:tplc="040E0001" w:tentative="1">
-      <w:start w:val="1"/>
-      <w:numFmt w:val="bullet"/>
-      <w:lvlText w:val=""/>
-      <w:lvlJc w:val="left"/>
-      <w:pPr>
-        <w:ind w:left="3447" w:hanging="360"/>
-      </w:pPr>
-      <w:rPr>
-        <w:rFonts w:ascii="Symbol" w:hAnsi="Symbol" w:hint="default"/>
-      </w:rPr>
-    </w:lvl>
-    <w:lvl w:ilvl="4" w:tplc="040E0003" w:tentative="1">
-      <w:start w:val="1"/>
-      <w:numFmt w:val="bullet"/>
-      <w:lvlText w:val="o"/>
-      <w:lvlJc w:val="left"/>
-      <w:pPr>
-        <w:ind w:left="4167" w:hanging="360"/>
-      </w:pPr>
-      <w:rPr>
-        <w:rFonts w:ascii="Courier New" w:hAnsi="Courier New" w:cs="Courier New" w:hint="default"/>
-      </w:rPr>
-    </w:lvl>
-    <w:lvl w:ilvl="5" w:tplc="040E0005" w:tentative="1">
-      <w:start w:val="1"/>
-      <w:numFmt w:val="bullet"/>
-      <w:lvlText w:val=""/>
-      <w:lvlJc w:val="left"/>
-      <w:pPr>
-        <w:ind w:left="4887" w:hanging="360"/>
-      </w:pPr>
-      <w:rPr>
-        <w:rFonts w:ascii="Wingdings" w:hAnsi="Wingdings" w:hint="default"/>
-      </w:rPr>
-    </w:lvl>
-    <w:lvl w:ilvl="6" w:tplc="040E0001" w:tentative="1">
-      <w:start w:val="1"/>
-      <w:numFmt w:val="bullet"/>
-      <w:lvlText w:val=""/>
-      <w:lvlJc w:val="left"/>
-      <w:pPr>
-        <w:ind w:left="5607" w:hanging="360"/>
-      </w:pPr>
-      <w:rPr>
-        <w:rFonts w:ascii="Symbol" w:hAnsi="Symbol" w:hint="default"/>
-      </w:rPr>
-    </w:lvl>
-    <w:lvl w:ilvl="7" w:tplc="040E0003" w:tentative="1">
-      <w:start w:val="1"/>
-      <w:numFmt w:val="bullet"/>
-      <w:lvlText w:val="o"/>
-      <w:lvlJc w:val="left"/>
-      <w:pPr>
-        <w:ind w:left="6327" w:hanging="360"/>
-      </w:pPr>
-      <w:rPr>
-        <w:rFonts w:ascii="Courier New" w:hAnsi="Courier New" w:cs="Courier New" w:hint="default"/>
-      </w:rPr>
-    </w:lvl>
-    <w:lvl w:ilvl="8" w:tplc="040E0005" w:tentative="1">
-      <w:start w:val="1"/>
-      <w:numFmt w:val="bullet"/>
-      <w:lvlText w:val=""/>
-      <w:lvlJc w:val="left"/>
-      <w:pPr>
-        <w:ind w:left="7047" w:hanging="360"/>
-      </w:pPr>
-      <w:rPr>
-        <w:rFonts w:ascii="Wingdings" w:hAnsi="Wingdings" w:hint="default"/>
-      </w:rPr>
-    </w:lvl>
-  </w:abstractNum>
-  <w:abstractNum w:abstractNumId="47" w15:restartNumberingAfterBreak="0">
+  <w:abstractNum w:abstractNumId="12" w15:restartNumberingAfterBreak="0">
     <w:nsid w:val="5D4564CE"/>
     <w:multiLevelType w:val="singleLevel"/>
     <w:tmpl w:val="B0DC8E5C"/>
@@ -9953,215 +5220,7 @@
       </w:rPr>
     </w:lvl>
   </w:abstractNum>
-  <w:abstractNum w:abstractNumId="48" w15:restartNumberingAfterBreak="0">
-    <w:nsid w:val="5DCC1B4D"/>
-    <w:multiLevelType w:val="hybridMultilevel"/>
-    <w:tmpl w:val="2556DE64"/>
-    <w:lvl w:ilvl="0" w:tplc="040E0001">
-      <w:start w:val="1"/>
-      <w:numFmt w:val="bullet"/>
-      <w:lvlText w:val=""/>
-      <w:lvlJc w:val="left"/>
-      <w:pPr>
-        <w:ind w:left="720" w:hanging="360"/>
-      </w:pPr>
-      <w:rPr>
-        <w:rFonts w:ascii="Symbol" w:hAnsi="Symbol" w:hint="default"/>
-      </w:rPr>
-    </w:lvl>
-    <w:lvl w:ilvl="1" w:tplc="040E0003" w:tentative="1">
-      <w:start w:val="1"/>
-      <w:numFmt w:val="bullet"/>
-      <w:lvlText w:val="o"/>
-      <w:lvlJc w:val="left"/>
-      <w:pPr>
-        <w:ind w:left="1440" w:hanging="360"/>
-      </w:pPr>
-      <w:rPr>
-        <w:rFonts w:ascii="Courier New" w:hAnsi="Courier New" w:cs="Courier New" w:hint="default"/>
-      </w:rPr>
-    </w:lvl>
-    <w:lvl w:ilvl="2" w:tplc="040E0005" w:tentative="1">
-      <w:start w:val="1"/>
-      <w:numFmt w:val="bullet"/>
-      <w:lvlText w:val=""/>
-      <w:lvlJc w:val="left"/>
-      <w:pPr>
-        <w:ind w:left="2160" w:hanging="360"/>
-      </w:pPr>
-      <w:rPr>
-        <w:rFonts w:ascii="Wingdings" w:hAnsi="Wingdings" w:hint="default"/>
-      </w:rPr>
-    </w:lvl>
-    <w:lvl w:ilvl="3" w:tplc="040E0001" w:tentative="1">
-      <w:start w:val="1"/>
-      <w:numFmt w:val="bullet"/>
-      <w:lvlText w:val=""/>
-      <w:lvlJc w:val="left"/>
-      <w:pPr>
-        <w:ind w:left="2880" w:hanging="360"/>
-      </w:pPr>
-      <w:rPr>
-        <w:rFonts w:ascii="Symbol" w:hAnsi="Symbol" w:hint="default"/>
-      </w:rPr>
-    </w:lvl>
-    <w:lvl w:ilvl="4" w:tplc="040E0003" w:tentative="1">
-      <w:start w:val="1"/>
-      <w:numFmt w:val="bullet"/>
-      <w:lvlText w:val="o"/>
-      <w:lvlJc w:val="left"/>
-      <w:pPr>
-        <w:ind w:left="3600" w:hanging="360"/>
-      </w:pPr>
-      <w:rPr>
-        <w:rFonts w:ascii="Courier New" w:hAnsi="Courier New" w:cs="Courier New" w:hint="default"/>
-      </w:rPr>
-    </w:lvl>
-    <w:lvl w:ilvl="5" w:tplc="040E0005" w:tentative="1">
-      <w:start w:val="1"/>
-      <w:numFmt w:val="bullet"/>
-      <w:lvlText w:val=""/>
-      <w:lvlJc w:val="left"/>
-      <w:pPr>
-        <w:ind w:left="4320" w:hanging="360"/>
-      </w:pPr>
-      <w:rPr>
-        <w:rFonts w:ascii="Wingdings" w:hAnsi="Wingdings" w:hint="default"/>
-      </w:rPr>
-    </w:lvl>
-    <w:lvl w:ilvl="6" w:tplc="040E0001" w:tentative="1">
-      <w:start w:val="1"/>
-      <w:numFmt w:val="bullet"/>
-      <w:lvlText w:val=""/>
-      <w:lvlJc w:val="left"/>
-      <w:pPr>
-        <w:ind w:left="5040" w:hanging="360"/>
-      </w:pPr>
-      <w:rPr>
-        <w:rFonts w:ascii="Symbol" w:hAnsi="Symbol" w:hint="default"/>
-      </w:rPr>
-    </w:lvl>
-    <w:lvl w:ilvl="7" w:tplc="040E0003" w:tentative="1">
-      <w:start w:val="1"/>
-      <w:numFmt w:val="bullet"/>
-      <w:lvlText w:val="o"/>
-      <w:lvlJc w:val="left"/>
-      <w:pPr>
-        <w:ind w:left="5760" w:hanging="360"/>
-      </w:pPr>
-      <w:rPr>
-        <w:rFonts w:ascii="Courier New" w:hAnsi="Courier New" w:cs="Courier New" w:hint="default"/>
-      </w:rPr>
-    </w:lvl>
-    <w:lvl w:ilvl="8" w:tplc="040E0005" w:tentative="1">
-      <w:start w:val="1"/>
-      <w:numFmt w:val="bullet"/>
-      <w:lvlText w:val=""/>
-      <w:lvlJc w:val="left"/>
-      <w:pPr>
-        <w:ind w:left="6480" w:hanging="360"/>
-      </w:pPr>
-      <w:rPr>
-        <w:rFonts w:ascii="Wingdings" w:hAnsi="Wingdings" w:hint="default"/>
-      </w:rPr>
-    </w:lvl>
-  </w:abstractNum>
-  <w:abstractNum w:abstractNumId="49" w15:restartNumberingAfterBreak="0">
-    <w:nsid w:val="5F742962"/>
-    <w:multiLevelType w:val="multilevel"/>
-    <w:tmpl w:val="38CEC734"/>
-    <w:numStyleLink w:val="StlusFelsorolsSymbolszimblumBal0cm"/>
-  </w:abstractNum>
-  <w:abstractNum w:abstractNumId="50" w15:restartNumberingAfterBreak="0">
-    <w:nsid w:val="5FAC14CF"/>
-    <w:multiLevelType w:val="hybridMultilevel"/>
-    <w:tmpl w:val="F646A76E"/>
-    <w:lvl w:ilvl="0" w:tplc="040E000F">
-      <w:start w:val="1"/>
-      <w:numFmt w:val="decimal"/>
-      <w:lvlText w:val="%1."/>
-      <w:lvlJc w:val="left"/>
-      <w:pPr>
-        <w:ind w:left="720" w:hanging="360"/>
-      </w:pPr>
-      <w:rPr>
-        <w:rFonts w:hint="default"/>
-      </w:rPr>
-    </w:lvl>
-    <w:lvl w:ilvl="1" w:tplc="040E0019" w:tentative="1">
-      <w:start w:val="1"/>
-      <w:numFmt w:val="lowerLetter"/>
-      <w:lvlText w:val="%2."/>
-      <w:lvlJc w:val="left"/>
-      <w:pPr>
-        <w:ind w:left="1440" w:hanging="360"/>
-      </w:pPr>
-    </w:lvl>
-    <w:lvl w:ilvl="2" w:tplc="040E001B" w:tentative="1">
-      <w:start w:val="1"/>
-      <w:numFmt w:val="lowerRoman"/>
-      <w:lvlText w:val="%3."/>
-      <w:lvlJc w:val="right"/>
-      <w:pPr>
-        <w:ind w:left="2160" w:hanging="180"/>
-      </w:pPr>
-    </w:lvl>
-    <w:lvl w:ilvl="3" w:tplc="040E000F" w:tentative="1">
-      <w:start w:val="1"/>
-      <w:numFmt w:val="decimal"/>
-      <w:lvlText w:val="%4."/>
-      <w:lvlJc w:val="left"/>
-      <w:pPr>
-        <w:ind w:left="2880" w:hanging="360"/>
-      </w:pPr>
-    </w:lvl>
-    <w:lvl w:ilvl="4" w:tplc="040E0019" w:tentative="1">
-      <w:start w:val="1"/>
-      <w:numFmt w:val="lowerLetter"/>
-      <w:lvlText w:val="%5."/>
-      <w:lvlJc w:val="left"/>
-      <w:pPr>
-        <w:ind w:left="3600" w:hanging="360"/>
-      </w:pPr>
-    </w:lvl>
-    <w:lvl w:ilvl="5" w:tplc="040E001B" w:tentative="1">
-      <w:start w:val="1"/>
-      <w:numFmt w:val="lowerRoman"/>
-      <w:lvlText w:val="%6."/>
-      <w:lvlJc w:val="right"/>
-      <w:pPr>
-        <w:ind w:left="4320" w:hanging="180"/>
-      </w:pPr>
-    </w:lvl>
-    <w:lvl w:ilvl="6" w:tplc="040E000F" w:tentative="1">
-      <w:start w:val="1"/>
-      <w:numFmt w:val="decimal"/>
-      <w:lvlText w:val="%7."/>
-      <w:lvlJc w:val="left"/>
-      <w:pPr>
-        <w:ind w:left="5040" w:hanging="360"/>
-      </w:pPr>
-    </w:lvl>
-    <w:lvl w:ilvl="7" w:tplc="040E0019" w:tentative="1">
-      <w:start w:val="1"/>
-      <w:numFmt w:val="lowerLetter"/>
-      <w:lvlText w:val="%8."/>
-      <w:lvlJc w:val="left"/>
-      <w:pPr>
-        <w:ind w:left="5760" w:hanging="360"/>
-      </w:pPr>
-    </w:lvl>
-    <w:lvl w:ilvl="8" w:tplc="040E001B" w:tentative="1">
-      <w:start w:val="1"/>
-      <w:numFmt w:val="lowerRoman"/>
-      <w:lvlText w:val="%9."/>
-      <w:lvlJc w:val="right"/>
-      <w:pPr>
-        <w:ind w:left="6480" w:hanging="180"/>
-      </w:pPr>
-    </w:lvl>
-  </w:abstractNum>
-  <w:abstractNum w:abstractNumId="51" w15:restartNumberingAfterBreak="0">
+  <w:abstractNum w:abstractNumId="13" w15:restartNumberingAfterBreak="0">
     <w:nsid w:val="65AB1827"/>
     <w:multiLevelType w:val="singleLevel"/>
     <w:tmpl w:val="E5D6FDF6"/>
@@ -10182,405 +5241,7 @@
       </w:rPr>
     </w:lvl>
   </w:abstractNum>
-  <w:abstractNum w:abstractNumId="52" w15:restartNumberingAfterBreak="0">
-    <w:nsid w:val="6A2C6EE2"/>
-    <w:multiLevelType w:val="hybridMultilevel"/>
-    <w:tmpl w:val="43DA76BA"/>
-    <w:lvl w:ilvl="0" w:tplc="040E0001">
-      <w:start w:val="1"/>
-      <w:numFmt w:val="bullet"/>
-      <w:lvlText w:val=""/>
-      <w:lvlJc w:val="left"/>
-      <w:pPr>
-        <w:ind w:left="1287" w:hanging="360"/>
-      </w:pPr>
-      <w:rPr>
-        <w:rFonts w:ascii="Symbol" w:hAnsi="Symbol" w:hint="default"/>
-      </w:rPr>
-    </w:lvl>
-    <w:lvl w:ilvl="1" w:tplc="040E0003">
-      <w:start w:val="1"/>
-      <w:numFmt w:val="bullet"/>
-      <w:lvlText w:val="o"/>
-      <w:lvlJc w:val="left"/>
-      <w:pPr>
-        <w:ind w:left="2007" w:hanging="360"/>
-      </w:pPr>
-      <w:rPr>
-        <w:rFonts w:ascii="Courier New" w:hAnsi="Courier New" w:cs="Courier New" w:hint="default"/>
-      </w:rPr>
-    </w:lvl>
-    <w:lvl w:ilvl="2" w:tplc="040E0005" w:tentative="1">
-      <w:start w:val="1"/>
-      <w:numFmt w:val="bullet"/>
-      <w:lvlText w:val=""/>
-      <w:lvlJc w:val="left"/>
-      <w:pPr>
-        <w:ind w:left="2727" w:hanging="360"/>
-      </w:pPr>
-      <w:rPr>
-        <w:rFonts w:ascii="Wingdings" w:hAnsi="Wingdings" w:hint="default"/>
-      </w:rPr>
-    </w:lvl>
-    <w:lvl w:ilvl="3" w:tplc="040E0001" w:tentative="1">
-      <w:start w:val="1"/>
-      <w:numFmt w:val="bullet"/>
-      <w:lvlText w:val=""/>
-      <w:lvlJc w:val="left"/>
-      <w:pPr>
-        <w:ind w:left="3447" w:hanging="360"/>
-      </w:pPr>
-      <w:rPr>
-        <w:rFonts w:ascii="Symbol" w:hAnsi="Symbol" w:hint="default"/>
-      </w:rPr>
-    </w:lvl>
-    <w:lvl w:ilvl="4" w:tplc="040E0003" w:tentative="1">
-      <w:start w:val="1"/>
-      <w:numFmt w:val="bullet"/>
-      <w:lvlText w:val="o"/>
-      <w:lvlJc w:val="left"/>
-      <w:pPr>
-        <w:ind w:left="4167" w:hanging="360"/>
-      </w:pPr>
-      <w:rPr>
-        <w:rFonts w:ascii="Courier New" w:hAnsi="Courier New" w:cs="Courier New" w:hint="default"/>
-      </w:rPr>
-    </w:lvl>
-    <w:lvl w:ilvl="5" w:tplc="040E0005" w:tentative="1">
-      <w:start w:val="1"/>
-      <w:numFmt w:val="bullet"/>
-      <w:lvlText w:val=""/>
-      <w:lvlJc w:val="left"/>
-      <w:pPr>
-        <w:ind w:left="4887" w:hanging="360"/>
-      </w:pPr>
-      <w:rPr>
-        <w:rFonts w:ascii="Wingdings" w:hAnsi="Wingdings" w:hint="default"/>
-      </w:rPr>
-    </w:lvl>
-    <w:lvl w:ilvl="6" w:tplc="040E0001" w:tentative="1">
-      <w:start w:val="1"/>
-      <w:numFmt w:val="bullet"/>
-      <w:lvlText w:val=""/>
-      <w:lvlJc w:val="left"/>
-      <w:pPr>
-        <w:ind w:left="5607" w:hanging="360"/>
-      </w:pPr>
-      <w:rPr>
-        <w:rFonts w:ascii="Symbol" w:hAnsi="Symbol" w:hint="default"/>
-      </w:rPr>
-    </w:lvl>
-    <w:lvl w:ilvl="7" w:tplc="040E0003" w:tentative="1">
-      <w:start w:val="1"/>
-      <w:numFmt w:val="bullet"/>
-      <w:lvlText w:val="o"/>
-      <w:lvlJc w:val="left"/>
-      <w:pPr>
-        <w:ind w:left="6327" w:hanging="360"/>
-      </w:pPr>
-      <w:rPr>
-        <w:rFonts w:ascii="Courier New" w:hAnsi="Courier New" w:cs="Courier New" w:hint="default"/>
-      </w:rPr>
-    </w:lvl>
-    <w:lvl w:ilvl="8" w:tplc="040E0005" w:tentative="1">
-      <w:start w:val="1"/>
-      <w:numFmt w:val="bullet"/>
-      <w:lvlText w:val=""/>
-      <w:lvlJc w:val="left"/>
-      <w:pPr>
-        <w:ind w:left="7047" w:hanging="360"/>
-      </w:pPr>
-      <w:rPr>
-        <w:rFonts w:ascii="Wingdings" w:hAnsi="Wingdings" w:hint="default"/>
-      </w:rPr>
-    </w:lvl>
-  </w:abstractNum>
-  <w:abstractNum w:abstractNumId="53" w15:restartNumberingAfterBreak="0">
-    <w:nsid w:val="6B9D2F60"/>
-    <w:multiLevelType w:val="hybridMultilevel"/>
-    <w:tmpl w:val="F27287D4"/>
-    <w:lvl w:ilvl="0" w:tplc="1C4AA1BC">
-      <w:start w:val="1"/>
-      <w:numFmt w:val="decimal"/>
-      <w:lvlText w:val="%1."/>
-      <w:lvlJc w:val="left"/>
-      <w:pPr>
-        <w:ind w:left="1151" w:hanging="360"/>
-      </w:pPr>
-    </w:lvl>
-    <w:lvl w:ilvl="1" w:tplc="040E0019" w:tentative="1">
-      <w:start w:val="1"/>
-      <w:numFmt w:val="lowerLetter"/>
-      <w:lvlText w:val="%2."/>
-      <w:lvlJc w:val="left"/>
-      <w:pPr>
-        <w:ind w:left="1871" w:hanging="360"/>
-      </w:pPr>
-    </w:lvl>
-    <w:lvl w:ilvl="2" w:tplc="040E001B" w:tentative="1">
-      <w:start w:val="1"/>
-      <w:numFmt w:val="lowerRoman"/>
-      <w:lvlText w:val="%3."/>
-      <w:lvlJc w:val="right"/>
-      <w:pPr>
-        <w:ind w:left="2591" w:hanging="180"/>
-      </w:pPr>
-    </w:lvl>
-    <w:lvl w:ilvl="3" w:tplc="040E000F" w:tentative="1">
-      <w:start w:val="1"/>
-      <w:numFmt w:val="decimal"/>
-      <w:lvlText w:val="%4."/>
-      <w:lvlJc w:val="left"/>
-      <w:pPr>
-        <w:ind w:left="3311" w:hanging="360"/>
-      </w:pPr>
-    </w:lvl>
-    <w:lvl w:ilvl="4" w:tplc="040E0019" w:tentative="1">
-      <w:start w:val="1"/>
-      <w:numFmt w:val="lowerLetter"/>
-      <w:lvlText w:val="%5."/>
-      <w:lvlJc w:val="left"/>
-      <w:pPr>
-        <w:ind w:left="4031" w:hanging="360"/>
-      </w:pPr>
-    </w:lvl>
-    <w:lvl w:ilvl="5" w:tplc="040E001B" w:tentative="1">
-      <w:start w:val="1"/>
-      <w:numFmt w:val="lowerRoman"/>
-      <w:lvlText w:val="%6."/>
-      <w:lvlJc w:val="right"/>
-      <w:pPr>
-        <w:ind w:left="4751" w:hanging="180"/>
-      </w:pPr>
-    </w:lvl>
-    <w:lvl w:ilvl="6" w:tplc="040E000F" w:tentative="1">
-      <w:start w:val="1"/>
-      <w:numFmt w:val="decimal"/>
-      <w:lvlText w:val="%7."/>
-      <w:lvlJc w:val="left"/>
-      <w:pPr>
-        <w:ind w:left="5471" w:hanging="360"/>
-      </w:pPr>
-    </w:lvl>
-    <w:lvl w:ilvl="7" w:tplc="040E0019" w:tentative="1">
-      <w:start w:val="1"/>
-      <w:numFmt w:val="lowerLetter"/>
-      <w:lvlText w:val="%8."/>
-      <w:lvlJc w:val="left"/>
-      <w:pPr>
-        <w:ind w:left="6191" w:hanging="360"/>
-      </w:pPr>
-    </w:lvl>
-    <w:lvl w:ilvl="8" w:tplc="040E001B" w:tentative="1">
-      <w:start w:val="1"/>
-      <w:numFmt w:val="lowerRoman"/>
-      <w:lvlText w:val="%9."/>
-      <w:lvlJc w:val="right"/>
-      <w:pPr>
-        <w:ind w:left="6911" w:hanging="180"/>
-      </w:pPr>
-    </w:lvl>
-  </w:abstractNum>
-  <w:abstractNum w:abstractNumId="54" w15:restartNumberingAfterBreak="0">
-    <w:nsid w:val="6C5702E1"/>
-    <w:multiLevelType w:val="hybridMultilevel"/>
-    <w:tmpl w:val="41E2EB9C"/>
-    <w:lvl w:ilvl="0" w:tplc="040E000F">
-      <w:start w:val="1"/>
-      <w:numFmt w:val="decimal"/>
-      <w:lvlText w:val="%1."/>
-      <w:lvlJc w:val="left"/>
-      <w:pPr>
-        <w:ind w:left="720" w:hanging="360"/>
-      </w:pPr>
-    </w:lvl>
-    <w:lvl w:ilvl="1" w:tplc="040E0019" w:tentative="1">
-      <w:start w:val="1"/>
-      <w:numFmt w:val="lowerLetter"/>
-      <w:lvlText w:val="%2."/>
-      <w:lvlJc w:val="left"/>
-      <w:pPr>
-        <w:ind w:left="1440" w:hanging="360"/>
-      </w:pPr>
-    </w:lvl>
-    <w:lvl w:ilvl="2" w:tplc="040E001B" w:tentative="1">
-      <w:start w:val="1"/>
-      <w:numFmt w:val="lowerRoman"/>
-      <w:lvlText w:val="%3."/>
-      <w:lvlJc w:val="right"/>
-      <w:pPr>
-        <w:ind w:left="2160" w:hanging="180"/>
-      </w:pPr>
-    </w:lvl>
-    <w:lvl w:ilvl="3" w:tplc="040E000F" w:tentative="1">
-      <w:start w:val="1"/>
-      <w:numFmt w:val="decimal"/>
-      <w:lvlText w:val="%4."/>
-      <w:lvlJc w:val="left"/>
-      <w:pPr>
-        <w:ind w:left="2880" w:hanging="360"/>
-      </w:pPr>
-    </w:lvl>
-    <w:lvl w:ilvl="4" w:tplc="040E0019" w:tentative="1">
-      <w:start w:val="1"/>
-      <w:numFmt w:val="lowerLetter"/>
-      <w:lvlText w:val="%5."/>
-      <w:lvlJc w:val="left"/>
-      <w:pPr>
-        <w:ind w:left="3600" w:hanging="360"/>
-      </w:pPr>
-    </w:lvl>
-    <w:lvl w:ilvl="5" w:tplc="040E001B" w:tentative="1">
-      <w:start w:val="1"/>
-      <w:numFmt w:val="lowerRoman"/>
-      <w:lvlText w:val="%6."/>
-      <w:lvlJc w:val="right"/>
-      <w:pPr>
-        <w:ind w:left="4320" w:hanging="180"/>
-      </w:pPr>
-    </w:lvl>
-    <w:lvl w:ilvl="6" w:tplc="040E000F" w:tentative="1">
-      <w:start w:val="1"/>
-      <w:numFmt w:val="decimal"/>
-      <w:lvlText w:val="%7."/>
-      <w:lvlJc w:val="left"/>
-      <w:pPr>
-        <w:ind w:left="5040" w:hanging="360"/>
-      </w:pPr>
-    </w:lvl>
-    <w:lvl w:ilvl="7" w:tplc="040E0019" w:tentative="1">
-      <w:start w:val="1"/>
-      <w:numFmt w:val="lowerLetter"/>
-      <w:lvlText w:val="%8."/>
-      <w:lvlJc w:val="left"/>
-      <w:pPr>
-        <w:ind w:left="5760" w:hanging="360"/>
-      </w:pPr>
-    </w:lvl>
-    <w:lvl w:ilvl="8" w:tplc="040E001B" w:tentative="1">
-      <w:start w:val="1"/>
-      <w:numFmt w:val="lowerRoman"/>
-      <w:lvlText w:val="%9."/>
-      <w:lvlJc w:val="right"/>
-      <w:pPr>
-        <w:ind w:left="6480" w:hanging="180"/>
-      </w:pPr>
-    </w:lvl>
-  </w:abstractNum>
-  <w:abstractNum w:abstractNumId="55" w15:restartNumberingAfterBreak="0">
-    <w:nsid w:val="6D48271D"/>
-    <w:multiLevelType w:val="hybridMultilevel"/>
-    <w:tmpl w:val="A0F66CA6"/>
-    <w:lvl w:ilvl="0" w:tplc="040E000F">
-      <w:start w:val="1"/>
-      <w:numFmt w:val="decimal"/>
-      <w:lvlText w:val="%1."/>
-      <w:lvlJc w:val="left"/>
-      <w:pPr>
-        <w:tabs>
-          <w:tab w:val="num" w:pos="720"/>
-        </w:tabs>
-        <w:ind w:left="720" w:hanging="360"/>
-      </w:pPr>
-    </w:lvl>
-    <w:lvl w:ilvl="1" w:tplc="040E0019" w:tentative="1">
-      <w:start w:val="1"/>
-      <w:numFmt w:val="lowerLetter"/>
-      <w:lvlText w:val="%2."/>
-      <w:lvlJc w:val="left"/>
-      <w:pPr>
-        <w:tabs>
-          <w:tab w:val="num" w:pos="1440"/>
-        </w:tabs>
-        <w:ind w:left="1440" w:hanging="360"/>
-      </w:pPr>
-    </w:lvl>
-    <w:lvl w:ilvl="2" w:tplc="040E001B" w:tentative="1">
-      <w:start w:val="1"/>
-      <w:numFmt w:val="lowerRoman"/>
-      <w:lvlText w:val="%3."/>
-      <w:lvlJc w:val="right"/>
-      <w:pPr>
-        <w:tabs>
-          <w:tab w:val="num" w:pos="2160"/>
-        </w:tabs>
-        <w:ind w:left="2160" w:hanging="180"/>
-      </w:pPr>
-    </w:lvl>
-    <w:lvl w:ilvl="3" w:tplc="040E000F" w:tentative="1">
-      <w:start w:val="1"/>
-      <w:numFmt w:val="decimal"/>
-      <w:lvlText w:val="%4."/>
-      <w:lvlJc w:val="left"/>
-      <w:pPr>
-        <w:tabs>
-          <w:tab w:val="num" w:pos="2880"/>
-        </w:tabs>
-        <w:ind w:left="2880" w:hanging="360"/>
-      </w:pPr>
-    </w:lvl>
-    <w:lvl w:ilvl="4" w:tplc="040E0019" w:tentative="1">
-      <w:start w:val="1"/>
-      <w:numFmt w:val="lowerLetter"/>
-      <w:lvlText w:val="%5."/>
-      <w:lvlJc w:val="left"/>
-      <w:pPr>
-        <w:tabs>
-          <w:tab w:val="num" w:pos="3600"/>
-        </w:tabs>
-        <w:ind w:left="3600" w:hanging="360"/>
-      </w:pPr>
-    </w:lvl>
-    <w:lvl w:ilvl="5" w:tplc="040E001B" w:tentative="1">
-      <w:start w:val="1"/>
-      <w:numFmt w:val="lowerRoman"/>
-      <w:lvlText w:val="%6."/>
-      <w:lvlJc w:val="right"/>
-      <w:pPr>
-        <w:tabs>
-          <w:tab w:val="num" w:pos="4320"/>
-        </w:tabs>
-        <w:ind w:left="4320" w:hanging="180"/>
-      </w:pPr>
-    </w:lvl>
-    <w:lvl w:ilvl="6" w:tplc="040E000F" w:tentative="1">
-      <w:start w:val="1"/>
-      <w:numFmt w:val="decimal"/>
-      <w:lvlText w:val="%7."/>
-      <w:lvlJc w:val="left"/>
-      <w:pPr>
-        <w:tabs>
-          <w:tab w:val="num" w:pos="5040"/>
-        </w:tabs>
-        <w:ind w:left="5040" w:hanging="360"/>
-      </w:pPr>
-    </w:lvl>
-    <w:lvl w:ilvl="7" w:tplc="040E0019" w:tentative="1">
-      <w:start w:val="1"/>
-      <w:numFmt w:val="lowerLetter"/>
-      <w:lvlText w:val="%8."/>
-      <w:lvlJc w:val="left"/>
-      <w:pPr>
-        <w:tabs>
-          <w:tab w:val="num" w:pos="5760"/>
-        </w:tabs>
-        <w:ind w:left="5760" w:hanging="360"/>
-      </w:pPr>
-    </w:lvl>
-    <w:lvl w:ilvl="8" w:tplc="040E001B" w:tentative="1">
-      <w:start w:val="1"/>
-      <w:numFmt w:val="lowerRoman"/>
-      <w:lvlText w:val="%9."/>
-      <w:lvlJc w:val="right"/>
-      <w:pPr>
-        <w:tabs>
-          <w:tab w:val="num" w:pos="6480"/>
-        </w:tabs>
-        <w:ind w:left="6480" w:hanging="180"/>
-      </w:pPr>
-    </w:lvl>
-  </w:abstractNum>
-  <w:abstractNum w:abstractNumId="56" w15:restartNumberingAfterBreak="0">
+  <w:abstractNum w:abstractNumId="14" w15:restartNumberingAfterBreak="0">
     <w:nsid w:val="6DD6094E"/>
     <w:multiLevelType w:val="singleLevel"/>
     <w:tmpl w:val="60287924"/>
@@ -10601,7 +5262,7 @@
       </w:rPr>
     </w:lvl>
   </w:abstractNum>
-  <w:abstractNum w:abstractNumId="57" w15:restartNumberingAfterBreak="0">
+  <w:abstractNum w:abstractNumId="15" w15:restartNumberingAfterBreak="0">
     <w:nsid w:val="6EA20E74"/>
     <w:multiLevelType w:val="hybridMultilevel"/>
     <w:tmpl w:val="73BA487A"/>
@@ -10742,968 +5403,53 @@
       </w:rPr>
     </w:lvl>
   </w:abstractNum>
-  <w:abstractNum w:abstractNumId="58" w15:restartNumberingAfterBreak="0">
-    <w:nsid w:val="7522601D"/>
-    <w:multiLevelType w:val="hybridMultilevel"/>
-    <w:tmpl w:val="E5B29F4E"/>
-    <w:lvl w:ilvl="0" w:tplc="A11C2A86">
-      <w:start w:val="1"/>
-      <w:numFmt w:val="bullet"/>
-      <w:lvlText w:val=""/>
-      <w:lvlJc w:val="left"/>
-      <w:pPr>
-        <w:tabs>
-          <w:tab w:val="num" w:pos="720"/>
-        </w:tabs>
-        <w:ind w:left="720" w:hanging="360"/>
-      </w:pPr>
-      <w:rPr>
-        <w:rFonts w:ascii="Symbol" w:hAnsi="Symbol" w:hint="default"/>
-      </w:rPr>
-    </w:lvl>
-    <w:lvl w:ilvl="1" w:tplc="040E0003" w:tentative="1">
-      <w:start w:val="1"/>
-      <w:numFmt w:val="bullet"/>
-      <w:lvlText w:val="o"/>
-      <w:lvlJc w:val="left"/>
-      <w:pPr>
-        <w:tabs>
-          <w:tab w:val="num" w:pos="1440"/>
-        </w:tabs>
-        <w:ind w:left="1440" w:hanging="360"/>
-      </w:pPr>
-      <w:rPr>
-        <w:rFonts w:ascii="Courier New" w:hAnsi="Courier New" w:cs="Courier New" w:hint="default"/>
-      </w:rPr>
-    </w:lvl>
-    <w:lvl w:ilvl="2" w:tplc="040E0005" w:tentative="1">
-      <w:start w:val="1"/>
-      <w:numFmt w:val="bullet"/>
-      <w:lvlText w:val=""/>
-      <w:lvlJc w:val="left"/>
-      <w:pPr>
-        <w:tabs>
-          <w:tab w:val="num" w:pos="2160"/>
-        </w:tabs>
-        <w:ind w:left="2160" w:hanging="360"/>
-      </w:pPr>
-      <w:rPr>
-        <w:rFonts w:ascii="Wingdings" w:hAnsi="Wingdings" w:hint="default"/>
-      </w:rPr>
-    </w:lvl>
-    <w:lvl w:ilvl="3" w:tplc="040E0001" w:tentative="1">
-      <w:start w:val="1"/>
-      <w:numFmt w:val="bullet"/>
-      <w:lvlText w:val=""/>
-      <w:lvlJc w:val="left"/>
-      <w:pPr>
-        <w:tabs>
-          <w:tab w:val="num" w:pos="2880"/>
-        </w:tabs>
-        <w:ind w:left="2880" w:hanging="360"/>
-      </w:pPr>
-      <w:rPr>
-        <w:rFonts w:ascii="Symbol" w:hAnsi="Symbol" w:hint="default"/>
-      </w:rPr>
-    </w:lvl>
-    <w:lvl w:ilvl="4" w:tplc="040E0003" w:tentative="1">
-      <w:start w:val="1"/>
-      <w:numFmt w:val="bullet"/>
-      <w:lvlText w:val="o"/>
-      <w:lvlJc w:val="left"/>
-      <w:pPr>
-        <w:tabs>
-          <w:tab w:val="num" w:pos="3600"/>
-        </w:tabs>
-        <w:ind w:left="3600" w:hanging="360"/>
-      </w:pPr>
-      <w:rPr>
-        <w:rFonts w:ascii="Courier New" w:hAnsi="Courier New" w:cs="Courier New" w:hint="default"/>
-      </w:rPr>
-    </w:lvl>
-    <w:lvl w:ilvl="5" w:tplc="040E0005" w:tentative="1">
-      <w:start w:val="1"/>
-      <w:numFmt w:val="bullet"/>
-      <w:lvlText w:val=""/>
-      <w:lvlJc w:val="left"/>
-      <w:pPr>
-        <w:tabs>
-          <w:tab w:val="num" w:pos="4320"/>
-        </w:tabs>
-        <w:ind w:left="4320" w:hanging="360"/>
-      </w:pPr>
-      <w:rPr>
-        <w:rFonts w:ascii="Wingdings" w:hAnsi="Wingdings" w:hint="default"/>
-      </w:rPr>
-    </w:lvl>
-    <w:lvl w:ilvl="6" w:tplc="040E0001" w:tentative="1">
-      <w:start w:val="1"/>
-      <w:numFmt w:val="bullet"/>
-      <w:lvlText w:val=""/>
-      <w:lvlJc w:val="left"/>
-      <w:pPr>
-        <w:tabs>
-          <w:tab w:val="num" w:pos="5040"/>
-        </w:tabs>
-        <w:ind w:left="5040" w:hanging="360"/>
-      </w:pPr>
-      <w:rPr>
-        <w:rFonts w:ascii="Symbol" w:hAnsi="Symbol" w:hint="default"/>
-      </w:rPr>
-    </w:lvl>
-    <w:lvl w:ilvl="7" w:tplc="040E0003" w:tentative="1">
-      <w:start w:val="1"/>
-      <w:numFmt w:val="bullet"/>
-      <w:lvlText w:val="o"/>
-      <w:lvlJc w:val="left"/>
-      <w:pPr>
-        <w:tabs>
-          <w:tab w:val="num" w:pos="5760"/>
-        </w:tabs>
-        <w:ind w:left="5760" w:hanging="360"/>
-      </w:pPr>
-      <w:rPr>
-        <w:rFonts w:ascii="Courier New" w:hAnsi="Courier New" w:cs="Courier New" w:hint="default"/>
-      </w:rPr>
-    </w:lvl>
-    <w:lvl w:ilvl="8" w:tplc="040E0005" w:tentative="1">
-      <w:start w:val="1"/>
-      <w:numFmt w:val="bullet"/>
-      <w:lvlText w:val=""/>
-      <w:lvlJc w:val="left"/>
-      <w:pPr>
-        <w:tabs>
-          <w:tab w:val="num" w:pos="6480"/>
-        </w:tabs>
-        <w:ind w:left="6480" w:hanging="360"/>
-      </w:pPr>
-      <w:rPr>
-        <w:rFonts w:ascii="Wingdings" w:hAnsi="Wingdings" w:hint="default"/>
-      </w:rPr>
-    </w:lvl>
-  </w:abstractNum>
-  <w:abstractNum w:abstractNumId="59" w15:restartNumberingAfterBreak="0">
-    <w:nsid w:val="760560BF"/>
-    <w:multiLevelType w:val="multilevel"/>
-    <w:tmpl w:val="93ACC6E2"/>
-    <w:lvl w:ilvl="0">
-      <w:start w:val="1"/>
-      <w:numFmt w:val="bullet"/>
-      <w:lvlText w:val=""/>
-      <w:lvlJc w:val="left"/>
-      <w:pPr>
-        <w:tabs>
-          <w:tab w:val="num" w:pos="720"/>
-        </w:tabs>
-        <w:ind w:left="720" w:hanging="360"/>
-      </w:pPr>
-      <w:rPr>
-        <w:rFonts w:ascii="Symbol" w:hAnsi="Symbol" w:hint="default"/>
-        <w:sz w:val="20"/>
-      </w:rPr>
-    </w:lvl>
-    <w:lvl w:ilvl="1" w:tentative="1">
-      <w:start w:val="1"/>
-      <w:numFmt w:val="bullet"/>
-      <w:lvlText w:val="o"/>
-      <w:lvlJc w:val="left"/>
-      <w:pPr>
-        <w:tabs>
-          <w:tab w:val="num" w:pos="1440"/>
-        </w:tabs>
-        <w:ind w:left="1440" w:hanging="360"/>
-      </w:pPr>
-      <w:rPr>
-        <w:rFonts w:ascii="Courier New" w:hAnsi="Courier New" w:hint="default"/>
-        <w:sz w:val="20"/>
-      </w:rPr>
-    </w:lvl>
-    <w:lvl w:ilvl="2" w:tentative="1">
-      <w:start w:val="1"/>
-      <w:numFmt w:val="bullet"/>
-      <w:lvlText w:val=""/>
-      <w:lvlJc w:val="left"/>
-      <w:pPr>
-        <w:tabs>
-          <w:tab w:val="num" w:pos="2160"/>
-        </w:tabs>
-        <w:ind w:left="2160" w:hanging="360"/>
-      </w:pPr>
-      <w:rPr>
-        <w:rFonts w:ascii="Wingdings" w:hAnsi="Wingdings" w:hint="default"/>
-        <w:sz w:val="20"/>
-      </w:rPr>
-    </w:lvl>
-    <w:lvl w:ilvl="3" w:tentative="1">
-      <w:start w:val="1"/>
-      <w:numFmt w:val="bullet"/>
-      <w:lvlText w:val=""/>
-      <w:lvlJc w:val="left"/>
-      <w:pPr>
-        <w:tabs>
-          <w:tab w:val="num" w:pos="2880"/>
-        </w:tabs>
-        <w:ind w:left="2880" w:hanging="360"/>
-      </w:pPr>
-      <w:rPr>
-        <w:rFonts w:ascii="Wingdings" w:hAnsi="Wingdings" w:hint="default"/>
-        <w:sz w:val="20"/>
-      </w:rPr>
-    </w:lvl>
-    <w:lvl w:ilvl="4" w:tentative="1">
-      <w:start w:val="1"/>
-      <w:numFmt w:val="bullet"/>
-      <w:lvlText w:val=""/>
-      <w:lvlJc w:val="left"/>
-      <w:pPr>
-        <w:tabs>
-          <w:tab w:val="num" w:pos="3600"/>
-        </w:tabs>
-        <w:ind w:left="3600" w:hanging="360"/>
-      </w:pPr>
-      <w:rPr>
-        <w:rFonts w:ascii="Wingdings" w:hAnsi="Wingdings" w:hint="default"/>
-        <w:sz w:val="20"/>
-      </w:rPr>
-    </w:lvl>
-    <w:lvl w:ilvl="5" w:tentative="1">
-      <w:start w:val="1"/>
-      <w:numFmt w:val="bullet"/>
-      <w:lvlText w:val=""/>
-      <w:lvlJc w:val="left"/>
-      <w:pPr>
-        <w:tabs>
-          <w:tab w:val="num" w:pos="4320"/>
-        </w:tabs>
-        <w:ind w:left="4320" w:hanging="360"/>
-      </w:pPr>
-      <w:rPr>
-        <w:rFonts w:ascii="Wingdings" w:hAnsi="Wingdings" w:hint="default"/>
-        <w:sz w:val="20"/>
-      </w:rPr>
-    </w:lvl>
-    <w:lvl w:ilvl="6" w:tentative="1">
-      <w:start w:val="1"/>
-      <w:numFmt w:val="bullet"/>
-      <w:lvlText w:val=""/>
-      <w:lvlJc w:val="left"/>
-      <w:pPr>
-        <w:tabs>
-          <w:tab w:val="num" w:pos="5040"/>
-        </w:tabs>
-        <w:ind w:left="5040" w:hanging="360"/>
-      </w:pPr>
-      <w:rPr>
-        <w:rFonts w:ascii="Wingdings" w:hAnsi="Wingdings" w:hint="default"/>
-        <w:sz w:val="20"/>
-      </w:rPr>
-    </w:lvl>
-    <w:lvl w:ilvl="7" w:tentative="1">
-      <w:start w:val="1"/>
-      <w:numFmt w:val="bullet"/>
-      <w:lvlText w:val=""/>
-      <w:lvlJc w:val="left"/>
-      <w:pPr>
-        <w:tabs>
-          <w:tab w:val="num" w:pos="5760"/>
-        </w:tabs>
-        <w:ind w:left="5760" w:hanging="360"/>
-      </w:pPr>
-      <w:rPr>
-        <w:rFonts w:ascii="Wingdings" w:hAnsi="Wingdings" w:hint="default"/>
-        <w:sz w:val="20"/>
-      </w:rPr>
-    </w:lvl>
-    <w:lvl w:ilvl="8" w:tentative="1">
-      <w:start w:val="1"/>
-      <w:numFmt w:val="bullet"/>
-      <w:lvlText w:val=""/>
-      <w:lvlJc w:val="left"/>
-      <w:pPr>
-        <w:tabs>
-          <w:tab w:val="num" w:pos="6480"/>
-        </w:tabs>
-        <w:ind w:left="6480" w:hanging="360"/>
-      </w:pPr>
-      <w:rPr>
-        <w:rFonts w:ascii="Wingdings" w:hAnsi="Wingdings" w:hint="default"/>
-        <w:sz w:val="20"/>
-      </w:rPr>
-    </w:lvl>
-  </w:abstractNum>
-  <w:abstractNum w:abstractNumId="60" w15:restartNumberingAfterBreak="0">
-    <w:nsid w:val="761B4301"/>
-    <w:multiLevelType w:val="hybridMultilevel"/>
-    <w:tmpl w:val="9DA423AE"/>
-    <w:lvl w:ilvl="0" w:tplc="040E0001">
-      <w:start w:val="1"/>
-      <w:numFmt w:val="bullet"/>
-      <w:lvlText w:val=""/>
-      <w:lvlJc w:val="left"/>
-      <w:pPr>
-        <w:ind w:left="1080" w:hanging="360"/>
-      </w:pPr>
-      <w:rPr>
-        <w:rFonts w:ascii="Symbol" w:hAnsi="Symbol" w:hint="default"/>
-      </w:rPr>
-    </w:lvl>
-    <w:lvl w:ilvl="1" w:tplc="040E0003" w:tentative="1">
-      <w:start w:val="1"/>
-      <w:numFmt w:val="bullet"/>
-      <w:lvlText w:val="o"/>
-      <w:lvlJc w:val="left"/>
-      <w:pPr>
-        <w:ind w:left="1800" w:hanging="360"/>
-      </w:pPr>
-      <w:rPr>
-        <w:rFonts w:ascii="Courier New" w:hAnsi="Courier New" w:cs="Courier New" w:hint="default"/>
-      </w:rPr>
-    </w:lvl>
-    <w:lvl w:ilvl="2" w:tplc="040E0005" w:tentative="1">
-      <w:start w:val="1"/>
-      <w:numFmt w:val="bullet"/>
-      <w:lvlText w:val=""/>
-      <w:lvlJc w:val="left"/>
-      <w:pPr>
-        <w:ind w:left="2520" w:hanging="360"/>
-      </w:pPr>
-      <w:rPr>
-        <w:rFonts w:ascii="Wingdings" w:hAnsi="Wingdings" w:hint="default"/>
-      </w:rPr>
-    </w:lvl>
-    <w:lvl w:ilvl="3" w:tplc="040E0001" w:tentative="1">
-      <w:start w:val="1"/>
-      <w:numFmt w:val="bullet"/>
-      <w:lvlText w:val=""/>
-      <w:lvlJc w:val="left"/>
-      <w:pPr>
-        <w:ind w:left="3240" w:hanging="360"/>
-      </w:pPr>
-      <w:rPr>
-        <w:rFonts w:ascii="Symbol" w:hAnsi="Symbol" w:hint="default"/>
-      </w:rPr>
-    </w:lvl>
-    <w:lvl w:ilvl="4" w:tplc="040E0003" w:tentative="1">
-      <w:start w:val="1"/>
-      <w:numFmt w:val="bullet"/>
-      <w:lvlText w:val="o"/>
-      <w:lvlJc w:val="left"/>
-      <w:pPr>
-        <w:ind w:left="3960" w:hanging="360"/>
-      </w:pPr>
-      <w:rPr>
-        <w:rFonts w:ascii="Courier New" w:hAnsi="Courier New" w:cs="Courier New" w:hint="default"/>
-      </w:rPr>
-    </w:lvl>
-    <w:lvl w:ilvl="5" w:tplc="040E0005" w:tentative="1">
-      <w:start w:val="1"/>
-      <w:numFmt w:val="bullet"/>
-      <w:lvlText w:val=""/>
-      <w:lvlJc w:val="left"/>
-      <w:pPr>
-        <w:ind w:left="4680" w:hanging="360"/>
-      </w:pPr>
-      <w:rPr>
-        <w:rFonts w:ascii="Wingdings" w:hAnsi="Wingdings" w:hint="default"/>
-      </w:rPr>
-    </w:lvl>
-    <w:lvl w:ilvl="6" w:tplc="040E0001" w:tentative="1">
-      <w:start w:val="1"/>
-      <w:numFmt w:val="bullet"/>
-      <w:lvlText w:val=""/>
-      <w:lvlJc w:val="left"/>
-      <w:pPr>
-        <w:ind w:left="5400" w:hanging="360"/>
-      </w:pPr>
-      <w:rPr>
-        <w:rFonts w:ascii="Symbol" w:hAnsi="Symbol" w:hint="default"/>
-      </w:rPr>
-    </w:lvl>
-    <w:lvl w:ilvl="7" w:tplc="040E0003" w:tentative="1">
-      <w:start w:val="1"/>
-      <w:numFmt w:val="bullet"/>
-      <w:lvlText w:val="o"/>
-      <w:lvlJc w:val="left"/>
-      <w:pPr>
-        <w:ind w:left="6120" w:hanging="360"/>
-      </w:pPr>
-      <w:rPr>
-        <w:rFonts w:ascii="Courier New" w:hAnsi="Courier New" w:cs="Courier New" w:hint="default"/>
-      </w:rPr>
-    </w:lvl>
-    <w:lvl w:ilvl="8" w:tplc="040E0005" w:tentative="1">
-      <w:start w:val="1"/>
-      <w:numFmt w:val="bullet"/>
-      <w:lvlText w:val=""/>
-      <w:lvlJc w:val="left"/>
-      <w:pPr>
-        <w:ind w:left="6840" w:hanging="360"/>
-      </w:pPr>
-      <w:rPr>
-        <w:rFonts w:ascii="Wingdings" w:hAnsi="Wingdings" w:hint="default"/>
-      </w:rPr>
-    </w:lvl>
-  </w:abstractNum>
-  <w:abstractNum w:abstractNumId="61" w15:restartNumberingAfterBreak="0">
-    <w:nsid w:val="79993A85"/>
-    <w:multiLevelType w:val="hybridMultilevel"/>
-    <w:tmpl w:val="9CFE6D00"/>
-    <w:lvl w:ilvl="0" w:tplc="040E000F">
-      <w:start w:val="1"/>
-      <w:numFmt w:val="decimal"/>
-      <w:lvlText w:val="%1."/>
-      <w:lvlJc w:val="left"/>
-      <w:pPr>
-        <w:tabs>
-          <w:tab w:val="num" w:pos="1287"/>
-        </w:tabs>
-        <w:ind w:left="1287" w:hanging="360"/>
-      </w:pPr>
-    </w:lvl>
-    <w:lvl w:ilvl="1" w:tplc="040E0019" w:tentative="1">
-      <w:start w:val="1"/>
-      <w:numFmt w:val="lowerLetter"/>
-      <w:lvlText w:val="%2."/>
-      <w:lvlJc w:val="left"/>
-      <w:pPr>
-        <w:tabs>
-          <w:tab w:val="num" w:pos="2007"/>
-        </w:tabs>
-        <w:ind w:left="2007" w:hanging="360"/>
-      </w:pPr>
-    </w:lvl>
-    <w:lvl w:ilvl="2" w:tplc="040E001B" w:tentative="1">
-      <w:start w:val="1"/>
-      <w:numFmt w:val="lowerRoman"/>
-      <w:lvlText w:val="%3."/>
-      <w:lvlJc w:val="right"/>
-      <w:pPr>
-        <w:tabs>
-          <w:tab w:val="num" w:pos="2727"/>
-        </w:tabs>
-        <w:ind w:left="2727" w:hanging="180"/>
-      </w:pPr>
-    </w:lvl>
-    <w:lvl w:ilvl="3" w:tplc="040E000F" w:tentative="1">
-      <w:start w:val="1"/>
-      <w:numFmt w:val="decimal"/>
-      <w:lvlText w:val="%4."/>
-      <w:lvlJc w:val="left"/>
-      <w:pPr>
-        <w:tabs>
-          <w:tab w:val="num" w:pos="3447"/>
-        </w:tabs>
-        <w:ind w:left="3447" w:hanging="360"/>
-      </w:pPr>
-    </w:lvl>
-    <w:lvl w:ilvl="4" w:tplc="040E0019" w:tentative="1">
-      <w:start w:val="1"/>
-      <w:numFmt w:val="lowerLetter"/>
-      <w:lvlText w:val="%5."/>
-      <w:lvlJc w:val="left"/>
-      <w:pPr>
-        <w:tabs>
-          <w:tab w:val="num" w:pos="4167"/>
-        </w:tabs>
-        <w:ind w:left="4167" w:hanging="360"/>
-      </w:pPr>
-    </w:lvl>
-    <w:lvl w:ilvl="5" w:tplc="040E001B" w:tentative="1">
-      <w:start w:val="1"/>
-      <w:numFmt w:val="lowerRoman"/>
-      <w:lvlText w:val="%6."/>
-      <w:lvlJc w:val="right"/>
-      <w:pPr>
-        <w:tabs>
-          <w:tab w:val="num" w:pos="4887"/>
-        </w:tabs>
-        <w:ind w:left="4887" w:hanging="180"/>
-      </w:pPr>
-    </w:lvl>
-    <w:lvl w:ilvl="6" w:tplc="040E000F" w:tentative="1">
-      <w:start w:val="1"/>
-      <w:numFmt w:val="decimal"/>
-      <w:lvlText w:val="%7."/>
-      <w:lvlJc w:val="left"/>
-      <w:pPr>
-        <w:tabs>
-          <w:tab w:val="num" w:pos="5607"/>
-        </w:tabs>
-        <w:ind w:left="5607" w:hanging="360"/>
-      </w:pPr>
-    </w:lvl>
-    <w:lvl w:ilvl="7" w:tplc="040E0019" w:tentative="1">
-      <w:start w:val="1"/>
-      <w:numFmt w:val="lowerLetter"/>
-      <w:lvlText w:val="%8."/>
-      <w:lvlJc w:val="left"/>
-      <w:pPr>
-        <w:tabs>
-          <w:tab w:val="num" w:pos="6327"/>
-        </w:tabs>
-        <w:ind w:left="6327" w:hanging="360"/>
-      </w:pPr>
-    </w:lvl>
-    <w:lvl w:ilvl="8" w:tplc="040E001B" w:tentative="1">
-      <w:start w:val="1"/>
-      <w:numFmt w:val="lowerRoman"/>
-      <w:lvlText w:val="%9."/>
-      <w:lvlJc w:val="right"/>
-      <w:pPr>
-        <w:tabs>
-          <w:tab w:val="num" w:pos="7047"/>
-        </w:tabs>
-        <w:ind w:left="7047" w:hanging="180"/>
-      </w:pPr>
-    </w:lvl>
-  </w:abstractNum>
-  <w:abstractNum w:abstractNumId="62" w15:restartNumberingAfterBreak="0">
-    <w:nsid w:val="7AD76CDF"/>
-    <w:multiLevelType w:val="hybridMultilevel"/>
-    <w:tmpl w:val="F078B836"/>
-    <w:lvl w:ilvl="0" w:tplc="040E0001">
-      <w:start w:val="1"/>
-      <w:numFmt w:val="bullet"/>
-      <w:lvlText w:val=""/>
-      <w:lvlJc w:val="left"/>
-      <w:pPr>
-        <w:ind w:left="360" w:hanging="360"/>
-      </w:pPr>
-      <w:rPr>
-        <w:rFonts w:ascii="Symbol" w:hAnsi="Symbol" w:hint="default"/>
-      </w:rPr>
-    </w:lvl>
-    <w:lvl w:ilvl="1" w:tplc="040E0003" w:tentative="1">
-      <w:start w:val="1"/>
-      <w:numFmt w:val="bullet"/>
-      <w:lvlText w:val="o"/>
-      <w:lvlJc w:val="left"/>
-      <w:pPr>
-        <w:ind w:left="1080" w:hanging="360"/>
-      </w:pPr>
-      <w:rPr>
-        <w:rFonts w:ascii="Courier New" w:hAnsi="Courier New" w:cs="Courier New" w:hint="default"/>
-      </w:rPr>
-    </w:lvl>
-    <w:lvl w:ilvl="2" w:tplc="040E0005" w:tentative="1">
-      <w:start w:val="1"/>
-      <w:numFmt w:val="bullet"/>
-      <w:lvlText w:val=""/>
-      <w:lvlJc w:val="left"/>
-      <w:pPr>
-        <w:ind w:left="1800" w:hanging="360"/>
-      </w:pPr>
-      <w:rPr>
-        <w:rFonts w:ascii="Wingdings" w:hAnsi="Wingdings" w:hint="default"/>
-      </w:rPr>
-    </w:lvl>
-    <w:lvl w:ilvl="3" w:tplc="040E0001" w:tentative="1">
-      <w:start w:val="1"/>
-      <w:numFmt w:val="bullet"/>
-      <w:lvlText w:val=""/>
-      <w:lvlJc w:val="left"/>
-      <w:pPr>
-        <w:ind w:left="2520" w:hanging="360"/>
-      </w:pPr>
-      <w:rPr>
-        <w:rFonts w:ascii="Symbol" w:hAnsi="Symbol" w:hint="default"/>
-      </w:rPr>
-    </w:lvl>
-    <w:lvl w:ilvl="4" w:tplc="040E0003" w:tentative="1">
-      <w:start w:val="1"/>
-      <w:numFmt w:val="bullet"/>
-      <w:lvlText w:val="o"/>
-      <w:lvlJc w:val="left"/>
-      <w:pPr>
-        <w:ind w:left="3240" w:hanging="360"/>
-      </w:pPr>
-      <w:rPr>
-        <w:rFonts w:ascii="Courier New" w:hAnsi="Courier New" w:cs="Courier New" w:hint="default"/>
-      </w:rPr>
-    </w:lvl>
-    <w:lvl w:ilvl="5" w:tplc="040E0005" w:tentative="1">
-      <w:start w:val="1"/>
-      <w:numFmt w:val="bullet"/>
-      <w:lvlText w:val=""/>
-      <w:lvlJc w:val="left"/>
-      <w:pPr>
-        <w:ind w:left="3960" w:hanging="360"/>
-      </w:pPr>
-      <w:rPr>
-        <w:rFonts w:ascii="Wingdings" w:hAnsi="Wingdings" w:hint="default"/>
-      </w:rPr>
-    </w:lvl>
-    <w:lvl w:ilvl="6" w:tplc="040E0001" w:tentative="1">
-      <w:start w:val="1"/>
-      <w:numFmt w:val="bullet"/>
-      <w:lvlText w:val=""/>
-      <w:lvlJc w:val="left"/>
-      <w:pPr>
-        <w:ind w:left="4680" w:hanging="360"/>
-      </w:pPr>
-      <w:rPr>
-        <w:rFonts w:ascii="Symbol" w:hAnsi="Symbol" w:hint="default"/>
-      </w:rPr>
-    </w:lvl>
-    <w:lvl w:ilvl="7" w:tplc="040E0003" w:tentative="1">
-      <w:start w:val="1"/>
-      <w:numFmt w:val="bullet"/>
-      <w:lvlText w:val="o"/>
-      <w:lvlJc w:val="left"/>
-      <w:pPr>
-        <w:ind w:left="5400" w:hanging="360"/>
-      </w:pPr>
-      <w:rPr>
-        <w:rFonts w:ascii="Courier New" w:hAnsi="Courier New" w:cs="Courier New" w:hint="default"/>
-      </w:rPr>
-    </w:lvl>
-    <w:lvl w:ilvl="8" w:tplc="040E0005" w:tentative="1">
-      <w:start w:val="1"/>
-      <w:numFmt w:val="bullet"/>
-      <w:lvlText w:val=""/>
-      <w:lvlJc w:val="left"/>
-      <w:pPr>
-        <w:ind w:left="6120" w:hanging="360"/>
-      </w:pPr>
-      <w:rPr>
-        <w:rFonts w:ascii="Wingdings" w:hAnsi="Wingdings" w:hint="default"/>
-      </w:rPr>
-    </w:lvl>
-  </w:abstractNum>
-  <w:abstractNum w:abstractNumId="63" w15:restartNumberingAfterBreak="0">
-    <w:nsid w:val="7D8A6816"/>
-    <w:multiLevelType w:val="hybridMultilevel"/>
-    <w:tmpl w:val="D5A6D0B4"/>
-    <w:lvl w:ilvl="0" w:tplc="040E000F">
-      <w:start w:val="1"/>
-      <w:numFmt w:val="decimal"/>
-      <w:lvlText w:val="%1."/>
-      <w:lvlJc w:val="left"/>
-      <w:pPr>
-        <w:tabs>
-          <w:tab w:val="num" w:pos="720"/>
-        </w:tabs>
-        <w:ind w:left="720" w:hanging="360"/>
-      </w:pPr>
-    </w:lvl>
-    <w:lvl w:ilvl="1" w:tplc="040E0019" w:tentative="1">
-      <w:start w:val="1"/>
-      <w:numFmt w:val="lowerLetter"/>
-      <w:lvlText w:val="%2."/>
-      <w:lvlJc w:val="left"/>
-      <w:pPr>
-        <w:tabs>
-          <w:tab w:val="num" w:pos="1440"/>
-        </w:tabs>
-        <w:ind w:left="1440" w:hanging="360"/>
-      </w:pPr>
-    </w:lvl>
-    <w:lvl w:ilvl="2" w:tplc="040E001B" w:tentative="1">
-      <w:start w:val="1"/>
-      <w:numFmt w:val="lowerRoman"/>
-      <w:lvlText w:val="%3."/>
-      <w:lvlJc w:val="right"/>
-      <w:pPr>
-        <w:tabs>
-          <w:tab w:val="num" w:pos="2160"/>
-        </w:tabs>
-        <w:ind w:left="2160" w:hanging="180"/>
-      </w:pPr>
-    </w:lvl>
-    <w:lvl w:ilvl="3" w:tplc="040E000F" w:tentative="1">
-      <w:start w:val="1"/>
-      <w:numFmt w:val="decimal"/>
-      <w:lvlText w:val="%4."/>
-      <w:lvlJc w:val="left"/>
-      <w:pPr>
-        <w:tabs>
-          <w:tab w:val="num" w:pos="2880"/>
-        </w:tabs>
-        <w:ind w:left="2880" w:hanging="360"/>
-      </w:pPr>
-    </w:lvl>
-    <w:lvl w:ilvl="4" w:tplc="040E0019" w:tentative="1">
-      <w:start w:val="1"/>
-      <w:numFmt w:val="lowerLetter"/>
-      <w:lvlText w:val="%5."/>
-      <w:lvlJc w:val="left"/>
-      <w:pPr>
-        <w:tabs>
-          <w:tab w:val="num" w:pos="3600"/>
-        </w:tabs>
-        <w:ind w:left="3600" w:hanging="360"/>
-      </w:pPr>
-    </w:lvl>
-    <w:lvl w:ilvl="5" w:tplc="040E001B" w:tentative="1">
-      <w:start w:val="1"/>
-      <w:numFmt w:val="lowerRoman"/>
-      <w:lvlText w:val="%6."/>
-      <w:lvlJc w:val="right"/>
-      <w:pPr>
-        <w:tabs>
-          <w:tab w:val="num" w:pos="4320"/>
-        </w:tabs>
-        <w:ind w:left="4320" w:hanging="180"/>
-      </w:pPr>
-    </w:lvl>
-    <w:lvl w:ilvl="6" w:tplc="040E000F" w:tentative="1">
-      <w:start w:val="1"/>
-      <w:numFmt w:val="decimal"/>
-      <w:lvlText w:val="%7."/>
-      <w:lvlJc w:val="left"/>
-      <w:pPr>
-        <w:tabs>
-          <w:tab w:val="num" w:pos="5040"/>
-        </w:tabs>
-        <w:ind w:left="5040" w:hanging="360"/>
-      </w:pPr>
-    </w:lvl>
-    <w:lvl w:ilvl="7" w:tplc="040E0019" w:tentative="1">
-      <w:start w:val="1"/>
-      <w:numFmt w:val="lowerLetter"/>
-      <w:lvlText w:val="%8."/>
-      <w:lvlJc w:val="left"/>
-      <w:pPr>
-        <w:tabs>
-          <w:tab w:val="num" w:pos="5760"/>
-        </w:tabs>
-        <w:ind w:left="5760" w:hanging="360"/>
-      </w:pPr>
-    </w:lvl>
-    <w:lvl w:ilvl="8" w:tplc="040E001B" w:tentative="1">
-      <w:start w:val="1"/>
-      <w:numFmt w:val="lowerRoman"/>
-      <w:lvlText w:val="%9."/>
-      <w:lvlJc w:val="right"/>
-      <w:pPr>
-        <w:tabs>
-          <w:tab w:val="num" w:pos="6480"/>
-        </w:tabs>
-        <w:ind w:left="6480" w:hanging="180"/>
-      </w:pPr>
-    </w:lvl>
-  </w:abstractNum>
-  <w:num w:numId="1" w16cid:durableId="1996687119">
-    <w:abstractNumId w:val="44"/>
+  <w:num w:numId="1" w16cid:durableId="2112429073">
+    <w:abstractNumId w:val="13"/>
   </w:num>
-  <w:num w:numId="2" w16cid:durableId="2112429073">
-    <w:abstractNumId w:val="51"/>
+  <w:num w:numId="2" w16cid:durableId="1883662954">
+    <w:abstractNumId w:val="7"/>
   </w:num>
-  <w:num w:numId="3" w16cid:durableId="1883662954">
-    <w:abstractNumId w:val="31"/>
+  <w:num w:numId="3" w16cid:durableId="1877548678">
+    <w:abstractNumId w:val="2"/>
   </w:num>
-  <w:num w:numId="4" w16cid:durableId="1877548678">
+  <w:num w:numId="4" w16cid:durableId="1285229558">
+    <w:abstractNumId w:val="9"/>
+  </w:num>
+  <w:num w:numId="5" w16cid:durableId="1412459391">
+    <w:abstractNumId w:val="4"/>
+  </w:num>
+  <w:num w:numId="6" w16cid:durableId="1424650068">
     <w:abstractNumId w:val="8"/>
   </w:num>
-  <w:num w:numId="5" w16cid:durableId="1285229558">
-    <w:abstractNumId w:val="37"/>
+  <w:num w:numId="7" w16cid:durableId="263659096">
+    <w:abstractNumId w:val="10"/>
   </w:num>
-  <w:num w:numId="6" w16cid:durableId="1412459391">
+  <w:num w:numId="8" w16cid:durableId="783304305">
+    <w:abstractNumId w:val="3"/>
+  </w:num>
+  <w:num w:numId="9" w16cid:durableId="1330408966">
     <w:abstractNumId w:val="14"/>
   </w:num>
-  <w:num w:numId="7" w16cid:durableId="1424650068">
-    <w:abstractNumId w:val="32"/>
+  <w:num w:numId="10" w16cid:durableId="1145515287">
+    <w:abstractNumId w:val="1"/>
   </w:num>
-  <w:num w:numId="8" w16cid:durableId="263659096">
-    <w:abstractNumId w:val="39"/>
-  </w:num>
-  <w:num w:numId="9" w16cid:durableId="783304305">
+  <w:num w:numId="11" w16cid:durableId="768113261">
     <w:abstractNumId w:val="12"/>
   </w:num>
-  <w:num w:numId="10" w16cid:durableId="1330408966">
-    <w:abstractNumId w:val="56"/>
+  <w:num w:numId="12" w16cid:durableId="1566377056">
+    <w:abstractNumId w:val="15"/>
   </w:num>
-  <w:num w:numId="11" w16cid:durableId="1145515287">
-    <w:abstractNumId w:val="7"/>
+  <w:num w:numId="13" w16cid:durableId="117840135">
+    <w:abstractNumId w:val="11"/>
   </w:num>
-  <w:num w:numId="12" w16cid:durableId="768113261">
-    <w:abstractNumId w:val="47"/>
+  <w:num w:numId="14" w16cid:durableId="1140458068">
+    <w:abstractNumId w:val="0"/>
   </w:num>
-  <w:num w:numId="13" w16cid:durableId="1566377056">
-    <w:abstractNumId w:val="57"/>
-  </w:num>
-  <w:num w:numId="14" w16cid:durableId="117840135">
-    <w:abstractNumId w:val="42"/>
-  </w:num>
-  <w:num w:numId="15" w16cid:durableId="1745376456">
-    <w:abstractNumId w:val="63"/>
-  </w:num>
-  <w:num w:numId="16" w16cid:durableId="1963269313">
-    <w:abstractNumId w:val="58"/>
-  </w:num>
-  <w:num w:numId="17" w16cid:durableId="757024942">
-    <w:abstractNumId w:val="10"/>
-  </w:num>
-  <w:num w:numId="18" w16cid:durableId="2021618393">
-    <w:abstractNumId w:val="43"/>
-  </w:num>
-  <w:num w:numId="19" w16cid:durableId="1729575191">
-    <w:abstractNumId w:val="55"/>
-  </w:num>
-  <w:num w:numId="20" w16cid:durableId="6716214">
-    <w:abstractNumId w:val="33"/>
-  </w:num>
-  <w:num w:numId="21" w16cid:durableId="540244669">
-    <w:abstractNumId w:val="4"/>
-  </w:num>
-  <w:num w:numId="22" w16cid:durableId="790051816">
-    <w:abstractNumId w:val="20"/>
-  </w:num>
-  <w:num w:numId="23" w16cid:durableId="268901765">
-    <w:abstractNumId w:val="13"/>
-  </w:num>
-  <w:num w:numId="24" w16cid:durableId="394934759">
-    <w:abstractNumId w:val="61"/>
-  </w:num>
-  <w:num w:numId="25" w16cid:durableId="313680908">
-    <w:abstractNumId w:val="9"/>
-  </w:num>
-  <w:num w:numId="26" w16cid:durableId="394474719">
-    <w:abstractNumId w:val="26"/>
-  </w:num>
-  <w:num w:numId="27" w16cid:durableId="1939941761">
-    <w:abstractNumId w:val="50"/>
-  </w:num>
-  <w:num w:numId="28" w16cid:durableId="392044515">
-    <w:abstractNumId w:val="48"/>
-  </w:num>
-  <w:num w:numId="29" w16cid:durableId="1731073164">
-    <w:abstractNumId w:val="22"/>
-  </w:num>
-  <w:num w:numId="30" w16cid:durableId="816338250">
-    <w:abstractNumId w:val="21"/>
-  </w:num>
-  <w:num w:numId="31" w16cid:durableId="176620582">
-    <w:abstractNumId w:val="3"/>
-  </w:num>
-  <w:num w:numId="32" w16cid:durableId="1756432981">
-    <w:abstractNumId w:val="16"/>
-  </w:num>
-  <w:num w:numId="33" w16cid:durableId="272716096">
-    <w:abstractNumId w:val="18"/>
-  </w:num>
-  <w:num w:numId="34" w16cid:durableId="302470122">
-    <w:abstractNumId w:val="44"/>
-  </w:num>
-  <w:num w:numId="35" w16cid:durableId="1652296212">
-    <w:abstractNumId w:val="44"/>
-  </w:num>
-  <w:num w:numId="36" w16cid:durableId="661204943">
-    <w:abstractNumId w:val="34"/>
-  </w:num>
-  <w:num w:numId="37" w16cid:durableId="1392536691">
-    <w:abstractNumId w:val="44"/>
-  </w:num>
-  <w:num w:numId="38" w16cid:durableId="172189622">
-    <w:abstractNumId w:val="53"/>
-  </w:num>
-  <w:num w:numId="39" w16cid:durableId="35474542">
-    <w:abstractNumId w:val="41"/>
-  </w:num>
-  <w:num w:numId="40" w16cid:durableId="1226991732">
-    <w:abstractNumId w:val="29"/>
-  </w:num>
-  <w:num w:numId="41" w16cid:durableId="1140458068">
+  <w:num w:numId="15" w16cid:durableId="1332634634">
     <w:abstractNumId w:val="5"/>
   </w:num>
-  <w:num w:numId="42" w16cid:durableId="799570553">
-    <w:abstractNumId w:val="35"/>
-  </w:num>
-  <w:num w:numId="43" w16cid:durableId="1411583575">
-    <w:abstractNumId w:val="41"/>
-  </w:num>
-  <w:num w:numId="44" w16cid:durableId="1791777419">
-    <w:abstractNumId w:val="41"/>
-  </w:num>
-  <w:num w:numId="45" w16cid:durableId="146165891">
-    <w:abstractNumId w:val="41"/>
-  </w:num>
-  <w:num w:numId="46" w16cid:durableId="145391489">
-    <w:abstractNumId w:val="41"/>
-  </w:num>
-  <w:num w:numId="47" w16cid:durableId="2087727386">
-    <w:abstractNumId w:val="41"/>
-  </w:num>
-  <w:num w:numId="48" w16cid:durableId="1376345171">
-    <w:abstractNumId w:val="23"/>
-  </w:num>
-  <w:num w:numId="49" w16cid:durableId="780758629">
-    <w:abstractNumId w:val="49"/>
-  </w:num>
-  <w:num w:numId="50" w16cid:durableId="1363246131">
-    <w:abstractNumId w:val="41"/>
-  </w:num>
-  <w:num w:numId="51" w16cid:durableId="1987971028">
-    <w:abstractNumId w:val="15"/>
-  </w:num>
-  <w:num w:numId="52" w16cid:durableId="1443575481">
-    <w:abstractNumId w:val="41"/>
-  </w:num>
-  <w:num w:numId="53" w16cid:durableId="1401169157">
-    <w:abstractNumId w:val="38"/>
-  </w:num>
-  <w:num w:numId="54" w16cid:durableId="344938729">
-    <w:abstractNumId w:val="19"/>
-  </w:num>
-  <w:num w:numId="55" w16cid:durableId="146436536">
-    <w:abstractNumId w:val="30"/>
-  </w:num>
-  <w:num w:numId="56" w16cid:durableId="273174078">
-    <w:abstractNumId w:val="41"/>
-  </w:num>
-  <w:num w:numId="57" w16cid:durableId="1154299889">
-    <w:abstractNumId w:val="54"/>
-  </w:num>
-  <w:num w:numId="58" w16cid:durableId="443964702">
-    <w:abstractNumId w:val="52"/>
-  </w:num>
-  <w:num w:numId="59" w16cid:durableId="214583755">
-    <w:abstractNumId w:val="46"/>
-  </w:num>
-  <w:num w:numId="60" w16cid:durableId="1155803629">
-    <w:abstractNumId w:val="6"/>
-  </w:num>
-  <w:num w:numId="61" w16cid:durableId="40911752">
-    <w:abstractNumId w:val="62"/>
-  </w:num>
-  <w:num w:numId="62" w16cid:durableId="1709791564">
-    <w:abstractNumId w:val="2"/>
-  </w:num>
-  <w:num w:numId="63" w16cid:durableId="1176581478">
-    <w:abstractNumId w:val="17"/>
-  </w:num>
-  <w:num w:numId="64" w16cid:durableId="780220841">
-    <w:abstractNumId w:val="45"/>
-  </w:num>
-  <w:num w:numId="65" w16cid:durableId="930235293">
-    <w:abstractNumId w:val="24"/>
-  </w:num>
-  <w:num w:numId="66" w16cid:durableId="690183626">
-    <w:abstractNumId w:val="0"/>
-  </w:num>
-  <w:num w:numId="67" w16cid:durableId="1064835087">
-    <w:abstractNumId w:val="1"/>
-  </w:num>
-  <w:num w:numId="68" w16cid:durableId="1726021950">
-    <w:abstractNumId w:val="25"/>
-  </w:num>
-  <w:num w:numId="69" w16cid:durableId="1565489339">
-    <w:abstractNumId w:val="60"/>
-  </w:num>
-  <w:num w:numId="70" w16cid:durableId="148596079">
-    <w:abstractNumId w:val="36"/>
-  </w:num>
-  <w:num w:numId="71" w16cid:durableId="759760168">
-    <w:abstractNumId w:val="59"/>
-  </w:num>
-  <w:num w:numId="72" w16cid:durableId="1115252723">
-    <w:abstractNumId w:val="40"/>
-  </w:num>
-  <w:num w:numId="73" w16cid:durableId="1332634634">
-    <w:abstractNumId w:val="27"/>
-  </w:num>
-  <w:num w:numId="74" w16cid:durableId="395980638">
-    <w:abstractNumId w:val="27"/>
+  <w:num w:numId="16" w16cid:durableId="395980638">
+    <w:abstractNumId w:val="5"/>
     <w:lvlOverride w:ilvl="0">
       <w:startOverride w:val="1"/>
     </w:lvlOverride>
@@ -11732,109 +5478,16 @@
       <w:startOverride w:val="1"/>
     </w:lvlOverride>
   </w:num>
-  <w:num w:numId="75" w16cid:durableId="1724913622">
-    <w:abstractNumId w:val="27"/>
-    <w:lvlOverride w:ilvl="0">
-      <w:startOverride w:val="1"/>
-    </w:lvlOverride>
-    <w:lvlOverride w:ilvl="1">
-      <w:startOverride w:val="1"/>
-    </w:lvlOverride>
-    <w:lvlOverride w:ilvl="2">
-      <w:startOverride w:val="1"/>
-    </w:lvlOverride>
-    <w:lvlOverride w:ilvl="3">
-      <w:startOverride w:val="1"/>
-    </w:lvlOverride>
-    <w:lvlOverride w:ilvl="4">
-      <w:startOverride w:val="1"/>
-    </w:lvlOverride>
-    <w:lvlOverride w:ilvl="5">
-      <w:startOverride w:val="1"/>
-    </w:lvlOverride>
-    <w:lvlOverride w:ilvl="6">
-      <w:startOverride w:val="1"/>
-    </w:lvlOverride>
-    <w:lvlOverride w:ilvl="7">
-      <w:startOverride w:val="1"/>
-    </w:lvlOverride>
-    <w:lvlOverride w:ilvl="8">
-      <w:startOverride w:val="1"/>
-    </w:lvlOverride>
-  </w:num>
-  <w:num w:numId="76" w16cid:durableId="601839896">
-    <w:abstractNumId w:val="27"/>
-    <w:lvlOverride w:ilvl="0">
-      <w:startOverride w:val="1"/>
-    </w:lvlOverride>
-    <w:lvlOverride w:ilvl="1">
-      <w:startOverride w:val="1"/>
-    </w:lvlOverride>
-    <w:lvlOverride w:ilvl="2">
-      <w:startOverride w:val="1"/>
-    </w:lvlOverride>
-    <w:lvlOverride w:ilvl="3">
-      <w:startOverride w:val="1"/>
-    </w:lvlOverride>
-    <w:lvlOverride w:ilvl="4">
-      <w:startOverride w:val="1"/>
-    </w:lvlOverride>
-    <w:lvlOverride w:ilvl="5">
-      <w:startOverride w:val="1"/>
-    </w:lvlOverride>
-    <w:lvlOverride w:ilvl="6">
-      <w:startOverride w:val="1"/>
-    </w:lvlOverride>
-    <w:lvlOverride w:ilvl="7">
-      <w:startOverride w:val="1"/>
-    </w:lvlOverride>
-    <w:lvlOverride w:ilvl="8">
-      <w:startOverride w:val="1"/>
-    </w:lvlOverride>
-  </w:num>
-  <w:num w:numId="77" w16cid:durableId="2031637006">
-    <w:abstractNumId w:val="27"/>
+  <w:num w:numId="17" w16cid:durableId="2031637006">
+    <w:abstractNumId w:val="5"/>
     <w:lvlOverride w:ilvl="0">
       <w:startOverride w:val="3"/>
     </w:lvlOverride>
   </w:num>
-  <w:num w:numId="78" w16cid:durableId="847063025">
-    <w:abstractNumId w:val="11"/>
+  <w:num w:numId="18" w16cid:durableId="1994947119">
+    <w:abstractNumId w:val="6"/>
   </w:num>
-  <w:num w:numId="79" w16cid:durableId="1994947119">
-    <w:abstractNumId w:val="28"/>
-  </w:num>
-  <w:num w:numId="80" w16cid:durableId="119883181">
-    <w:abstractNumId w:val="27"/>
-    <w:lvlOverride w:ilvl="0">
-      <w:startOverride w:val="1"/>
-    </w:lvlOverride>
-    <w:lvlOverride w:ilvl="1">
-      <w:startOverride w:val="1"/>
-    </w:lvlOverride>
-    <w:lvlOverride w:ilvl="2">
-      <w:startOverride w:val="1"/>
-    </w:lvlOverride>
-    <w:lvlOverride w:ilvl="3">
-      <w:startOverride w:val="1"/>
-    </w:lvlOverride>
-    <w:lvlOverride w:ilvl="4">
-      <w:startOverride w:val="1"/>
-    </w:lvlOverride>
-    <w:lvlOverride w:ilvl="5">
-      <w:startOverride w:val="1"/>
-    </w:lvlOverride>
-    <w:lvlOverride w:ilvl="6">
-      <w:startOverride w:val="1"/>
-    </w:lvlOverride>
-    <w:lvlOverride w:ilvl="7">
-      <w:startOverride w:val="1"/>
-    </w:lvlOverride>
-    <w:lvlOverride w:ilvl="8">
-      <w:startOverride w:val="1"/>
-    </w:lvlOverride>
-  </w:num>
-  <w:numIdMacAtCleanup w:val="67"/>
+  <w:numIdMacAtCleanup w:val="18"/>
 </w:numbering>
 </file>
 
@@ -12250,7 +5903,7 @@
     <w:rsid w:val="00012FC4"/>
     <w:pPr>
       <w:numPr>
-        <w:numId w:val="73"/>
+        <w:numId w:val="15"/>
       </w:numPr>
       <w:tabs>
         <w:tab w:val="left" w:pos="284"/>
@@ -12277,7 +5930,7 @@
       <w:keepNext/>
       <w:numPr>
         <w:ilvl w:val="1"/>
-        <w:numId w:val="73"/>
+        <w:numId w:val="15"/>
       </w:numPr>
       <w:spacing w:before="240" w:after="240"/>
       <w:jc w:val="left"/>
@@ -12301,7 +5954,7 @@
       <w:keepNext/>
       <w:numPr>
         <w:ilvl w:val="2"/>
-        <w:numId w:val="73"/>
+        <w:numId w:val="15"/>
       </w:numPr>
       <w:spacing w:before="240"/>
       <w:jc w:val="left"/>
@@ -12324,7 +5977,7 @@
       <w:keepNext/>
       <w:numPr>
         <w:ilvl w:val="3"/>
-        <w:numId w:val="73"/>
+        <w:numId w:val="15"/>
       </w:numPr>
       <w:spacing w:before="480" w:after="240"/>
       <w:jc w:val="left"/>
@@ -12343,7 +5996,7 @@
     <w:pPr>
       <w:numPr>
         <w:ilvl w:val="4"/>
-        <w:numId w:val="73"/>
+        <w:numId w:val="15"/>
       </w:numPr>
       <w:tabs>
         <w:tab w:val="left" w:pos="284"/>
@@ -12361,7 +6014,7 @@
     <w:pPr>
       <w:numPr>
         <w:ilvl w:val="5"/>
-        <w:numId w:val="73"/>
+        <w:numId w:val="15"/>
       </w:numPr>
       <w:tabs>
         <w:tab w:val="left" w:pos="284"/>
@@ -12382,7 +6035,7 @@
     <w:pPr>
       <w:numPr>
         <w:ilvl w:val="6"/>
-        <w:numId w:val="73"/>
+        <w:numId w:val="15"/>
       </w:numPr>
       <w:tabs>
         <w:tab w:val="left" w:pos="284"/>
@@ -12403,7 +6056,7 @@
     <w:pPr>
       <w:numPr>
         <w:ilvl w:val="7"/>
-        <w:numId w:val="73"/>
+        <w:numId w:val="15"/>
       </w:numPr>
       <w:tabs>
         <w:tab w:val="left" w:pos="284"/>
@@ -12425,7 +6078,7 @@
     <w:pPr>
       <w:numPr>
         <w:ilvl w:val="8"/>
-        <w:numId w:val="73"/>
+        <w:numId w:val="15"/>
       </w:numPr>
       <w:tabs>
         <w:tab w:val="left" w:pos="284"/>
@@ -12542,7 +6195,7 @@
     <w:rsid w:val="00096E55"/>
     <w:pPr>
       <w:numPr>
-        <w:numId w:val="2"/>
+        <w:numId w:val="1"/>
       </w:numPr>
     </w:pPr>
   </w:style>
@@ -12778,7 +6431,7 @@
     <w:rsid w:val="00096E55"/>
     <w:pPr>
       <w:numPr>
-        <w:numId w:val="3"/>
+        <w:numId w:val="2"/>
       </w:numPr>
     </w:pPr>
   </w:style>
@@ -12805,7 +6458,7 @@
     <w:rsid w:val="00096E55"/>
     <w:pPr>
       <w:numPr>
-        <w:numId w:val="4"/>
+        <w:numId w:val="3"/>
       </w:numPr>
     </w:pPr>
   </w:style>
@@ -13201,7 +6854,7 @@
     <w:rsid w:val="00096E55"/>
     <w:pPr>
       <w:numPr>
-        <w:numId w:val="5"/>
+        <w:numId w:val="4"/>
       </w:numPr>
       <w:tabs>
         <w:tab w:val="clear" w:pos="972"/>
@@ -13238,7 +6891,7 @@
       <w:pageBreakBefore/>
       <w:numPr>
         <w:ilvl w:val="1"/>
-        <w:numId w:val="5"/>
+        <w:numId w:val="4"/>
       </w:numPr>
       <w:tabs>
         <w:tab w:val="clear" w:pos="1116"/>
@@ -13262,7 +6915,7 @@
     <w:pPr>
       <w:numPr>
         <w:ilvl w:val="2"/>
-        <w:numId w:val="5"/>
+        <w:numId w:val="4"/>
       </w:numPr>
       <w:tabs>
         <w:tab w:val="clear" w:pos="1260"/>
@@ -13282,7 +6935,7 @@
     <w:rsid w:val="00096E55"/>
     <w:pPr>
       <w:numPr>
-        <w:numId w:val="6"/>
+        <w:numId w:val="5"/>
       </w:numPr>
       <w:tabs>
         <w:tab w:val="clear" w:pos="753"/>
@@ -13307,7 +6960,7 @@
     <w:pPr>
       <w:numPr>
         <w:ilvl w:val="1"/>
-        <w:numId w:val="7"/>
+        <w:numId w:val="6"/>
       </w:numPr>
       <w:tabs>
         <w:tab w:val="clear" w:pos="1514"/>
@@ -13340,7 +6993,7 @@
     <w:pPr>
       <w:numPr>
         <w:ilvl w:val="1"/>
-        <w:numId w:val="8"/>
+        <w:numId w:val="7"/>
       </w:numPr>
       <w:tabs>
         <w:tab w:val="clear" w:pos="1514"/>
@@ -13631,7 +7284,7 @@
     <w:rsid w:val="00096E55"/>
     <w:pPr>
       <w:numPr>
-        <w:numId w:val="9"/>
+        <w:numId w:val="8"/>
       </w:numPr>
     </w:pPr>
   </w:style>
@@ -14211,7 +7864,7 @@
     <w:pPr>
       <w:keepNext/>
       <w:numPr>
-        <w:numId w:val="10"/>
+        <w:numId w:val="9"/>
       </w:numPr>
       <w:tabs>
         <w:tab w:val="clear" w:pos="360"/>
@@ -14599,7 +8252,7 @@
     <w:rsid w:val="00096E55"/>
     <w:pPr>
       <w:numPr>
-        <w:numId w:val="11"/>
+        <w:numId w:val="10"/>
       </w:numPr>
       <w:spacing w:before="40" w:after="80"/>
     </w:pPr>
@@ -14663,7 +8316,7 @@
     <w:pPr>
       <w:keepNext w:val="0"/>
       <w:numPr>
-        <w:numId w:val="12"/>
+        <w:numId w:val="11"/>
       </w:numPr>
       <w:tabs>
         <w:tab w:val="clear" w:pos="4820"/>
@@ -14730,7 +8383,7 @@
     <w:rsid w:val="00096E55"/>
     <w:pPr>
       <w:numPr>
-        <w:numId w:val="14"/>
+        <w:numId w:val="13"/>
       </w:numPr>
       <w:spacing w:before="40" w:after="40"/>
     </w:pPr>
@@ -14746,7 +8399,7 @@
     <w:rsid w:val="00096E55"/>
     <w:pPr>
       <w:numPr>
-        <w:numId w:val="13"/>
+        <w:numId w:val="12"/>
       </w:numPr>
       <w:spacing w:before="40" w:after="40"/>
     </w:pPr>
@@ -15819,7 +9472,7 @@
     <w:rsid w:val="0096614F"/>
     <w:pPr>
       <w:numPr>
-        <w:numId w:val="41"/>
+        <w:numId w:val="14"/>
       </w:numPr>
       <w:ind w:left="924" w:hanging="357"/>
     </w:pPr>
@@ -16254,6 +9907,19 @@
 </file>
 
 <file path=customXml/item3.xml><?xml version="1.0" encoding="utf-8"?>
+<b:Sources xmlns:b="http://schemas.openxmlformats.org/officeDocument/2006/bibliography" xmlns="http://schemas.openxmlformats.org/officeDocument/2006/bibliography" SelectedStyle="\APASixthEditionOfficeOnline.xsl" StyleName="APA" Version="6">
+  <b:Source>
+    <b:Tag>Wik</b:Tag>
+    <b:SourceType>InternetSite</b:SourceType>
+    <b:Guid>{16697C76-0C76-4525-AF0C-075A4612A8D9}</b:Guid>
+    <b:Title>Wikipedia</b:Title>
+    <b:URL>https://en.wikipedia.org/wiki/P%C3%A1l_Tur%C3%A1n</b:URL>
+    <b:RefOrder>1</b:RefOrder>
+  </b:Source>
+</b:Sources>
+</file>
+
+<file path=customXml/item4.xml><?xml version="1.0" encoding="utf-8"?>
 <ct:contentTypeSchema xmlns:ct="http://schemas.microsoft.com/office/2006/metadata/contentType" xmlns:ma="http://schemas.microsoft.com/office/2006/metadata/properties/metaAttributes" ct:_="" ma:_="" ma:contentTypeName="Dokumentum" ma:contentTypeID="0x0101004AB416A84405554882FA9C0780560AC5" ma:contentTypeVersion="8" ma:contentTypeDescription="Új dokumentum létrehozása." ma:contentTypeScope="" ma:versionID="70dbb861645a1dab260e94b06df826df">
   <xsd:schema xmlns:xsd="http://www.w3.org/2001/XMLSchema" xmlns:xs="http://www.w3.org/2001/XMLSchema" xmlns:p="http://schemas.microsoft.com/office/2006/metadata/properties" xmlns:ns2="caf02ee1-e14f-4b06-bb0b-0c878a7658fd" targetNamespace="http://schemas.microsoft.com/office/2006/metadata/properties" ma:root="true" ma:fieldsID="8c6b3ad8de36a2fa72ba8d12758a0aee" ns2:_="">
     <xsd:import namespace="caf02ee1-e14f-4b06-bb0b-0c878a7658fd"/>
@@ -16425,19 +10091,6 @@
 </ct:contentTypeSchema>
 </file>
 
-<file path=customXml/item4.xml><?xml version="1.0" encoding="utf-8"?>
-<b:Sources xmlns:b="http://schemas.openxmlformats.org/officeDocument/2006/bibliography" xmlns="http://schemas.openxmlformats.org/officeDocument/2006/bibliography" SelectedStyle="\APASixthEditionOfficeOnline.xsl" StyleName="APA" Version="6">
-  <b:Source>
-    <b:Tag>Wik</b:Tag>
-    <b:SourceType>InternetSite</b:SourceType>
-    <b:Guid>{16697C76-0C76-4525-AF0C-075A4612A8D9}</b:Guid>
-    <b:Title>Wikipedia</b:Title>
-    <b:URL>https://en.wikipedia.org/wiki/P%C3%A1l_Tur%C3%A1n</b:URL>
-    <b:RefOrder>1</b:RefOrder>
-  </b:Source>
-</b:Sources>
-</file>
-
 <file path=customXml/itemProps1.xml><?xml version="1.0" encoding="utf-8"?>
 <ds:datastoreItem xmlns:ds="http://schemas.openxmlformats.org/officeDocument/2006/customXml" ds:itemID="{1B1A6F22-916F-414E-A85A-D3FDA9DCA315}">
   <ds:schemaRefs>
@@ -16456,6 +10109,14 @@
 </file>
 
 <file path=customXml/itemProps3.xml><?xml version="1.0" encoding="utf-8"?>
+<ds:datastoreItem xmlns:ds="http://schemas.openxmlformats.org/officeDocument/2006/customXml" ds:itemID="{5A223188-475B-45FE-A476-732DD23212D7}">
+  <ds:schemaRefs>
+    <ds:schemaRef ds:uri="http://schemas.openxmlformats.org/officeDocument/2006/bibliography"/>
+  </ds:schemaRefs>
+</ds:datastoreItem>
+</file>
+
+<file path=customXml/itemProps4.xml><?xml version="1.0" encoding="utf-8"?>
 <ds:datastoreItem xmlns:ds="http://schemas.openxmlformats.org/officeDocument/2006/customXml" ds:itemID="{F68141AD-F6A2-442D-A622-C9E1E8CE24AF}">
   <ds:schemaRefs>
     <ds:schemaRef ds:uri="http://schemas.microsoft.com/office/2006/metadata/contentType"/>
@@ -16471,12 +10132,4 @@
     <ds:schemaRef ds:uri="http://schemas.microsoft.com/internal/obd"/>
   </ds:schemaRefs>
 </ds:datastoreItem>
-</file>
-
-<file path=customXml/itemProps4.xml><?xml version="1.0" encoding="utf-8"?>
-<ds:datastoreItem xmlns:ds="http://schemas.openxmlformats.org/officeDocument/2006/customXml" ds:itemID="{5A223188-475B-45FE-A476-732DD23212D7}">
-  <ds:schemaRefs>
-    <ds:schemaRef ds:uri="http://schemas.openxmlformats.org/officeDocument/2006/bibliography"/>
-  </ds:schemaRefs>
-</ds:datastoreItem>
 </file>